--- a/CU-REVISADOS/CU4_DASHBOARDTECNICO.docx
+++ b/CU-REVISADOS/CU4_DASHBOARDTECNICO.docx
@@ -8,13 +8,13 @@
         <w:spacing w:before="0" w:after="0"/>
         <w:rPr>
           <w:rFonts w:ascii="Times New Roman" w:hAnsi="Times New Roman" w:cs="Times New Roman"/>
-          <w:lang w:val="es-ES"/>
+          <w:lang w:val="es-GT"/>
         </w:rPr>
       </w:pPr>
       <w:r>
         <w:rPr>
           <w:rFonts w:ascii="Times New Roman" w:hAnsi="Times New Roman" w:cs="Times New Roman"/>
-          <w:lang w:val="es-ES"/>
+          <w:lang w:val="es-GT"/>
         </w:rPr>
         <w:t xml:space="preserve">Caso de Uso </w:t>
       </w:r>
@@ -42,33 +42,29 @@
     <w:p>
       <w:pPr>
         <w:pStyle w:val="ByLine"/>
-        <w:ind w:left="708" w:hanging="708"/>
+        <w:rPr>
+          <w:lang w:val="es-GT"/>
+        </w:rPr>
+      </w:pPr>
+      <w:proofErr w:type="spellStart"/>
+      <w:r>
         <w:rPr>
           <w:rFonts w:ascii="Times New Roman" w:hAnsi="Times New Roman" w:cs="Times New Roman"/>
           <w:sz w:val="36"/>
           <w:szCs w:val="36"/>
-          <w:lang w:val="es-ES"/>
-        </w:rPr>
-      </w:pPr>
-      <w:proofErr w:type="spellStart"/>
+          <w:lang w:val="es-GT"/>
+        </w:rPr>
+        <w:t>Dashboard</w:t>
+      </w:r>
+      <w:proofErr w:type="spellEnd"/>
       <w:r>
         <w:rPr>
           <w:rFonts w:ascii="Times New Roman" w:hAnsi="Times New Roman" w:cs="Times New Roman"/>
           <w:sz w:val="36"/>
           <w:szCs w:val="36"/>
-          <w:lang w:val="es-ES"/>
-        </w:rPr>
-        <w:t>Dashboard</w:t>
-      </w:r>
-      <w:proofErr w:type="spellEnd"/>
-      <w:r>
-        <w:rPr>
-          <w:rFonts w:ascii="Times New Roman" w:hAnsi="Times New Roman" w:cs="Times New Roman"/>
-          <w:sz w:val="36"/>
-          <w:szCs w:val="36"/>
-          <w:lang w:val="es-ES"/>
-        </w:rPr>
-        <w:t xml:space="preserve"> del Técnico</w:t>
+          <w:lang w:val="es-GT"/>
+        </w:rPr>
+        <w:t xml:space="preserve"> del Técnico de Soporte</w:t>
       </w:r>
     </w:p>
     <w:p>
@@ -81,7 +77,7 @@
       <w:r>
         <w:rPr>
           <w:rFonts w:ascii="Times New Roman" w:hAnsi="Times New Roman" w:cs="Times New Roman"/>
-          <w:lang w:val="es-ES"/>
+          <w:lang w:val="es-GT"/>
         </w:rPr>
         <w:t>Versión 1.0</w:t>
       </w:r>
@@ -90,32 +86,44 @@
       <w:pPr>
         <w:pStyle w:val="ByLine"/>
         <w:rPr>
+          <w:lang w:val="es-GT"/>
+        </w:rPr>
+      </w:pPr>
+      <w:r>
+        <w:rPr>
           <w:rFonts w:ascii="Times New Roman" w:hAnsi="Times New Roman" w:cs="Times New Roman"/>
-          <w:lang w:val="es-ES"/>
-        </w:rPr>
-      </w:pPr>
+          <w:lang w:val="es-GT"/>
+        </w:rPr>
+        <w:t>Elaborado por</w:t>
+      </w:r>
       <w:r>
         <w:rPr>
           <w:rFonts w:ascii="Times New Roman" w:hAnsi="Times New Roman" w:cs="Times New Roman"/>
-          <w:lang w:val="es-ES"/>
-        </w:rPr>
-        <w:t>Elaborado por Cindy Pú</w:t>
+          <w:lang w:val="es-GT"/>
+        </w:rPr>
+        <w:t xml:space="preserve"> Cindy Pú</w:t>
       </w:r>
     </w:p>
     <w:p>
       <w:pPr>
         <w:pStyle w:val="ByLine"/>
         <w:rPr>
+          <w:lang w:val="es-GT"/>
+        </w:rPr>
+      </w:pPr>
+      <w:r>
+        <w:rPr>
           <w:rFonts w:ascii="Times New Roman" w:hAnsi="Times New Roman" w:cs="Times New Roman"/>
-          <w:lang w:val="es-GT" w:eastAsia="en-US"/>
-        </w:rPr>
-      </w:pPr>
+          <w:lang w:val="es-GT"/>
+        </w:rPr>
+        <w:t>Fecha Elaboración</w:t>
+      </w:r>
       <w:r>
         <w:rPr>
           <w:rFonts w:ascii="Times New Roman" w:hAnsi="Times New Roman" w:cs="Times New Roman"/>
-          <w:lang w:val="es-GT" w:eastAsia="en-US"/>
-        </w:rPr>
-        <w:t>Fecha Elaboración 22/08/2026</w:t>
+          <w:lang w:val="es-GT"/>
+        </w:rPr>
+        <w:t xml:space="preserve"> 30/08/2026</w:t>
       </w:r>
     </w:p>
     <w:p>
@@ -124,17 +132,17 @@
         <w:jc w:val="left"/>
         <w:rPr>
           <w:rFonts w:ascii="Times New Roman" w:hAnsi="Times New Roman" w:cs="Times New Roman"/>
-          <w:b w:val="0"/>
           <w:sz w:val="28"/>
-          <w:lang w:val="es-GT" w:eastAsia="en-US"/>
+          <w:szCs w:val="28"/>
+          <w:lang w:val="es-GT"/>
         </w:rPr>
       </w:pPr>
       <w:r>
         <w:rPr>
           <w:rFonts w:ascii="Times New Roman" w:hAnsi="Times New Roman" w:cs="Times New Roman"/>
-          <w:b w:val="0"/>
           <w:sz w:val="28"/>
-          <w:lang w:val="es-GT" w:eastAsia="en-US"/>
+          <w:szCs w:val="28"/>
+          <w:lang w:val="es-GT"/>
         </w:rPr>
         <w:t>Historial Revisiones</w:t>
       </w:r>
@@ -143,7 +151,7 @@
       <w:tblPr>
         <w:tblW w:w="8613" w:type="dxa"/>
         <w:tblLayout w:type="fixed"/>
-        <w:tblLook w:val="0000" w:firstRow="0" w:lastRow="0" w:firstColumn="0" w:lastColumn="0" w:noHBand="0" w:noVBand="0"/>
+        <w:tblLook w:val="04A0" w:firstRow="1" w:lastRow="0" w:firstColumn="1" w:lastColumn="0" w:noHBand="0" w:noVBand="1"/>
       </w:tblPr>
       <w:tblGrid>
         <w:gridCol w:w="2160"/>
@@ -997,95 +1005,62 @@
         </w:tc>
       </w:tr>
     </w:tbl>
+    <w:p/>
+    <w:p/>
+    <w:p/>
+    <w:p/>
+    <w:p/>
+    <w:p/>
+    <w:p/>
+    <w:p/>
     <w:p>
       <w:pPr>
-        <w:jc w:val="center"/>
-        <w:rPr>
-          <w:b/>
-          <w:sz w:val="28"/>
-          <w:lang w:val="es-GT" w:eastAsia="en-US"/>
-        </w:rPr>
-      </w:pPr>
+        <w:pStyle w:val="Ttulo1"/>
+        <w:spacing w:before="300" w:after="160"/>
+      </w:pPr>
+      <w:r>
+        <w:lastRenderedPageBreak/>
+        <w:t>1. Introducción</w:t>
+      </w:r>
     </w:p>
     <w:p>
       <w:pPr>
-        <w:pStyle w:val="NormalWeb"/>
-        <w:spacing w:line="360" w:lineRule="auto"/>
-        <w:ind w:right="300"/>
-        <w:rPr>
-          <w:b/>
-          <w:bCs/>
-          <w:sz w:val="27"/>
-          <w:szCs w:val="27"/>
-          <w:lang w:val="es-ES_tradnl" w:eastAsia="en-US"/>
-        </w:rPr>
-      </w:pPr>
+        <w:pStyle w:val="Ttulo1"/>
+        <w:spacing w:before="300" w:after="160"/>
+      </w:pPr>
+      <w:r>
+        <w:t>1.1 Descripción</w:t>
+      </w:r>
     </w:p>
     <w:p>
       <w:pPr>
-        <w:pStyle w:val="NormalWeb"/>
-        <w:spacing w:line="360" w:lineRule="auto"/>
-        <w:ind w:right="300"/>
-        <w:rPr>
-          <w:b/>
-          <w:bCs/>
-          <w:sz w:val="27"/>
-          <w:szCs w:val="27"/>
-          <w:lang w:val="es-ES_tradnl"/>
-        </w:rPr>
-      </w:pPr>
+        <w:spacing w:after="120" w:line="276" w:lineRule="auto"/>
+      </w:pPr>
+      <w:r>
+        <w:rPr>
+          <w:rFonts w:eastAsia="Calibri"/>
+          <w:sz w:val="22"/>
+          <w:szCs w:val="22"/>
+        </w:rPr>
+        <w:t>El presente documento describe el panel principal al que ingresa el Técnico de Soporte luego de iniciar sesión en el sistema, desde el cual consulta los casos que el sistema le asignó para su atención, conoce su carga de trabajo y accede a la atención de c</w:t>
+      </w:r>
+      <w:r>
+        <w:rPr>
+          <w:rFonts w:eastAsia="Calibri"/>
+          <w:sz w:val="22"/>
+          <w:szCs w:val="22"/>
+        </w:rPr>
+        <w:t>ada uno de ellos.</w:t>
+      </w:r>
     </w:p>
     <w:p>
       <w:pPr>
-        <w:pStyle w:val="NormalWeb"/>
-        <w:spacing w:line="360" w:lineRule="auto"/>
-        <w:ind w:right="300"/>
-        <w:rPr>
-          <w:b/>
-          <w:bCs/>
-          <w:sz w:val="27"/>
-          <w:szCs w:val="27"/>
-          <w:lang w:val="es-ES_tradnl"/>
-        </w:rPr>
-      </w:pPr>
-    </w:p>
-    <w:p>
-      <w:pPr>
-        <w:pStyle w:val="Ttulo1"/>
-        <w:spacing w:before="300" w:after="160"/>
-      </w:pPr>
-      <w:r>
-        <w:lastRenderedPageBreak/>
-        <w:t>1. Introducción</w:t>
-      </w:r>
-    </w:p>
-    <w:p>
-      <w:pPr>
-        <w:pStyle w:val="Ttulo1"/>
-        <w:spacing w:before="300" w:after="160"/>
-      </w:pPr>
-      <w:r>
-        <w:t>1.1 Descripción</w:t>
-      </w:r>
-    </w:p>
-    <w:p>
-      <w:pPr>
-        <w:spacing w:after="120"/>
-      </w:pPr>
-      <w:r>
-        <w:t>El presente documento describe el panel principal al que ingresa el Técnico de Soporte luego de iniciar sesión en el sistema, desde el cual consulta los casos que el sistema le asignó para su atención, conoce su carga de trabajo y revisa el detalle de cada uno de ellos.</w:t>
-      </w:r>
-    </w:p>
-    <w:p>
-      <w:pPr>
         <w:spacing w:before="200" w:after="100"/>
         <w:rPr>
           <w:sz w:val="28"/>
           <w:szCs w:val="28"/>
         </w:rPr>
       </w:pPr>
-      <w:bookmarkStart w:id="0" w:name="_Hlk235644657"/>
-      <w:bookmarkEnd w:id="0"/>
       <w:r>
         <w:rPr>
           <w:b/>
@@ -1098,23 +1073,23 @@
     </w:p>
     <w:p>
       <w:pPr>
-        <w:pStyle w:val="Ttulo1"/>
-        <w:spacing w:before="300" w:after="160"/>
-        <w:rPr>
-          <w:b w:val="0"/>
-          <w:bCs w:val="0"/>
-          <w:sz w:val="24"/>
-          <w:szCs w:val="24"/>
-        </w:rPr>
-      </w:pPr>
-      <w:r>
-        <w:rPr>
-          <w:b w:val="0"/>
-          <w:bCs w:val="0"/>
-          <w:sz w:val="24"/>
-          <w:szCs w:val="24"/>
-        </w:rPr>
-        <w:t>Proporcionar al técnico una visión inmediata de los casos que tiene bajo su responsabilidad y del tiempo del que dispone para atenderlos, de manera que pueda ordenar su trabajo priorizando aquellos casos que se encuentran próximos a vencer.</w:t>
+        <w:spacing w:after="120" w:line="276" w:lineRule="auto"/>
+      </w:pPr>
+      <w:r>
+        <w:rPr>
+          <w:rFonts w:eastAsia="Calibri"/>
+          <w:sz w:val="22"/>
+          <w:szCs w:val="22"/>
+        </w:rPr>
+        <w:t>Proporcionar al técnico una visión inmediata de los casos que tiene bajo su responsabilidad y del tiempo del que dispone para atenderlos, de manera que pueda ordenar su trabajo priorizando aquellos casos que se encuentran pró</w:t>
+      </w:r>
+      <w:r>
+        <w:rPr>
+          <w:rFonts w:eastAsia="Calibri"/>
+          <w:sz w:val="22"/>
+          <w:szCs w:val="22"/>
+        </w:rPr>
+        <w:t>ximos a vencer.</w:t>
       </w:r>
     </w:p>
     <w:p>
@@ -1147,9 +1122,17 @@
           <w:numId w:val="6"/>
         </w:numPr>
         <w:spacing w:after="80"/>
-      </w:pPr>
-      <w:r>
-        <w:t>Sistema Informático (actor principal)</w:t>
+        <w:rPr>
+          <w:sz w:val="22"/>
+          <w:szCs w:val="22"/>
+        </w:rPr>
+      </w:pPr>
+      <w:r>
+        <w:rPr>
+          <w:sz w:val="22"/>
+          <w:szCs w:val="22"/>
+        </w:rPr>
+        <w:t>Técnico de Soporte</w:t>
       </w:r>
     </w:p>
     <w:p>
@@ -1160,17 +1143,18 @@
           <w:numId w:val="6"/>
         </w:numPr>
         <w:spacing w:after="80"/>
-      </w:pPr>
-      <w:r>
-        <w:t>Técnico de Soporte (actor secundario)</w:t>
-      </w:r>
-    </w:p>
-    <w:p>
-      <w:pPr>
-        <w:pStyle w:val="Prrafodelista"/>
-        <w:spacing w:after="80"/>
-        <w:ind w:left="720"/>
-      </w:pPr>
+        <w:rPr>
+          <w:sz w:val="22"/>
+          <w:szCs w:val="22"/>
+        </w:rPr>
+      </w:pPr>
+      <w:r>
+        <w:rPr>
+          <w:sz w:val="22"/>
+          <w:szCs w:val="22"/>
+        </w:rPr>
+        <w:t>Sistema Informático</w:t>
+      </w:r>
     </w:p>
     <w:p>
       <w:pPr>
@@ -1187,41 +1171,66 @@
     </w:p>
     <w:p>
       <w:pPr>
+        <w:pStyle w:val="Prrafodelista"/>
         <w:numPr>
           <w:ilvl w:val="2"/>
           <w:numId w:val="6"/>
         </w:numPr>
-      </w:pPr>
-      <w:r>
+        <w:spacing w:after="80"/>
+        <w:rPr>
+          <w:sz w:val="22"/>
+          <w:szCs w:val="22"/>
+        </w:rPr>
+      </w:pPr>
+      <w:r>
+        <w:rPr>
+          <w:sz w:val="22"/>
+          <w:szCs w:val="22"/>
+        </w:rPr>
         <w:t>El usuario debe estar previamente registrado en el sistema con el rol de Técnico de Soporte.</w:t>
       </w:r>
     </w:p>
     <w:p>
       <w:pPr>
+        <w:pStyle w:val="Prrafodelista"/>
         <w:numPr>
           <w:ilvl w:val="2"/>
           <w:numId w:val="6"/>
         </w:numPr>
-      </w:pPr>
-      <w:r>
+        <w:spacing w:after="80"/>
+        <w:rPr>
+          <w:sz w:val="22"/>
+          <w:szCs w:val="22"/>
+        </w:rPr>
+      </w:pPr>
+      <w:r>
+        <w:rPr>
+          <w:sz w:val="22"/>
+          <w:szCs w:val="22"/>
+        </w:rPr>
         <w:t>El usuario debe haber iniciado sesión. (Ver caso de uso “Inicio de Sesión”).</w:t>
       </w:r>
     </w:p>
     <w:p>
       <w:pPr>
+        <w:pStyle w:val="Prrafodelista"/>
         <w:numPr>
           <w:ilvl w:val="2"/>
           <w:numId w:val="6"/>
         </w:numPr>
-      </w:pPr>
-      <w:r>
+        <w:spacing w:after="80"/>
+        <w:rPr>
+          <w:sz w:val="22"/>
+          <w:szCs w:val="22"/>
+        </w:rPr>
+      </w:pPr>
+      <w:r>
+        <w:rPr>
+          <w:sz w:val="22"/>
+          <w:szCs w:val="22"/>
+        </w:rPr>
         <w:t>El sistema debe haber asignado previamente los casos al técnico. (Ver caso de uso “Asignación de Solicitudes”).</w:t>
       </w:r>
-    </w:p>
-    <w:p>
-      <w:pPr>
-        <w:ind w:left="720"/>
-      </w:pPr>
     </w:p>
     <w:p>
       <w:pPr>
@@ -1243,18 +1252,34 @@
           <w:ilvl w:val="2"/>
           <w:numId w:val="6"/>
         </w:numPr>
-        <w:spacing w:after="80" w:line="276" w:lineRule="auto"/>
-      </w:pPr>
-      <w:r>
+        <w:spacing w:after="80"/>
+        <w:rPr>
+          <w:sz w:val="22"/>
+          <w:szCs w:val="22"/>
+        </w:rPr>
+      </w:pPr>
+      <w:r>
+        <w:rPr>
+          <w:sz w:val="22"/>
+          <w:szCs w:val="22"/>
+        </w:rPr>
         <w:t xml:space="preserve">El sistema muestra el </w:t>
       </w:r>
       <w:proofErr w:type="spellStart"/>
       <w:r>
+        <w:rPr>
+          <w:sz w:val="22"/>
+          <w:szCs w:val="22"/>
+        </w:rPr>
         <w:t>Dashboard</w:t>
       </w:r>
       <w:proofErr w:type="spellEnd"/>
       <w:r>
-        <w:t xml:space="preserve"> del Técnico de Soporte.</w:t>
+        <w:rPr>
+          <w:sz w:val="22"/>
+          <w:szCs w:val="22"/>
+        </w:rPr>
+        <w:t xml:space="preserve"> del Técnico de Soporte con la opción “Mis casos” seleccionada en el menú lateral.</w:t>
       </w:r>
     </w:p>
     <w:p>
@@ -1264,10 +1289,25 @@
           <w:ilvl w:val="2"/>
           <w:numId w:val="6"/>
         </w:numPr>
-        <w:spacing w:after="80" w:line="276" w:lineRule="auto"/>
-      </w:pPr>
-      <w:r>
-        <w:t>El sistema despliega en el área principal el mensaje de bienvenida con el nombre del técnico. RN01</w:t>
+        <w:spacing w:after="80"/>
+        <w:rPr>
+          <w:sz w:val="22"/>
+          <w:szCs w:val="22"/>
+        </w:rPr>
+      </w:pPr>
+      <w:r>
+        <w:rPr>
+          <w:sz w:val="22"/>
+          <w:szCs w:val="22"/>
+        </w:rPr>
+        <w:t>El sistema</w:t>
+      </w:r>
+      <w:r>
+        <w:rPr>
+          <w:sz w:val="22"/>
+          <w:szCs w:val="22"/>
+        </w:rPr>
+        <w:t xml:space="preserve"> muestra la pantalla “Mis casos” con el texto “Casos que el sistema te asignó automáticamente.”</w:t>
       </w:r>
     </w:p>
     <w:p>
@@ -1277,10 +1317,90 @@
           <w:ilvl w:val="2"/>
           <w:numId w:val="6"/>
         </w:numPr>
-        <w:spacing w:after="80" w:line="276" w:lineRule="auto"/>
-      </w:pPr>
-      <w:r>
-        <w:t>El sistema despliega en el menú lateral las opciones: Inicio y Mis casos.</w:t>
+        <w:spacing w:after="80"/>
+        <w:rPr>
+          <w:sz w:val="22"/>
+          <w:szCs w:val="22"/>
+        </w:rPr>
+      </w:pPr>
+      <w:r>
+        <w:rPr>
+          <w:sz w:val="22"/>
+          <w:szCs w:val="22"/>
+        </w:rPr>
+        <w:t xml:space="preserve">El sistema muestra los indicadores de la carga de trabajo del técnico: </w:t>
+      </w:r>
+      <w:r>
+        <w:rPr>
+          <w:b/>
+          <w:bCs/>
+          <w:sz w:val="22"/>
+          <w:szCs w:val="22"/>
+        </w:rPr>
+        <w:t>RN01</w:t>
+      </w:r>
+    </w:p>
+    <w:p>
+      <w:pPr>
+        <w:pStyle w:val="Prrafodelista"/>
+        <w:numPr>
+          <w:ilvl w:val="0"/>
+          <w:numId w:val="5"/>
+        </w:numPr>
+        <w:spacing w:after="80"/>
+        <w:rPr>
+          <w:sz w:val="22"/>
+          <w:szCs w:val="22"/>
+        </w:rPr>
+      </w:pPr>
+      <w:r>
+        <w:rPr>
+          <w:sz w:val="22"/>
+          <w:szCs w:val="22"/>
+        </w:rPr>
+        <w:t>Carga actual</w:t>
+      </w:r>
+    </w:p>
+    <w:p>
+      <w:pPr>
+        <w:pStyle w:val="Prrafodelista"/>
+        <w:numPr>
+          <w:ilvl w:val="0"/>
+          <w:numId w:val="5"/>
+        </w:numPr>
+        <w:spacing w:after="80"/>
+        <w:rPr>
+          <w:sz w:val="22"/>
+          <w:szCs w:val="22"/>
+        </w:rPr>
+      </w:pPr>
+      <w:r>
+        <w:rPr>
+          <w:sz w:val="22"/>
+          <w:szCs w:val="22"/>
+        </w:rPr>
+        <w:t>Vencen hoy</w:t>
+      </w:r>
+    </w:p>
+    <w:p>
+      <w:pPr>
+        <w:pStyle w:val="Prrafodelista"/>
+        <w:numPr>
+          <w:ilvl w:val="0"/>
+          <w:numId w:val="5"/>
+        </w:numPr>
+        <w:spacing w:after="80"/>
+        <w:rPr>
+          <w:sz w:val="22"/>
+          <w:szCs w:val="22"/>
+        </w:rPr>
+      </w:pPr>
+      <w:r>
+        <w:rPr>
+          <w:sz w:val="22"/>
+          <w:szCs w:val="22"/>
+        </w:rPr>
+        <w:t>Vencidos</w:t>
       </w:r>
     </w:p>
     <w:p>
@@ -1290,10 +1410,34 @@
           <w:ilvl w:val="2"/>
           <w:numId w:val="6"/>
         </w:numPr>
-        <w:spacing w:after="80" w:line="276" w:lineRule="auto"/>
-      </w:pPr>
-      <w:r>
-        <w:t>El sistema muestra en la parte inferior del menú lateral la opción “Cerrar sesión”, el nombre del técnico y el rol con el que ingresó. RN02</w:t>
+        <w:spacing w:after="80"/>
+        <w:rPr>
+          <w:sz w:val="22"/>
+          <w:szCs w:val="22"/>
+        </w:rPr>
+      </w:pPr>
+      <w:r>
+        <w:rPr>
+          <w:sz w:val="22"/>
+          <w:szCs w:val="22"/>
+        </w:rPr>
+        <w:t>El sistema consulta los casos que le fueron asignad</w:t>
+      </w:r>
+      <w:r>
+        <w:rPr>
+          <w:sz w:val="22"/>
+          <w:szCs w:val="22"/>
+        </w:rPr>
+        <w:t xml:space="preserve">os y que aún no han concluido. </w:t>
+      </w:r>
+      <w:r>
+        <w:rPr>
+          <w:b/>
+          <w:bCs/>
+          <w:sz w:val="22"/>
+          <w:szCs w:val="22"/>
+        </w:rPr>
+        <w:t>RN02, FA01, FA02</w:t>
       </w:r>
     </w:p>
     <w:p>
@@ -1303,10 +1447,211 @@
           <w:ilvl w:val="2"/>
           <w:numId w:val="6"/>
         </w:numPr>
-        <w:spacing w:after="80" w:line="276" w:lineRule="auto"/>
-      </w:pPr>
-      <w:r>
-        <w:t>El usuario selecciona una de las opciones del menú lateral. FA01, FA02, FA03</w:t>
+        <w:spacing w:after="80"/>
+        <w:rPr>
+          <w:sz w:val="22"/>
+          <w:szCs w:val="22"/>
+        </w:rPr>
+      </w:pPr>
+      <w:r>
+        <w:rPr>
+          <w:sz w:val="22"/>
+          <w:szCs w:val="22"/>
+        </w:rPr>
+        <w:t xml:space="preserve">El sistema muestra una tabla con la siguiente información: </w:t>
+      </w:r>
+      <w:r>
+        <w:rPr>
+          <w:b/>
+          <w:bCs/>
+          <w:sz w:val="22"/>
+          <w:szCs w:val="22"/>
+        </w:rPr>
+        <w:t>RN03</w:t>
+      </w:r>
+    </w:p>
+    <w:p>
+      <w:pPr>
+        <w:pStyle w:val="Prrafodelista"/>
+        <w:numPr>
+          <w:ilvl w:val="0"/>
+          <w:numId w:val="5"/>
+        </w:numPr>
+        <w:spacing w:after="80"/>
+        <w:rPr>
+          <w:sz w:val="22"/>
+          <w:szCs w:val="22"/>
+        </w:rPr>
+      </w:pPr>
+      <w:r>
+        <w:rPr>
+          <w:sz w:val="22"/>
+          <w:szCs w:val="22"/>
+        </w:rPr>
+        <w:t>Boleta</w:t>
+      </w:r>
+    </w:p>
+    <w:p>
+      <w:pPr>
+        <w:pStyle w:val="Prrafodelista"/>
+        <w:numPr>
+          <w:ilvl w:val="0"/>
+          <w:numId w:val="5"/>
+        </w:numPr>
+        <w:spacing w:after="80"/>
+        <w:rPr>
+          <w:sz w:val="22"/>
+          <w:szCs w:val="22"/>
+        </w:rPr>
+      </w:pPr>
+      <w:r>
+        <w:rPr>
+          <w:sz w:val="22"/>
+          <w:szCs w:val="22"/>
+        </w:rPr>
+        <w:t>Tipo</w:t>
+      </w:r>
+    </w:p>
+    <w:p>
+      <w:pPr>
+        <w:pStyle w:val="Prrafodelista"/>
+        <w:numPr>
+          <w:ilvl w:val="0"/>
+          <w:numId w:val="5"/>
+        </w:numPr>
+        <w:spacing w:after="80"/>
+        <w:rPr>
+          <w:sz w:val="22"/>
+          <w:szCs w:val="22"/>
+        </w:rPr>
+      </w:pPr>
+      <w:r>
+        <w:rPr>
+          <w:sz w:val="22"/>
+          <w:szCs w:val="22"/>
+        </w:rPr>
+        <w:t>Asunto</w:t>
+      </w:r>
+    </w:p>
+    <w:p>
+      <w:pPr>
+        <w:pStyle w:val="Prrafodelista"/>
+        <w:numPr>
+          <w:ilvl w:val="0"/>
+          <w:numId w:val="5"/>
+        </w:numPr>
+        <w:spacing w:after="80"/>
+        <w:rPr>
+          <w:sz w:val="22"/>
+          <w:szCs w:val="22"/>
+        </w:rPr>
+      </w:pPr>
+      <w:r>
+        <w:rPr>
+          <w:sz w:val="22"/>
+          <w:szCs w:val="22"/>
+        </w:rPr>
+        <w:t>Cliente</w:t>
+      </w:r>
+    </w:p>
+    <w:p>
+      <w:pPr>
+        <w:pStyle w:val="Prrafodelista"/>
+        <w:numPr>
+          <w:ilvl w:val="0"/>
+          <w:numId w:val="5"/>
+        </w:numPr>
+        <w:spacing w:after="80"/>
+        <w:rPr>
+          <w:sz w:val="22"/>
+          <w:szCs w:val="22"/>
+        </w:rPr>
+      </w:pPr>
+      <w:r>
+        <w:rPr>
+          <w:sz w:val="22"/>
+          <w:szCs w:val="22"/>
+        </w:rPr>
+        <w:t>Prioridad</w:t>
+      </w:r>
+    </w:p>
+    <w:p>
+      <w:pPr>
+        <w:pStyle w:val="Prrafodelista"/>
+        <w:numPr>
+          <w:ilvl w:val="0"/>
+          <w:numId w:val="5"/>
+        </w:numPr>
+        <w:spacing w:after="80"/>
+        <w:rPr>
+          <w:sz w:val="22"/>
+          <w:szCs w:val="22"/>
+        </w:rPr>
+      </w:pPr>
+      <w:r>
+        <w:rPr>
+          <w:sz w:val="22"/>
+          <w:szCs w:val="22"/>
+        </w:rPr>
+        <w:t>Vence</w:t>
+      </w:r>
+    </w:p>
+    <w:p>
+      <w:pPr>
+        <w:pStyle w:val="Prrafodelista"/>
+        <w:numPr>
+          <w:ilvl w:val="0"/>
+          <w:numId w:val="5"/>
+        </w:numPr>
+        <w:spacing w:after="80"/>
+        <w:rPr>
+          <w:sz w:val="22"/>
+          <w:szCs w:val="22"/>
+        </w:rPr>
+      </w:pPr>
+      <w:r>
+        <w:rPr>
+          <w:sz w:val="22"/>
+          <w:szCs w:val="22"/>
+        </w:rPr>
+        <w:lastRenderedPageBreak/>
+        <w:t>Acción</w:t>
+      </w:r>
+    </w:p>
+    <w:p>
+      <w:pPr>
+        <w:pStyle w:val="Prrafodelista"/>
+        <w:numPr>
+          <w:ilvl w:val="1"/>
+          <w:numId w:val="5"/>
+        </w:numPr>
+        <w:spacing w:after="80"/>
+        <w:rPr>
+          <w:sz w:val="22"/>
+          <w:szCs w:val="22"/>
+        </w:rPr>
+      </w:pPr>
+      <w:r>
+        <w:rPr>
+          <w:sz w:val="22"/>
+          <w:szCs w:val="22"/>
+        </w:rPr>
+        <w:t xml:space="preserve">Icono </w:t>
+      </w:r>
+      <w:r>
+        <w:rPr>
+          <w:rFonts w:ascii="Segoe UI Symbol" w:hAnsi="Segoe UI Symbol" w:cs="Segoe UI Symbol"/>
+          <w:sz w:val="22"/>
+          <w:szCs w:val="22"/>
+        </w:rPr>
+        <w:t>👁</w:t>
+      </w:r>
+      <w:r>
+        <w:rPr>
+          <w:sz w:val="22"/>
+          <w:szCs w:val="22"/>
+        </w:rPr>
+        <w:t xml:space="preserve"> Ver detalle (Ver caso de uso “Atención de la Solicitud”)</w:t>
       </w:r>
     </w:p>
     <w:p>
@@ -1316,10 +1661,34 @@
           <w:ilvl w:val="2"/>
           <w:numId w:val="6"/>
         </w:numPr>
-        <w:spacing w:after="80" w:line="276" w:lineRule="auto"/>
-      </w:pPr>
-      <w:r>
-        <w:t>El sistema muestra el contenido correspondiente a la opción seleccionada.</w:t>
+        <w:spacing w:after="80"/>
+        <w:rPr>
+          <w:sz w:val="22"/>
+          <w:szCs w:val="22"/>
+        </w:rPr>
+      </w:pPr>
+      <w:r>
+        <w:rPr>
+          <w:sz w:val="22"/>
+          <w:szCs w:val="22"/>
+        </w:rPr>
+        <w:t>El sistema ordena el listado</w:t>
+      </w:r>
+      <w:r>
+        <w:rPr>
+          <w:sz w:val="22"/>
+          <w:szCs w:val="22"/>
+        </w:rPr>
+        <w:t xml:space="preserve"> colocando primero los casos más próximos a vencer. </w:t>
+      </w:r>
+      <w:r>
+        <w:rPr>
+          <w:b/>
+          <w:bCs/>
+          <w:sz w:val="22"/>
+          <w:szCs w:val="22"/>
+        </w:rPr>
+        <w:t>RN04</w:t>
       </w:r>
     </w:p>
     <w:p>
@@ -1329,27 +1698,76 @@
           <w:ilvl w:val="2"/>
           <w:numId w:val="6"/>
         </w:numPr>
-        <w:spacing w:after="80" w:line="276" w:lineRule="auto"/>
-      </w:pPr>
-      <w:r>
-        <w:t>Fin del caso de uso.</w:t>
+        <w:spacing w:after="80"/>
+        <w:rPr>
+          <w:sz w:val="22"/>
+          <w:szCs w:val="22"/>
+        </w:rPr>
+      </w:pPr>
+      <w:r>
+        <w:rPr>
+          <w:sz w:val="22"/>
+          <w:szCs w:val="22"/>
+        </w:rPr>
+        <w:t xml:space="preserve">El sistema muestra en la parte inferior del menú lateral la opción “Cerrar sesión”, las iniciales, el nombre del técnico y el rol con el que ingresó. </w:t>
+      </w:r>
+      <w:r>
+        <w:rPr>
+          <w:b/>
+          <w:bCs/>
+          <w:sz w:val="22"/>
+          <w:szCs w:val="22"/>
+        </w:rPr>
+        <w:t>RN05, FA03</w:t>
       </w:r>
     </w:p>
     <w:p>
       <w:pPr>
         <w:pStyle w:val="Prrafodelista"/>
-        <w:spacing w:after="80" w:line="276" w:lineRule="auto"/>
-        <w:ind w:left="720"/>
-      </w:pPr>
+        <w:numPr>
+          <w:ilvl w:val="2"/>
+          <w:numId w:val="6"/>
+        </w:numPr>
+        <w:spacing w:after="80"/>
+        <w:rPr>
+          <w:sz w:val="22"/>
+          <w:szCs w:val="22"/>
+        </w:rPr>
+      </w:pPr>
+      <w:r>
+        <w:rPr>
+          <w:sz w:val="22"/>
+          <w:szCs w:val="22"/>
+        </w:rPr>
+        <w:t xml:space="preserve">El usuario revisa los casos que tiene </w:t>
+      </w:r>
+      <w:r>
+        <w:rPr>
+          <w:sz w:val="22"/>
+          <w:szCs w:val="22"/>
+        </w:rPr>
+        <w:t>asignados, su carga de trabajo y los casos próximos a vencer.</w:t>
+      </w:r>
     </w:p>
     <w:p>
       <w:pPr>
         <w:pStyle w:val="Prrafodelista"/>
-        <w:spacing w:after="80" w:line="276" w:lineRule="auto"/>
-        <w:ind w:left="720"/>
-      </w:pPr>
-      <w:r>
-        <w:br/>
+        <w:numPr>
+          <w:ilvl w:val="2"/>
+          <w:numId w:val="6"/>
+        </w:numPr>
+        <w:spacing w:after="80"/>
+        <w:rPr>
+          <w:sz w:val="22"/>
+          <w:szCs w:val="22"/>
+        </w:rPr>
+      </w:pPr>
+      <w:r>
+        <w:rPr>
+          <w:sz w:val="22"/>
+          <w:szCs w:val="22"/>
+        </w:rPr>
+        <w:t>Fin del caso de uso.</w:t>
       </w:r>
     </w:p>
     <w:p>
@@ -1359,30 +1777,32 @@
           <w:ilvl w:val="1"/>
           <w:numId w:val="6"/>
         </w:numPr>
-        <w:tabs>
-          <w:tab w:val="clear" w:pos="0"/>
-        </w:tabs>
         <w:spacing w:after="0"/>
       </w:pPr>
       <w:r>
-        <w:lastRenderedPageBreak/>
-        <w:t>Flujo</w:t>
-      </w:r>
-      <w:r>
-        <w:t>s Alternos</w:t>
+        <w:t>Flujos Alternos</w:t>
       </w:r>
     </w:p>
     <w:p>
       <w:pPr>
         <w:spacing w:before="160" w:after="100"/>
-      </w:pPr>
-      <w:r>
         <w:rPr>
           <w:rFonts w:eastAsia="Calibri"/>
           <w:b/>
           <w:bCs/>
-        </w:rPr>
-        <w:t>FA01 El usuario selecciona la opción “Inicio”</w:t>
+          <w:sz w:val="22"/>
+          <w:szCs w:val="22"/>
+        </w:rPr>
+      </w:pPr>
+      <w:r>
+        <w:rPr>
+          <w:rFonts w:eastAsia="Calibri"/>
+          <w:b/>
+          <w:bCs/>
+          <w:sz w:val="22"/>
+          <w:szCs w:val="22"/>
+        </w:rPr>
+        <w:t>FA01 El técnico no tiene casos asignados</w:t>
       </w:r>
     </w:p>
     <w:p>
@@ -1390,16 +1810,20 @@
         <w:pStyle w:val="Prrafodelista"/>
         <w:numPr>
           <w:ilvl w:val="0"/>
-          <w:numId w:val="23"/>
+          <w:numId w:val="17"/>
         </w:numPr>
-        <w:suppressAutoHyphens w:val="0"/>
-        <w:spacing w:after="80" w:line="276" w:lineRule="auto"/>
-      </w:pPr>
-      <w:r>
-        <w:rPr>
-          <w:rFonts w:eastAsia="Calibri"/>
-        </w:rPr>
-        <w:t>El sistema muestra nuevamente el mensaje de bienvenida con el nombre del técnico. RN01</w:t>
+        <w:spacing w:after="80"/>
+        <w:rPr>
+          <w:sz w:val="22"/>
+          <w:szCs w:val="22"/>
+        </w:rPr>
+      </w:pPr>
+      <w:r>
+        <w:rPr>
+          <w:sz w:val="22"/>
+          <w:szCs w:val="22"/>
+        </w:rPr>
+        <w:t>El sistema detecta que al técnico no le corresponde ningún caso en atención.</w:t>
       </w:r>
     </w:p>
     <w:p>
@@ -1407,29 +1831,91 @@
         <w:pStyle w:val="Prrafodelista"/>
         <w:numPr>
           <w:ilvl w:val="0"/>
-          <w:numId w:val="23"/>
+          <w:numId w:val="17"/>
         </w:numPr>
-        <w:suppressAutoHyphens w:val="0"/>
-        <w:spacing w:after="80" w:line="276" w:lineRule="auto"/>
-      </w:pPr>
-      <w:r>
-        <w:rPr>
-          <w:rFonts w:eastAsia="Calibri"/>
-        </w:rPr>
-        <w:t>El usuario continúa con el paso 5 del flujo normal básico.</w:t>
+        <w:spacing w:after="80"/>
+        <w:rPr>
+          <w:sz w:val="22"/>
+          <w:szCs w:val="22"/>
+        </w:rPr>
+      </w:pPr>
+      <w:r>
+        <w:rPr>
+          <w:sz w:val="22"/>
+          <w:szCs w:val="22"/>
+        </w:rPr>
+        <w:t>El sistema muestra el mensaje: “No tiene casos asignados en este momento.”</w:t>
       </w:r>
     </w:p>
     <w:p>
       <w:pPr>
+        <w:pStyle w:val="Prrafodelista"/>
+        <w:numPr>
+          <w:ilvl w:val="0"/>
+          <w:numId w:val="17"/>
+        </w:numPr>
+        <w:spacing w:after="80"/>
+        <w:rPr>
+          <w:sz w:val="22"/>
+          <w:szCs w:val="22"/>
+        </w:rPr>
+      </w:pPr>
+      <w:r>
+        <w:rPr>
+          <w:sz w:val="22"/>
+          <w:szCs w:val="22"/>
+        </w:rPr>
+        <w:t>El sistema continuará asignándole casos conforme se registren nuevas solicitudes y disponga de capacidad</w:t>
+      </w:r>
+      <w:r>
+        <w:rPr>
+          <w:sz w:val="22"/>
+          <w:szCs w:val="22"/>
+        </w:rPr>
+        <w:t>. (Ver caso de uso “Asignación de Solicitudes”).</w:t>
+      </w:r>
+    </w:p>
+    <w:p>
+      <w:pPr>
+        <w:pStyle w:val="Prrafodelista"/>
+        <w:numPr>
+          <w:ilvl w:val="0"/>
+          <w:numId w:val="17"/>
+        </w:numPr>
+        <w:spacing w:after="80"/>
+        <w:rPr>
+          <w:sz w:val="22"/>
+          <w:szCs w:val="22"/>
+        </w:rPr>
+      </w:pPr>
+      <w:r>
+        <w:rPr>
+          <w:sz w:val="22"/>
+          <w:szCs w:val="22"/>
+        </w:rPr>
+        <w:t>Fin del flujo alterno.</w:t>
+      </w:r>
+    </w:p>
+    <w:p>
+      <w:pPr>
         <w:spacing w:before="160" w:after="100"/>
-      </w:pPr>
-      <w:r>
         <w:rPr>
           <w:rFonts w:eastAsia="Calibri"/>
           <w:b/>
           <w:bCs/>
-        </w:rPr>
-        <w:t>FA02 El usuario selecciona la opción “Mis casos”</w:t>
+          <w:sz w:val="22"/>
+          <w:szCs w:val="22"/>
+        </w:rPr>
+      </w:pPr>
+      <w:r>
+        <w:rPr>
+          <w:rFonts w:eastAsia="Calibri"/>
+          <w:b/>
+          <w:bCs/>
+          <w:sz w:val="22"/>
+          <w:szCs w:val="22"/>
+        </w:rPr>
+        <w:t>FA02 No se puede cargar el listado de casos</w:t>
       </w:r>
     </w:p>
     <w:p>
@@ -1437,16 +1923,20 @@
         <w:pStyle w:val="Prrafodelista"/>
         <w:numPr>
           <w:ilvl w:val="0"/>
-          <w:numId w:val="24"/>
+          <w:numId w:val="18"/>
         </w:numPr>
-        <w:suppressAutoHyphens w:val="0"/>
-        <w:spacing w:after="80" w:line="276" w:lineRule="auto"/>
-      </w:pPr>
-      <w:r>
-        <w:rPr>
-          <w:rFonts w:eastAsia="Calibri"/>
-        </w:rPr>
-        <w:t>El sistema muestra los indicadores de la carga de trabajo del técnico. RN03</w:t>
+        <w:spacing w:after="80"/>
+        <w:rPr>
+          <w:sz w:val="22"/>
+          <w:szCs w:val="22"/>
+        </w:rPr>
+      </w:pPr>
+      <w:r>
+        <w:rPr>
+          <w:sz w:val="22"/>
+          <w:szCs w:val="22"/>
+        </w:rPr>
+        <w:t>El sistema detecta que no fue posible obtener los casos del técnico.</w:t>
       </w:r>
     </w:p>
     <w:p>
@@ -1454,16 +1944,20 @@
         <w:pStyle w:val="Prrafodelista"/>
         <w:numPr>
           <w:ilvl w:val="0"/>
-          <w:numId w:val="24"/>
+          <w:numId w:val="18"/>
         </w:numPr>
-        <w:suppressAutoHyphens w:val="0"/>
-        <w:spacing w:after="80" w:line="276" w:lineRule="auto"/>
-      </w:pPr>
-      <w:r>
-        <w:rPr>
-          <w:rFonts w:eastAsia="Calibri"/>
-        </w:rPr>
-        <w:t>El sistema consulta los casos que le fueron asignados y que aún no han concluido. RN07</w:t>
+        <w:spacing w:after="80"/>
+        <w:rPr>
+          <w:sz w:val="22"/>
+          <w:szCs w:val="22"/>
+        </w:rPr>
+      </w:pPr>
+      <w:r>
+        <w:rPr>
+          <w:sz w:val="22"/>
+          <w:szCs w:val="22"/>
+        </w:rPr>
+        <w:t>El sistema muestra el mensaje: “No se pudieron cargar tus casos en este momento.”</w:t>
       </w:r>
     </w:p>
     <w:p>
@@ -1471,16 +1965,42 @@
         <w:pStyle w:val="Prrafodelista"/>
         <w:numPr>
           <w:ilvl w:val="0"/>
-          <w:numId w:val="24"/>
+          <w:numId w:val="18"/>
         </w:numPr>
-        <w:suppressAutoHyphens w:val="0"/>
-        <w:spacing w:after="80" w:line="276" w:lineRule="auto"/>
-      </w:pPr>
-      <w:r>
+        <w:spacing w:after="80"/>
+        <w:rPr>
+          <w:sz w:val="22"/>
+          <w:szCs w:val="22"/>
+        </w:rPr>
+      </w:pPr>
+      <w:r>
+        <w:rPr>
+          <w:sz w:val="22"/>
+          <w:szCs w:val="22"/>
+        </w:rPr>
+        <w:t>Fin del flujo alterno.</w:t>
+      </w:r>
+    </w:p>
+    <w:p>
+      <w:pPr>
+        <w:spacing w:before="160" w:after="100"/>
         <w:rPr>
           <w:rFonts w:eastAsia="Calibri"/>
-        </w:rPr>
-        <w:t>El sistema muestra el listado en forma de tabla, con las columnas: Boleta, Tipo, Asunto, Cliente, Prioridad, Vence y Acción. RN04</w:t>
+          <w:b/>
+          <w:bCs/>
+          <w:sz w:val="22"/>
+          <w:szCs w:val="22"/>
+        </w:rPr>
+      </w:pPr>
+      <w:r>
+        <w:rPr>
+          <w:rFonts w:eastAsia="Calibri"/>
+          <w:b/>
+          <w:bCs/>
+          <w:sz w:val="22"/>
+          <w:szCs w:val="22"/>
+        </w:rPr>
+        <w:t>FA03 El usuario selecciona la opción “Cerrar sesión”</w:t>
       </w:r>
     </w:p>
     <w:p>
@@ -1488,16 +2008,20 @@
         <w:pStyle w:val="Prrafodelista"/>
         <w:numPr>
           <w:ilvl w:val="0"/>
-          <w:numId w:val="24"/>
+          <w:numId w:val="19"/>
         </w:numPr>
-        <w:suppressAutoHyphens w:val="0"/>
-        <w:spacing w:after="80" w:line="276" w:lineRule="auto"/>
-      </w:pPr>
-      <w:r>
-        <w:rPr>
-          <w:rFonts w:eastAsia="Calibri"/>
-        </w:rPr>
-        <w:t>El sistema ordena el listado colocando primero los casos más próximos a vencer. RN05</w:t>
+        <w:spacing w:after="80"/>
+        <w:rPr>
+          <w:sz w:val="22"/>
+          <w:szCs w:val="22"/>
+        </w:rPr>
+      </w:pPr>
+      <w:r>
+        <w:rPr>
+          <w:sz w:val="22"/>
+          <w:szCs w:val="22"/>
+        </w:rPr>
+        <w:t>El usuario selecciona la opción “Cerrar sesión” del menú lateral.</w:t>
       </w:r>
     </w:p>
     <w:p>
@@ -1505,16 +2029,27 @@
         <w:pStyle w:val="Prrafodelista"/>
         <w:numPr>
           <w:ilvl w:val="0"/>
-          <w:numId w:val="24"/>
+          <w:numId w:val="19"/>
         </w:numPr>
-        <w:suppressAutoHyphens w:val="0"/>
-        <w:spacing w:after="80" w:line="276" w:lineRule="auto"/>
-      </w:pPr>
-      <w:r>
-        <w:rPr>
-          <w:rFonts w:eastAsia="Calibri"/>
-        </w:rPr>
-        <w:t>Si el técnico no tiene casos asignados, se ejecuta el flujo alterno FA04.</w:t>
+        <w:spacing w:after="80"/>
+        <w:rPr>
+          <w:sz w:val="22"/>
+          <w:szCs w:val="22"/>
+        </w:rPr>
+      </w:pPr>
+      <w:r>
+        <w:rPr>
+          <w:sz w:val="22"/>
+          <w:szCs w:val="22"/>
+        </w:rPr>
+        <w:t xml:space="preserve">El sistema finaliza la sesión y </w:t>
+      </w:r>
+      <w:r>
+        <w:rPr>
+          <w:sz w:val="22"/>
+          <w:szCs w:val="22"/>
+        </w:rPr>
+        <w:t>elimina las credenciales de acceso almacenadas en el navegador.</w:t>
       </w:r>
     </w:p>
     <w:p>
@@ -1522,16 +2057,20 @@
         <w:pStyle w:val="Prrafodelista"/>
         <w:numPr>
           <w:ilvl w:val="0"/>
-          <w:numId w:val="24"/>
+          <w:numId w:val="19"/>
         </w:numPr>
-        <w:suppressAutoHyphens w:val="0"/>
-        <w:spacing w:after="80" w:line="276" w:lineRule="auto"/>
-      </w:pPr>
-      <w:r>
-        <w:rPr>
-          <w:rFonts w:eastAsia="Calibri"/>
-        </w:rPr>
-        <w:t>El usuario puede consultar el detalle de un caso. FA05</w:t>
+        <w:spacing w:after="80"/>
+        <w:rPr>
+          <w:sz w:val="22"/>
+          <w:szCs w:val="22"/>
+        </w:rPr>
+      </w:pPr>
+      <w:r>
+        <w:rPr>
+          <w:sz w:val="22"/>
+          <w:szCs w:val="22"/>
+        </w:rPr>
+        <w:t>El sistema redirige al usuario al Portal Web.</w:t>
       </w:r>
     </w:p>
     <w:p>
@@ -1539,489 +2078,66 @@
         <w:pStyle w:val="Prrafodelista"/>
         <w:numPr>
           <w:ilvl w:val="0"/>
-          <w:numId w:val="24"/>
+          <w:numId w:val="19"/>
         </w:numPr>
-        <w:suppressAutoHyphens w:val="0"/>
-        <w:spacing w:after="80" w:line="276" w:lineRule="auto"/>
-      </w:pPr>
-      <w:r>
-        <w:rPr>
-          <w:rFonts w:eastAsia="Calibri"/>
-        </w:rPr>
-        <w:t>El usuario continúa con el paso 5 del flujo normal básico.</w:t>
+        <w:spacing w:after="80"/>
+        <w:rPr>
+          <w:sz w:val="22"/>
+          <w:szCs w:val="22"/>
+        </w:rPr>
+      </w:pPr>
+      <w:r>
+        <w:rPr>
+          <w:sz w:val="22"/>
+          <w:szCs w:val="22"/>
+        </w:rPr>
+        <w:t>Fin del flujo alterno.</w:t>
       </w:r>
     </w:p>
     <w:p>
       <w:pPr>
+        <w:pStyle w:val="Ttulo2"/>
+        <w:numPr>
+          <w:ilvl w:val="1"/>
+          <w:numId w:val="6"/>
+        </w:numPr>
+        <w:spacing w:after="0"/>
+      </w:pPr>
+      <w:r>
+        <w:t>Reglas de Negocio</w:t>
+      </w:r>
+    </w:p>
+    <w:p>
+      <w:pPr>
         <w:spacing w:before="160" w:after="100"/>
-      </w:pPr>
-      <w:r>
         <w:rPr>
           <w:rFonts w:eastAsia="Calibri"/>
           <w:b/>
           <w:bCs/>
-        </w:rPr>
-        <w:t>FA03 El usuario selecciona la opción “Cerrar sesión”</w:t>
-      </w:r>
-    </w:p>
-    <w:p>
-      <w:pPr>
-        <w:pStyle w:val="Prrafodelista"/>
-        <w:numPr>
-          <w:ilvl w:val="0"/>
-          <w:numId w:val="25"/>
-        </w:numPr>
-        <w:suppressAutoHyphens w:val="0"/>
-        <w:spacing w:after="80" w:line="276" w:lineRule="auto"/>
-      </w:pPr>
-      <w:r>
-        <w:rPr>
-          <w:rFonts w:eastAsia="Calibri"/>
-        </w:rPr>
-        <w:t>El sistema solicita al usuario la confirmación del cierre de sesión.</w:t>
-      </w:r>
-    </w:p>
-    <w:p>
-      <w:pPr>
-        <w:pStyle w:val="Prrafodelista"/>
-        <w:numPr>
-          <w:ilvl w:val="0"/>
-          <w:numId w:val="25"/>
-        </w:numPr>
-        <w:suppressAutoHyphens w:val="0"/>
-        <w:spacing w:after="80" w:line="276" w:lineRule="auto"/>
-      </w:pPr>
-      <w:r>
-        <w:rPr>
-          <w:rFonts w:eastAsia="Calibri"/>
-        </w:rPr>
-        <w:t>El sistema finaliza la sesión y elimina las credenciales de acceso del navegador.</w:t>
-      </w:r>
-    </w:p>
-    <w:p>
-      <w:pPr>
-        <w:pStyle w:val="Prrafodelista"/>
-        <w:numPr>
-          <w:ilvl w:val="0"/>
-          <w:numId w:val="25"/>
-        </w:numPr>
-        <w:suppressAutoHyphens w:val="0"/>
-        <w:spacing w:after="80" w:line="276" w:lineRule="auto"/>
-      </w:pPr>
-      <w:r>
-        <w:rPr>
-          <w:rFonts w:eastAsia="Calibri"/>
-        </w:rPr>
-        <w:t>El sistema registra el cierre de sesión en la bitácora. RN08</w:t>
-      </w:r>
-    </w:p>
-    <w:p>
-      <w:pPr>
-        <w:pStyle w:val="Prrafodelista"/>
-        <w:numPr>
-          <w:ilvl w:val="0"/>
-          <w:numId w:val="25"/>
-        </w:numPr>
-        <w:suppressAutoHyphens w:val="0"/>
-        <w:spacing w:after="80" w:line="276" w:lineRule="auto"/>
-      </w:pPr>
-      <w:r>
-        <w:rPr>
-          <w:rFonts w:eastAsia="Calibri"/>
-        </w:rPr>
-        <w:t>El sistema redirige al usuario al Portal Web.</w:t>
-      </w:r>
-    </w:p>
-    <w:p>
-      <w:pPr>
-        <w:pStyle w:val="Prrafodelista"/>
-        <w:numPr>
-          <w:ilvl w:val="0"/>
-          <w:numId w:val="25"/>
-        </w:numPr>
-        <w:suppressAutoHyphens w:val="0"/>
-        <w:spacing w:after="80" w:line="276" w:lineRule="auto"/>
-      </w:pPr>
-      <w:r>
-        <w:rPr>
-          <w:rFonts w:eastAsia="Calibri"/>
-        </w:rPr>
-        <w:t>Fin del flujo alterno.</w:t>
-      </w:r>
-    </w:p>
-    <w:p>
-      <w:pPr>
-        <w:spacing w:before="160" w:after="100"/>
+          <w:sz w:val="22"/>
+          <w:szCs w:val="22"/>
+        </w:rPr>
       </w:pPr>
       <w:r>
         <w:rPr>
           <w:rFonts w:eastAsia="Calibri"/>
           <w:b/>
           <w:bCs/>
-        </w:rPr>
-        <w:t>FA04 El técnico no tiene casos asignados</w:t>
+          <w:sz w:val="22"/>
+          <w:szCs w:val="22"/>
+        </w:rPr>
+        <w:t>RN01 Indicadores de la carga de trabajo</w:t>
       </w:r>
     </w:p>
     <w:p>
       <w:pPr>
-        <w:pStyle w:val="Prrafodelista"/>
-        <w:numPr>
-          <w:ilvl w:val="0"/>
-          <w:numId w:val="26"/>
-        </w:numPr>
-        <w:suppressAutoHyphens w:val="0"/>
-        <w:spacing w:after="80" w:line="276" w:lineRule="auto"/>
+        <w:spacing w:after="120" w:line="276" w:lineRule="auto"/>
       </w:pPr>
       <w:r>
         <w:rPr>
           <w:rFonts w:eastAsia="Calibri"/>
-        </w:rPr>
-        <w:t>El sistema detecta que al técnico no le corresponde ningún caso en atención.</w:t>
-      </w:r>
-    </w:p>
-    <w:p>
-      <w:pPr>
-        <w:pStyle w:val="Prrafodelista"/>
-        <w:numPr>
-          <w:ilvl w:val="0"/>
-          <w:numId w:val="26"/>
-        </w:numPr>
-        <w:suppressAutoHyphens w:val="0"/>
-        <w:spacing w:after="80" w:line="276" w:lineRule="auto"/>
-      </w:pPr>
-      <w:r>
-        <w:rPr>
-          <w:rFonts w:eastAsia="Calibri"/>
-        </w:rPr>
-        <w:t>El sistema muestra el mensaje: “No tiene casos asignados en este momento.”</w:t>
-      </w:r>
-    </w:p>
-    <w:p>
-      <w:pPr>
-        <w:pStyle w:val="Prrafodelista"/>
-        <w:numPr>
-          <w:ilvl w:val="0"/>
-          <w:numId w:val="26"/>
-        </w:numPr>
-        <w:suppressAutoHyphens w:val="0"/>
-        <w:spacing w:after="80" w:line="276" w:lineRule="auto"/>
-      </w:pPr>
-      <w:r>
-        <w:rPr>
-          <w:rFonts w:eastAsia="Calibri"/>
-        </w:rPr>
-        <w:t>El sistema continuará asignándole casos conforme se registren nuevas solicitudes y disponga de capacidad. (Ver caso de uso “Asignación de Solicitudes”).</w:t>
-      </w:r>
-    </w:p>
-    <w:p>
-      <w:pPr>
-        <w:pStyle w:val="Prrafodelista"/>
-        <w:numPr>
-          <w:ilvl w:val="0"/>
-          <w:numId w:val="26"/>
-        </w:numPr>
-        <w:suppressAutoHyphens w:val="0"/>
-        <w:spacing w:after="80" w:line="276" w:lineRule="auto"/>
-      </w:pPr>
-      <w:r>
-        <w:rPr>
-          <w:rFonts w:eastAsia="Calibri"/>
-        </w:rPr>
-        <w:t>Fin del flujo alterno.</w:t>
-      </w:r>
-    </w:p>
-    <w:p>
-      <w:pPr>
-        <w:spacing w:before="160" w:after="100"/>
-      </w:pPr>
-      <w:r>
-        <w:rPr>
-          <w:rFonts w:eastAsia="Calibri"/>
-          <w:b/>
-          <w:bCs/>
-        </w:rPr>
-        <w:t>FA05 El usuario consulta el detalle de un caso</w:t>
-      </w:r>
-    </w:p>
-    <w:p>
-      <w:pPr>
-        <w:pStyle w:val="Prrafodelista"/>
-        <w:numPr>
-          <w:ilvl w:val="0"/>
-          <w:numId w:val="27"/>
-        </w:numPr>
-        <w:suppressAutoHyphens w:val="0"/>
-        <w:spacing w:after="80" w:line="276" w:lineRule="auto"/>
-      </w:pPr>
-      <w:r>
-        <w:rPr>
-          <w:rFonts w:eastAsia="Calibri"/>
-        </w:rPr>
-        <w:t>El usuario selecciona el ícono de la columna “Acción” en la fila del caso que desea consultar.</w:t>
-      </w:r>
-    </w:p>
-    <w:p>
-      <w:pPr>
-        <w:pStyle w:val="Prrafodelista"/>
-        <w:numPr>
-          <w:ilvl w:val="0"/>
-          <w:numId w:val="27"/>
-        </w:numPr>
-        <w:suppressAutoHyphens w:val="0"/>
-        <w:spacing w:after="80" w:line="276" w:lineRule="auto"/>
-      </w:pPr>
-      <w:r>
-        <w:rPr>
-          <w:rFonts w:eastAsia="Calibri"/>
-        </w:rPr>
-        <w:t>El sistema despliega una ventana emergente con la información completa del caso. RN06</w:t>
-      </w:r>
-    </w:p>
-    <w:p>
-      <w:pPr>
-        <w:pStyle w:val="Prrafodelista"/>
-        <w:numPr>
-          <w:ilvl w:val="0"/>
-          <w:numId w:val="27"/>
-        </w:numPr>
-        <w:suppressAutoHyphens w:val="0"/>
-        <w:spacing w:after="80" w:line="276" w:lineRule="auto"/>
-      </w:pPr>
-      <w:r>
-        <w:rPr>
-          <w:rFonts w:eastAsia="Calibri"/>
-        </w:rPr>
-        <w:t>Si el caso cuenta con evidencia adjunta, el sistema la muestra según su formato: las imágenes se presentan en vista previa y los demás archivos como enlace de descarga.</w:t>
-      </w:r>
-    </w:p>
-    <w:p>
-      <w:pPr>
-        <w:pStyle w:val="Prrafodelista"/>
-        <w:numPr>
-          <w:ilvl w:val="0"/>
-          <w:numId w:val="27"/>
-        </w:numPr>
-        <w:suppressAutoHyphens w:val="0"/>
-        <w:spacing w:after="80" w:line="276" w:lineRule="auto"/>
-      </w:pPr>
-      <w:r>
-        <w:rPr>
-          <w:rFonts w:eastAsia="Calibri"/>
-        </w:rPr>
-        <w:lastRenderedPageBreak/>
-        <w:t>Desde esta ventana el técnico puede registrar el avance de su atención. (Ver caso de uso “Atención de la Solicitud”).</w:t>
-      </w:r>
-    </w:p>
-    <w:p>
-      <w:pPr>
-        <w:pStyle w:val="Prrafodelista"/>
-        <w:numPr>
-          <w:ilvl w:val="0"/>
-          <w:numId w:val="27"/>
-        </w:numPr>
-        <w:suppressAutoHyphens w:val="0"/>
-        <w:spacing w:after="80" w:line="276" w:lineRule="auto"/>
-      </w:pPr>
-      <w:r>
-        <w:rPr>
-          <w:rFonts w:eastAsia="Calibri"/>
-        </w:rPr>
-        <w:t>El usuario selecciona la opción “Cerrar” para regresar al listado.</w:t>
-      </w:r>
-    </w:p>
-    <w:p>
-      <w:pPr>
-        <w:pStyle w:val="Prrafodelista"/>
-        <w:numPr>
-          <w:ilvl w:val="0"/>
-          <w:numId w:val="27"/>
-        </w:numPr>
-        <w:suppressAutoHyphens w:val="0"/>
-        <w:spacing w:after="80" w:line="276" w:lineRule="auto"/>
-      </w:pPr>
-      <w:r>
-        <w:rPr>
-          <w:rFonts w:eastAsia="Calibri"/>
-        </w:rPr>
-        <w:t>Fin del flujo alterno.</w:t>
-      </w:r>
-    </w:p>
-    <w:p>
-      <w:pPr>
-        <w:spacing w:before="160" w:after="100"/>
-      </w:pPr>
-      <w:r>
-        <w:rPr>
-          <w:rFonts w:eastAsia="Calibri"/>
-          <w:b/>
-          <w:bCs/>
-        </w:rPr>
-        <w:t>FA06 El usuario intenta consultar un caso que no le fue asignado</w:t>
-      </w:r>
-    </w:p>
-    <w:p>
-      <w:pPr>
-        <w:pStyle w:val="Prrafodelista"/>
-        <w:numPr>
-          <w:ilvl w:val="0"/>
-          <w:numId w:val="28"/>
-        </w:numPr>
-        <w:suppressAutoHyphens w:val="0"/>
-        <w:spacing w:after="80" w:line="276" w:lineRule="auto"/>
-      </w:pPr>
-      <w:r>
-        <w:rPr>
-          <w:rFonts w:eastAsia="Calibri"/>
-        </w:rPr>
-        <w:t>El sistema verifica que el caso consultado corresponda al técnico que tiene la sesión iniciada. RN07</w:t>
-      </w:r>
-    </w:p>
-    <w:p>
-      <w:pPr>
-        <w:pStyle w:val="Prrafodelista"/>
-        <w:numPr>
-          <w:ilvl w:val="0"/>
-          <w:numId w:val="28"/>
-        </w:numPr>
-        <w:suppressAutoHyphens w:val="0"/>
-        <w:spacing w:after="80" w:line="276" w:lineRule="auto"/>
-      </w:pPr>
-      <w:r>
-        <w:rPr>
-          <w:rFonts w:eastAsia="Calibri"/>
-        </w:rPr>
-        <w:t>Si el caso está asignado a otro técnico, el sistema no muestra la información y presenta el mensaje: “No tiene autorización para consultar este caso.”</w:t>
-      </w:r>
-    </w:p>
-    <w:p>
-      <w:pPr>
-        <w:pStyle w:val="Prrafodelista"/>
-        <w:numPr>
-          <w:ilvl w:val="0"/>
-          <w:numId w:val="28"/>
-        </w:numPr>
-        <w:suppressAutoHyphens w:val="0"/>
-        <w:spacing w:after="80" w:line="276" w:lineRule="auto"/>
-      </w:pPr>
-      <w:r>
-        <w:rPr>
-          <w:rFonts w:eastAsia="Calibri"/>
-        </w:rPr>
-        <w:t>El sistema registra el intento en la bitácora. RN08</w:t>
-      </w:r>
-    </w:p>
-    <w:p>
-      <w:pPr>
-        <w:pStyle w:val="Prrafodelista"/>
-        <w:numPr>
-          <w:ilvl w:val="0"/>
-          <w:numId w:val="28"/>
-        </w:numPr>
-        <w:suppressAutoHyphens w:val="0"/>
-        <w:spacing w:after="80" w:line="276" w:lineRule="auto"/>
-      </w:pPr>
-      <w:r>
-        <w:rPr>
-          <w:rFonts w:eastAsia="Calibri"/>
-        </w:rPr>
-        <w:t>Fin del flujo alterno.</w:t>
-      </w:r>
-    </w:p>
-    <w:p>
-      <w:pPr>
-        <w:pStyle w:val="Ttulo2"/>
-        <w:numPr>
-          <w:ilvl w:val="0"/>
-          <w:numId w:val="0"/>
-        </w:numPr>
-        <w:spacing w:before="240" w:after="140"/>
-      </w:pPr>
-      <w:r>
-        <w:t>2.5 Reglas de Negocio</w:t>
-      </w:r>
-    </w:p>
-    <w:p>
-      <w:pPr>
-        <w:spacing w:before="160" w:after="100"/>
-      </w:pPr>
-      <w:r>
-        <w:rPr>
-          <w:rFonts w:eastAsia="Calibri"/>
-          <w:b/>
-          <w:bCs/>
-        </w:rPr>
-        <w:t>RN01 Mensaje de bienvenida</w:t>
-      </w:r>
-    </w:p>
-    <w:p>
-      <w:pPr>
-        <w:spacing w:after="120" w:line="276" w:lineRule="auto"/>
-      </w:pPr>
-      <w:r>
-        <w:rPr>
-          <w:rFonts w:eastAsia="Calibri"/>
-        </w:rPr>
-        <w:t xml:space="preserve">El área principal del </w:t>
-      </w:r>
-      <w:proofErr w:type="spellStart"/>
-      <w:r>
-        <w:rPr>
-          <w:rFonts w:eastAsia="Calibri"/>
-        </w:rPr>
-        <w:t>Dashboard</w:t>
-      </w:r>
-      <w:proofErr w:type="spellEnd"/>
-      <w:r>
-        <w:rPr>
-          <w:rFonts w:eastAsia="Calibri"/>
-        </w:rPr>
-        <w:t xml:space="preserve"> muestra el mensaje “Bienvenido” seguido del nombre y apellido del técnico que tiene la sesión iniciada.</w:t>
-      </w:r>
-    </w:p>
-    <w:p>
-      <w:pPr>
-        <w:spacing w:before="160" w:after="100"/>
-      </w:pPr>
-      <w:r>
-        <w:rPr>
-          <w:rFonts w:eastAsia="Calibri"/>
-          <w:b/>
-          <w:bCs/>
-        </w:rPr>
-        <w:t>RN02 Identificación del usuario</w:t>
-      </w:r>
-    </w:p>
-    <w:p>
-      <w:pPr>
-        <w:spacing w:after="120" w:line="276" w:lineRule="auto"/>
-      </w:pPr>
-      <w:r>
-        <w:rPr>
-          <w:rFonts w:eastAsia="Calibri"/>
-        </w:rPr>
-        <w:t>En la parte inferior del menú lateral el sistema muestra permanentemente el nombre del técnico y el rol con el que ingresó, de manera que pueda identificar en todo momento con qué cuenta se encuentra trabajando.</w:t>
-      </w:r>
-    </w:p>
-    <w:p>
-      <w:pPr>
-        <w:spacing w:before="160" w:after="100"/>
-      </w:pPr>
-      <w:r>
-        <w:rPr>
-          <w:rFonts w:eastAsia="Calibri"/>
-          <w:b/>
-          <w:bCs/>
-        </w:rPr>
-        <w:t>RN03 Indicadores de la carga de trabajo</w:t>
-      </w:r>
-    </w:p>
-    <w:p>
-      <w:pPr>
-        <w:spacing w:after="120" w:line="276" w:lineRule="auto"/>
-      </w:pPr>
-      <w:r>
-        <w:rPr>
-          <w:rFonts w:eastAsia="Calibri"/>
+          <w:sz w:val="22"/>
+          <w:szCs w:val="22"/>
         </w:rPr>
         <w:t>El sistema muestra al técnico los siguientes indicadores:</w:t>
       </w:r>
@@ -2029,102 +2145,188 @@
     <w:tbl>
       <w:tblPr>
         <w:tblW w:w="9360" w:type="dxa"/>
-        <w:tblBorders>
-          <w:top w:val="single" w:sz="4" w:space="0" w:color="auto"/>
-          <w:left w:val="single" w:sz="4" w:space="0" w:color="auto"/>
-          <w:bottom w:val="single" w:sz="4" w:space="0" w:color="auto"/>
-          <w:right w:val="single" w:sz="4" w:space="0" w:color="auto"/>
-          <w:insideH w:val="single" w:sz="4" w:space="0" w:color="auto"/>
-          <w:insideV w:val="single" w:sz="4" w:space="0" w:color="auto"/>
-        </w:tblBorders>
-        <w:tblCellMar>
-          <w:left w:w="10" w:type="dxa"/>
-          <w:right w:w="10" w:type="dxa"/>
-        </w:tblCellMar>
-        <w:tblLook w:val="0000" w:firstRow="0" w:lastRow="0" w:firstColumn="0" w:lastColumn="0" w:noHBand="0" w:noVBand="0"/>
+        <w:tblLayout w:type="fixed"/>
+        <w:tblLook w:val="04A0" w:firstRow="1" w:lastRow="0" w:firstColumn="1" w:lastColumn="0" w:noHBand="0" w:noVBand="1"/>
       </w:tblPr>
       <w:tblGrid>
-        <w:gridCol w:w="2400"/>
-        <w:gridCol w:w="6960"/>
+        <w:gridCol w:w="1900"/>
+        <w:gridCol w:w="2700"/>
+        <w:gridCol w:w="1400"/>
+        <w:gridCol w:w="3360"/>
       </w:tblGrid>
       <w:tr>
-        <w:tblPrEx>
-          <w:tblCellMar>
-            <w:top w:w="0" w:type="dxa"/>
-            <w:bottom w:w="0" w:type="dxa"/>
-          </w:tblCellMar>
-        </w:tblPrEx>
-        <w:trPr>
-          <w:tblHeader/>
-        </w:trPr>
-        <w:tc>
-          <w:tcPr>
-            <w:tcW w:w="2400" w:type="dxa"/>
-            <w:shd w:val="clear" w:color="auto" w:fill="DEEAF6"/>
-            <w:tcMar>
-              <w:top w:w="60" w:type="dxa"/>
-              <w:left w:w="100" w:type="dxa"/>
-              <w:bottom w:w="60" w:type="dxa"/>
-              <w:right w:w="100" w:type="dxa"/>
-            </w:tcMar>
-          </w:tcPr>
-          <w:p>
-            <w:r>
+        <w:tc>
+          <w:tcPr>
+            <w:tcW w:w="1900" w:type="dxa"/>
+            <w:tcBorders>
+              <w:top w:val="single" w:sz="4" w:space="0" w:color="000000"/>
+              <w:left w:val="single" w:sz="4" w:space="0" w:color="000000"/>
+              <w:bottom w:val="single" w:sz="4" w:space="0" w:color="000000"/>
+              <w:right w:val="single" w:sz="4" w:space="0" w:color="000000"/>
+            </w:tcBorders>
+          </w:tcPr>
+          <w:p>
+            <w:pPr>
+              <w:spacing w:after="120"/>
               <w:rPr>
                 <w:rFonts w:eastAsia="Calibri"/>
                 <w:b/>
                 <w:bCs/>
-              </w:rPr>
-              <w:t>Indicador</w:t>
-            </w:r>
-          </w:p>
-        </w:tc>
-        <w:tc>
-          <w:tcPr>
-            <w:tcW w:w="6960" w:type="dxa"/>
-            <w:shd w:val="clear" w:color="auto" w:fill="DEEAF6"/>
-            <w:tcMar>
-              <w:top w:w="60" w:type="dxa"/>
-              <w:left w:w="100" w:type="dxa"/>
-              <w:bottom w:w="60" w:type="dxa"/>
-              <w:right w:w="100" w:type="dxa"/>
-            </w:tcMar>
-          </w:tcPr>
-          <w:p>
+                <w:sz w:val="20"/>
+                <w:szCs w:val="20"/>
+              </w:rPr>
+            </w:pPr>
             <w:r>
               <w:rPr>
                 <w:rFonts w:eastAsia="Calibri"/>
                 <w:b/>
                 <w:bCs/>
-              </w:rPr>
-              <w:t>Información que muestra</w:t>
+                <w:sz w:val="20"/>
+                <w:szCs w:val="20"/>
+              </w:rPr>
+              <w:t>Indicad</w:t>
+            </w:r>
+            <w:r>
+              <w:rPr>
+                <w:rFonts w:eastAsia="Calibri"/>
+                <w:b/>
+                <w:bCs/>
+                <w:sz w:val="20"/>
+                <w:szCs w:val="20"/>
+              </w:rPr>
+              <w:t>or</w:t>
+            </w:r>
+          </w:p>
+        </w:tc>
+        <w:tc>
+          <w:tcPr>
+            <w:tcW w:w="2700" w:type="dxa"/>
+            <w:tcBorders>
+              <w:top w:val="single" w:sz="4" w:space="0" w:color="000000"/>
+              <w:left w:val="single" w:sz="4" w:space="0" w:color="000000"/>
+              <w:bottom w:val="single" w:sz="4" w:space="0" w:color="000000"/>
+              <w:right w:val="single" w:sz="4" w:space="0" w:color="000000"/>
+            </w:tcBorders>
+          </w:tcPr>
+          <w:p>
+            <w:pPr>
+              <w:spacing w:after="120"/>
+              <w:rPr>
+                <w:rFonts w:eastAsia="Calibri"/>
+                <w:b/>
+                <w:bCs/>
+                <w:sz w:val="20"/>
+                <w:szCs w:val="20"/>
+              </w:rPr>
+            </w:pPr>
+            <w:r>
+              <w:rPr>
+                <w:rFonts w:eastAsia="Calibri"/>
+                <w:b/>
+                <w:bCs/>
+                <w:sz w:val="20"/>
+                <w:szCs w:val="20"/>
+              </w:rPr>
+              <w:t>Contenido</w:t>
+            </w:r>
+          </w:p>
+        </w:tc>
+        <w:tc>
+          <w:tcPr>
+            <w:tcW w:w="1400" w:type="dxa"/>
+            <w:tcBorders>
+              <w:top w:val="single" w:sz="4" w:space="0" w:color="000000"/>
+              <w:left w:val="single" w:sz="4" w:space="0" w:color="000000"/>
+              <w:bottom w:val="single" w:sz="4" w:space="0" w:color="000000"/>
+              <w:right w:val="single" w:sz="4" w:space="0" w:color="000000"/>
+            </w:tcBorders>
+          </w:tcPr>
+          <w:p>
+            <w:pPr>
+              <w:spacing w:after="120"/>
+              <w:rPr>
+                <w:rFonts w:eastAsia="Calibri"/>
+                <w:b/>
+                <w:bCs/>
+                <w:sz w:val="20"/>
+                <w:szCs w:val="20"/>
+              </w:rPr>
+            </w:pPr>
+            <w:r>
+              <w:rPr>
+                <w:rFonts w:eastAsia="Calibri"/>
+                <w:b/>
+                <w:bCs/>
+                <w:sz w:val="20"/>
+                <w:szCs w:val="20"/>
+              </w:rPr>
+              <w:t>Tipo de dato</w:t>
+            </w:r>
+          </w:p>
+        </w:tc>
+        <w:tc>
+          <w:tcPr>
+            <w:tcW w:w="3360" w:type="dxa"/>
+            <w:tcBorders>
+              <w:top w:val="single" w:sz="4" w:space="0" w:color="000000"/>
+              <w:left w:val="single" w:sz="4" w:space="0" w:color="000000"/>
+              <w:bottom w:val="single" w:sz="4" w:space="0" w:color="000000"/>
+              <w:right w:val="single" w:sz="4" w:space="0" w:color="000000"/>
+            </w:tcBorders>
+          </w:tcPr>
+          <w:p>
+            <w:pPr>
+              <w:spacing w:after="120"/>
+              <w:rPr>
+                <w:rFonts w:eastAsia="Calibri"/>
+                <w:b/>
+                <w:bCs/>
+                <w:sz w:val="20"/>
+                <w:szCs w:val="20"/>
+              </w:rPr>
+            </w:pPr>
+            <w:r>
+              <w:rPr>
+                <w:rFonts w:eastAsia="Calibri"/>
+                <w:b/>
+                <w:bCs/>
+                <w:sz w:val="20"/>
+                <w:szCs w:val="20"/>
+              </w:rPr>
+              <w:t>Formato de presentación</w:t>
             </w:r>
           </w:p>
         </w:tc>
       </w:tr>
       <w:tr>
-        <w:tblPrEx>
-          <w:tblCellMar>
-            <w:top w:w="0" w:type="dxa"/>
-            <w:bottom w:w="0" w:type="dxa"/>
-          </w:tblCellMar>
-        </w:tblPrEx>
-        <w:tc>
-          <w:tcPr>
-            <w:tcW w:w="2400" w:type="dxa"/>
-            <w:tcMar>
-              <w:top w:w="60" w:type="dxa"/>
-              <w:left w:w="100" w:type="dxa"/>
-              <w:bottom w:w="60" w:type="dxa"/>
-              <w:right w:w="100" w:type="dxa"/>
-            </w:tcMar>
-          </w:tcPr>
-          <w:p>
-            <w:r>
+        <w:tc>
+          <w:tcPr>
+            <w:tcW w:w="1900" w:type="dxa"/>
+            <w:tcBorders>
+              <w:top w:val="single" w:sz="4" w:space="0" w:color="000000"/>
+              <w:left w:val="single" w:sz="4" w:space="0" w:color="000000"/>
+              <w:bottom w:val="single" w:sz="4" w:space="0" w:color="000000"/>
+              <w:right w:val="single" w:sz="4" w:space="0" w:color="000000"/>
+            </w:tcBorders>
+          </w:tcPr>
+          <w:p>
+            <w:pPr>
+              <w:spacing w:after="120"/>
               <w:rPr>
                 <w:rFonts w:eastAsia="Calibri"/>
                 <w:b/>
                 <w:bCs/>
+                <w:sz w:val="20"/>
+                <w:szCs w:val="20"/>
+              </w:rPr>
+            </w:pPr>
+            <w:r>
+              <w:rPr>
+                <w:rFonts w:eastAsia="Calibri"/>
+                <w:b/>
+                <w:bCs/>
+                <w:sz w:val="20"/>
+                <w:szCs w:val="20"/>
               </w:rPr>
               <w:t>Carga actual</w:t>
             </w:r>
@@ -2132,47 +2334,121 @@
         </w:tc>
         <w:tc>
           <w:tcPr>
-            <w:tcW w:w="6960" w:type="dxa"/>
-            <w:tcMar>
-              <w:top w:w="60" w:type="dxa"/>
-              <w:left w:w="100" w:type="dxa"/>
-              <w:bottom w:w="60" w:type="dxa"/>
-              <w:right w:w="100" w:type="dxa"/>
-            </w:tcMar>
-          </w:tcPr>
-          <w:p>
+            <w:tcW w:w="2700" w:type="dxa"/>
+            <w:tcBorders>
+              <w:top w:val="single" w:sz="4" w:space="0" w:color="000000"/>
+              <w:left w:val="single" w:sz="4" w:space="0" w:color="000000"/>
+              <w:bottom w:val="single" w:sz="4" w:space="0" w:color="000000"/>
+              <w:right w:val="single" w:sz="4" w:space="0" w:color="000000"/>
+            </w:tcBorders>
+          </w:tcPr>
+          <w:p>
+            <w:pPr>
+              <w:spacing w:after="120"/>
+              <w:rPr>
+                <w:rFonts w:eastAsia="Calibri"/>
+                <w:sz w:val="20"/>
+                <w:szCs w:val="20"/>
+              </w:rPr>
+            </w:pPr>
             <w:r>
               <w:rPr>
                 <w:rFonts w:eastAsia="Calibri"/>
+                <w:sz w:val="20"/>
+                <w:szCs w:val="20"/>
               </w:rPr>
               <w:t>Cantidad de casos que el técnico tiene abiertos frente a su capacidad máxima configurada.</w:t>
             </w:r>
           </w:p>
         </w:tc>
+        <w:tc>
+          <w:tcPr>
+            <w:tcW w:w="1400" w:type="dxa"/>
+            <w:tcBorders>
+              <w:top w:val="single" w:sz="4" w:space="0" w:color="000000"/>
+              <w:left w:val="single" w:sz="4" w:space="0" w:color="000000"/>
+              <w:bottom w:val="single" w:sz="4" w:space="0" w:color="000000"/>
+              <w:right w:val="single" w:sz="4" w:space="0" w:color="000000"/>
+            </w:tcBorders>
+          </w:tcPr>
+          <w:p>
+            <w:pPr>
+              <w:spacing w:after="120"/>
+              <w:rPr>
+                <w:rFonts w:eastAsia="Calibri"/>
+                <w:sz w:val="20"/>
+                <w:szCs w:val="20"/>
+              </w:rPr>
+            </w:pPr>
+            <w:r>
+              <w:rPr>
+                <w:rFonts w:eastAsia="Calibri"/>
+                <w:sz w:val="20"/>
+                <w:szCs w:val="20"/>
+              </w:rPr>
+              <w:t>Número</w:t>
+            </w:r>
+          </w:p>
+        </w:tc>
+        <w:tc>
+          <w:tcPr>
+            <w:tcW w:w="3360" w:type="dxa"/>
+            <w:tcBorders>
+              <w:top w:val="single" w:sz="4" w:space="0" w:color="000000"/>
+              <w:left w:val="single" w:sz="4" w:space="0" w:color="000000"/>
+              <w:bottom w:val="single" w:sz="4" w:space="0" w:color="000000"/>
+              <w:right w:val="single" w:sz="4" w:space="0" w:color="000000"/>
+            </w:tcBorders>
+          </w:tcPr>
+          <w:p>
+            <w:pPr>
+              <w:spacing w:after="120"/>
+              <w:rPr>
+                <w:rFonts w:eastAsia="Calibri"/>
+                <w:sz w:val="20"/>
+                <w:szCs w:val="20"/>
+              </w:rPr>
+            </w:pPr>
+            <w:r>
+              <w:rPr>
+                <w:rFonts w:eastAsia="Calibri"/>
+                <w:sz w:val="20"/>
+                <w:szCs w:val="20"/>
+              </w:rPr>
+              <w:t>“X de Y”. Ejemplo: 8 de 8</w:t>
+            </w:r>
+          </w:p>
+        </w:tc>
       </w:tr>
       <w:tr>
-        <w:tblPrEx>
-          <w:tblCellMar>
-            <w:top w:w="0" w:type="dxa"/>
-            <w:bottom w:w="0" w:type="dxa"/>
-          </w:tblCellMar>
-        </w:tblPrEx>
-        <w:tc>
-          <w:tcPr>
-            <w:tcW w:w="2400" w:type="dxa"/>
-            <w:tcMar>
-              <w:top w:w="60" w:type="dxa"/>
-              <w:left w:w="100" w:type="dxa"/>
-              <w:bottom w:w="60" w:type="dxa"/>
-              <w:right w:w="100" w:type="dxa"/>
-            </w:tcMar>
-          </w:tcPr>
-          <w:p>
-            <w:r>
+        <w:tc>
+          <w:tcPr>
+            <w:tcW w:w="1900" w:type="dxa"/>
+            <w:tcBorders>
+              <w:top w:val="single" w:sz="4" w:space="0" w:color="000000"/>
+              <w:left w:val="single" w:sz="4" w:space="0" w:color="000000"/>
+              <w:bottom w:val="single" w:sz="4" w:space="0" w:color="000000"/>
+              <w:right w:val="single" w:sz="4" w:space="0" w:color="000000"/>
+            </w:tcBorders>
+          </w:tcPr>
+          <w:p>
+            <w:pPr>
+              <w:spacing w:after="120"/>
               <w:rPr>
                 <w:rFonts w:eastAsia="Calibri"/>
                 <w:b/>
                 <w:bCs/>
+                <w:sz w:val="20"/>
+                <w:szCs w:val="20"/>
+              </w:rPr>
+            </w:pPr>
+            <w:r>
+              <w:rPr>
+                <w:rFonts w:eastAsia="Calibri"/>
+                <w:b/>
+                <w:bCs/>
+                <w:sz w:val="20"/>
+                <w:szCs w:val="20"/>
               </w:rPr>
               <w:t>Vencen hoy</w:t>
             </w:r>
@@ -2180,47 +2456,121 @@
         </w:tc>
         <w:tc>
           <w:tcPr>
-            <w:tcW w:w="6960" w:type="dxa"/>
-            <w:tcMar>
-              <w:top w:w="60" w:type="dxa"/>
-              <w:left w:w="100" w:type="dxa"/>
-              <w:bottom w:w="60" w:type="dxa"/>
-              <w:right w:w="100" w:type="dxa"/>
-            </w:tcMar>
-          </w:tcPr>
-          <w:p>
+            <w:tcW w:w="2700" w:type="dxa"/>
+            <w:tcBorders>
+              <w:top w:val="single" w:sz="4" w:space="0" w:color="000000"/>
+              <w:left w:val="single" w:sz="4" w:space="0" w:color="000000"/>
+              <w:bottom w:val="single" w:sz="4" w:space="0" w:color="000000"/>
+              <w:right w:val="single" w:sz="4" w:space="0" w:color="000000"/>
+            </w:tcBorders>
+          </w:tcPr>
+          <w:p>
+            <w:pPr>
+              <w:spacing w:after="120"/>
+              <w:rPr>
+                <w:rFonts w:eastAsia="Calibri"/>
+                <w:sz w:val="20"/>
+                <w:szCs w:val="20"/>
+              </w:rPr>
+            </w:pPr>
             <w:r>
               <w:rPr>
                 <w:rFonts w:eastAsia="Calibri"/>
+                <w:sz w:val="20"/>
+                <w:szCs w:val="20"/>
               </w:rPr>
               <w:t>Cantidad de casos cuyo tiempo máximo de atención concluye durante el día en curso.</w:t>
             </w:r>
           </w:p>
         </w:tc>
+        <w:tc>
+          <w:tcPr>
+            <w:tcW w:w="1400" w:type="dxa"/>
+            <w:tcBorders>
+              <w:top w:val="single" w:sz="4" w:space="0" w:color="000000"/>
+              <w:left w:val="single" w:sz="4" w:space="0" w:color="000000"/>
+              <w:bottom w:val="single" w:sz="4" w:space="0" w:color="000000"/>
+              <w:right w:val="single" w:sz="4" w:space="0" w:color="000000"/>
+            </w:tcBorders>
+          </w:tcPr>
+          <w:p>
+            <w:pPr>
+              <w:spacing w:after="120"/>
+              <w:rPr>
+                <w:rFonts w:eastAsia="Calibri"/>
+                <w:sz w:val="20"/>
+                <w:szCs w:val="20"/>
+              </w:rPr>
+            </w:pPr>
+            <w:r>
+              <w:rPr>
+                <w:rFonts w:eastAsia="Calibri"/>
+                <w:sz w:val="20"/>
+                <w:szCs w:val="20"/>
+              </w:rPr>
+              <w:t>Número</w:t>
+            </w:r>
+          </w:p>
+        </w:tc>
+        <w:tc>
+          <w:tcPr>
+            <w:tcW w:w="3360" w:type="dxa"/>
+            <w:tcBorders>
+              <w:top w:val="single" w:sz="4" w:space="0" w:color="000000"/>
+              <w:left w:val="single" w:sz="4" w:space="0" w:color="000000"/>
+              <w:bottom w:val="single" w:sz="4" w:space="0" w:color="000000"/>
+              <w:right w:val="single" w:sz="4" w:space="0" w:color="000000"/>
+            </w:tcBorders>
+          </w:tcPr>
+          <w:p>
+            <w:pPr>
+              <w:spacing w:after="120"/>
+              <w:rPr>
+                <w:rFonts w:eastAsia="Calibri"/>
+                <w:sz w:val="20"/>
+                <w:szCs w:val="20"/>
+              </w:rPr>
+            </w:pPr>
+            <w:r>
+              <w:rPr>
+                <w:rFonts w:eastAsia="Calibri"/>
+                <w:sz w:val="20"/>
+                <w:szCs w:val="20"/>
+              </w:rPr>
+              <w:t>Número en color ámbar. Ejemplo: 0</w:t>
+            </w:r>
+          </w:p>
+        </w:tc>
       </w:tr>
       <w:tr>
-        <w:tblPrEx>
-          <w:tblCellMar>
-            <w:top w:w="0" w:type="dxa"/>
-            <w:bottom w:w="0" w:type="dxa"/>
-          </w:tblCellMar>
-        </w:tblPrEx>
-        <w:tc>
-          <w:tcPr>
-            <w:tcW w:w="2400" w:type="dxa"/>
-            <w:tcMar>
-              <w:top w:w="60" w:type="dxa"/>
-              <w:left w:w="100" w:type="dxa"/>
-              <w:bottom w:w="60" w:type="dxa"/>
-              <w:right w:w="100" w:type="dxa"/>
-            </w:tcMar>
-          </w:tcPr>
-          <w:p>
-            <w:r>
+        <w:tc>
+          <w:tcPr>
+            <w:tcW w:w="1900" w:type="dxa"/>
+            <w:tcBorders>
+              <w:top w:val="single" w:sz="4" w:space="0" w:color="000000"/>
+              <w:left w:val="single" w:sz="4" w:space="0" w:color="000000"/>
+              <w:bottom w:val="single" w:sz="4" w:space="0" w:color="000000"/>
+              <w:right w:val="single" w:sz="4" w:space="0" w:color="000000"/>
+            </w:tcBorders>
+          </w:tcPr>
+          <w:p>
+            <w:pPr>
+              <w:spacing w:after="120"/>
               <w:rPr>
                 <w:rFonts w:eastAsia="Calibri"/>
                 <w:b/>
                 <w:bCs/>
+                <w:sz w:val="20"/>
+                <w:szCs w:val="20"/>
+              </w:rPr>
+            </w:pPr>
+            <w:r>
+              <w:rPr>
+                <w:rFonts w:eastAsia="Calibri"/>
+                <w:b/>
+                <w:bCs/>
+                <w:sz w:val="20"/>
+                <w:szCs w:val="20"/>
               </w:rPr>
               <w:t>Vencidos</w:t>
             </w:r>
@@ -2228,20 +2578,88 @@
         </w:tc>
         <w:tc>
           <w:tcPr>
-            <w:tcW w:w="6960" w:type="dxa"/>
-            <w:tcMar>
-              <w:top w:w="60" w:type="dxa"/>
-              <w:left w:w="100" w:type="dxa"/>
-              <w:bottom w:w="60" w:type="dxa"/>
-              <w:right w:w="100" w:type="dxa"/>
-            </w:tcMar>
-          </w:tcPr>
-          <w:p>
+            <w:tcW w:w="2700" w:type="dxa"/>
+            <w:tcBorders>
+              <w:top w:val="single" w:sz="4" w:space="0" w:color="000000"/>
+              <w:left w:val="single" w:sz="4" w:space="0" w:color="000000"/>
+              <w:bottom w:val="single" w:sz="4" w:space="0" w:color="000000"/>
+              <w:right w:val="single" w:sz="4" w:space="0" w:color="000000"/>
+            </w:tcBorders>
+          </w:tcPr>
+          <w:p>
+            <w:pPr>
+              <w:spacing w:after="120"/>
+              <w:rPr>
+                <w:rFonts w:eastAsia="Calibri"/>
+                <w:sz w:val="20"/>
+                <w:szCs w:val="20"/>
+              </w:rPr>
+            </w:pPr>
             <w:r>
               <w:rPr>
                 <w:rFonts w:eastAsia="Calibri"/>
+                <w:sz w:val="20"/>
+                <w:szCs w:val="20"/>
               </w:rPr>
               <w:t>Cantidad de casos que ya superaron su tiempo máximo de atención.</w:t>
+            </w:r>
+          </w:p>
+        </w:tc>
+        <w:tc>
+          <w:tcPr>
+            <w:tcW w:w="1400" w:type="dxa"/>
+            <w:tcBorders>
+              <w:top w:val="single" w:sz="4" w:space="0" w:color="000000"/>
+              <w:left w:val="single" w:sz="4" w:space="0" w:color="000000"/>
+              <w:bottom w:val="single" w:sz="4" w:space="0" w:color="000000"/>
+              <w:right w:val="single" w:sz="4" w:space="0" w:color="000000"/>
+            </w:tcBorders>
+          </w:tcPr>
+          <w:p>
+            <w:pPr>
+              <w:spacing w:after="120"/>
+              <w:rPr>
+                <w:rFonts w:eastAsia="Calibri"/>
+                <w:sz w:val="20"/>
+                <w:szCs w:val="20"/>
+              </w:rPr>
+            </w:pPr>
+            <w:r>
+              <w:rPr>
+                <w:rFonts w:eastAsia="Calibri"/>
+                <w:sz w:val="20"/>
+                <w:szCs w:val="20"/>
+              </w:rPr>
+              <w:t>Número</w:t>
+            </w:r>
+          </w:p>
+        </w:tc>
+        <w:tc>
+          <w:tcPr>
+            <w:tcW w:w="3360" w:type="dxa"/>
+            <w:tcBorders>
+              <w:top w:val="single" w:sz="4" w:space="0" w:color="000000"/>
+              <w:left w:val="single" w:sz="4" w:space="0" w:color="000000"/>
+              <w:bottom w:val="single" w:sz="4" w:space="0" w:color="000000"/>
+              <w:right w:val="single" w:sz="4" w:space="0" w:color="000000"/>
+            </w:tcBorders>
+          </w:tcPr>
+          <w:p>
+            <w:pPr>
+              <w:spacing w:after="120"/>
+              <w:rPr>
+                <w:rFonts w:eastAsia="Calibri"/>
+                <w:sz w:val="20"/>
+                <w:szCs w:val="20"/>
+              </w:rPr>
+            </w:pPr>
+            <w:r>
+              <w:rPr>
+                <w:rFonts w:eastAsia="Calibri"/>
+                <w:sz w:val="20"/>
+                <w:szCs w:val="20"/>
+              </w:rPr>
+              <w:t>Número en color rojo. Ejemplo: 8</w:t>
             </w:r>
           </w:p>
         </w:tc>
@@ -2257,38 +2675,146 @@
         <w:pStyle w:val="Prrafodelista"/>
         <w:numPr>
           <w:ilvl w:val="0"/>
-          <w:numId w:val="29"/>
+          <w:numId w:val="15"/>
         </w:numPr>
-        <w:suppressAutoHyphens w:val="0"/>
-        <w:spacing w:after="80" w:line="276" w:lineRule="auto"/>
-      </w:pPr>
-      <w:r>
-        <w:rPr>
-          <w:rFonts w:eastAsia="Calibri"/>
-        </w:rPr>
-        <w:t>El indicador de carga permite al técnico conocer por qué el sistema deja de asignarle casos cuando alcanza su capacidad máxima.</w:t>
+        <w:spacing w:after="80"/>
+        <w:rPr>
+          <w:sz w:val="22"/>
+          <w:szCs w:val="22"/>
+        </w:rPr>
+      </w:pPr>
+      <w:r>
+        <w:rPr>
+          <w:sz w:val="22"/>
+          <w:szCs w:val="22"/>
+        </w:rPr>
+        <w:lastRenderedPageBreak/>
+        <w:t>El indicador de</w:t>
+      </w:r>
+      <w:r>
+        <w:rPr>
+          <w:sz w:val="22"/>
+          <w:szCs w:val="22"/>
+        </w:rPr>
+        <w:t xml:space="preserve"> carga permite al técnico conocer por qué el sistema deja de asignarle casos cuando alcanza su capacidad máxima.</w:t>
       </w:r>
     </w:p>
     <w:p>
       <w:pPr>
         <w:spacing w:before="160" w:after="100"/>
-      </w:pPr>
-      <w:r>
         <w:rPr>
           <w:rFonts w:eastAsia="Calibri"/>
           <w:b/>
           <w:bCs/>
-        </w:rPr>
-        <w:t>RN04 Contenido del listado de casos</w:t>
+          <w:sz w:val="22"/>
+          <w:szCs w:val="22"/>
+        </w:rPr>
+      </w:pPr>
+      <w:r>
+        <w:rPr>
+          <w:rFonts w:eastAsia="Calibri"/>
+          <w:b/>
+          <w:bCs/>
+          <w:sz w:val="22"/>
+          <w:szCs w:val="22"/>
+        </w:rPr>
+        <w:t>RN02 Visibilidad de la información</w:t>
       </w:r>
     </w:p>
     <w:p>
       <w:pPr>
+        <w:pStyle w:val="Prrafodelista"/>
+        <w:numPr>
+          <w:ilvl w:val="0"/>
+          <w:numId w:val="16"/>
+        </w:numPr>
+        <w:spacing w:after="80"/>
+        <w:rPr>
+          <w:sz w:val="22"/>
+          <w:szCs w:val="22"/>
+        </w:rPr>
+      </w:pPr>
+      <w:r>
+        <w:rPr>
+          <w:sz w:val="22"/>
+          <w:szCs w:val="22"/>
+        </w:rPr>
+        <w:t>El técnico únicamente puede consultar los casos que el sistema le asignó.</w:t>
+      </w:r>
+    </w:p>
+    <w:p>
+      <w:pPr>
+        <w:pStyle w:val="Prrafodelista"/>
+        <w:numPr>
+          <w:ilvl w:val="0"/>
+          <w:numId w:val="16"/>
+        </w:numPr>
+        <w:spacing w:after="80"/>
+        <w:rPr>
+          <w:sz w:val="22"/>
+          <w:szCs w:val="22"/>
+        </w:rPr>
+      </w:pPr>
+      <w:r>
+        <w:rPr>
+          <w:sz w:val="22"/>
+          <w:szCs w:val="22"/>
+        </w:rPr>
+        <w:t>Al técnico no se le asignan denuncias ni sugerencias, por cuanto dichas solicitudes corresponden al Supervisor de Soporte.</w:t>
+      </w:r>
+    </w:p>
+    <w:p>
+      <w:pPr>
+        <w:pStyle w:val="Prrafodelista"/>
+        <w:numPr>
+          <w:ilvl w:val="0"/>
+          <w:numId w:val="16"/>
+        </w:numPr>
+        <w:spacing w:after="80"/>
+        <w:rPr>
+          <w:sz w:val="22"/>
+          <w:szCs w:val="22"/>
+        </w:rPr>
+      </w:pPr>
+      <w:r>
+        <w:rPr>
+          <w:sz w:val="22"/>
+          <w:szCs w:val="22"/>
+        </w:rPr>
+        <w:t>Ningún técnico señalado como involucrado en una solicitud puede visualizarla, con lo cual se garantiza la imparcialidad en la atención.</w:t>
+      </w:r>
+    </w:p>
+    <w:p>
+      <w:pPr>
+        <w:spacing w:before="160" w:after="100"/>
+        <w:rPr>
+          <w:rFonts w:eastAsia="Calibri"/>
+          <w:b/>
+          <w:bCs/>
+          <w:sz w:val="22"/>
+          <w:szCs w:val="22"/>
+        </w:rPr>
+      </w:pPr>
+      <w:r>
+        <w:rPr>
+          <w:rFonts w:eastAsia="Calibri"/>
+          <w:b/>
+          <w:bCs/>
+          <w:sz w:val="22"/>
+          <w:szCs w:val="22"/>
+        </w:rPr>
+        <w:t>RN03 Contenido del listado de casos</w:t>
+      </w:r>
+    </w:p>
+    <w:p>
+      <w:pPr>
         <w:spacing w:after="120" w:line="276" w:lineRule="auto"/>
       </w:pPr>
       <w:r>
         <w:rPr>
           <w:rFonts w:eastAsia="Calibri"/>
+          <w:sz w:val="22"/>
+          <w:szCs w:val="22"/>
         </w:rPr>
         <w:t>El listado de casos muestra la siguiente información en cada una de sus columnas:</w:t>
       </w:r>
@@ -2296,102 +2822,188 @@
     <w:tbl>
       <w:tblPr>
         <w:tblW w:w="9360" w:type="dxa"/>
-        <w:tblBorders>
-          <w:top w:val="single" w:sz="4" w:space="0" w:color="auto"/>
-          <w:left w:val="single" w:sz="4" w:space="0" w:color="auto"/>
-          <w:bottom w:val="single" w:sz="4" w:space="0" w:color="auto"/>
-          <w:right w:val="single" w:sz="4" w:space="0" w:color="auto"/>
-          <w:insideH w:val="single" w:sz="4" w:space="0" w:color="auto"/>
-          <w:insideV w:val="single" w:sz="4" w:space="0" w:color="auto"/>
-        </w:tblBorders>
-        <w:tblCellMar>
-          <w:left w:w="10" w:type="dxa"/>
-          <w:right w:w="10" w:type="dxa"/>
-        </w:tblCellMar>
-        <w:tblLook w:val="0000" w:firstRow="0" w:lastRow="0" w:firstColumn="0" w:lastColumn="0" w:noHBand="0" w:noVBand="0"/>
+        <w:tblLayout w:type="fixed"/>
+        <w:tblLook w:val="04A0" w:firstRow="1" w:lastRow="0" w:firstColumn="1" w:lastColumn="0" w:noHBand="0" w:noVBand="1"/>
       </w:tblPr>
       <w:tblGrid>
-        <w:gridCol w:w="1700"/>
-        <w:gridCol w:w="7660"/>
+        <w:gridCol w:w="1900"/>
+        <w:gridCol w:w="2700"/>
+        <w:gridCol w:w="1400"/>
+        <w:gridCol w:w="3360"/>
       </w:tblGrid>
       <w:tr>
-        <w:tblPrEx>
-          <w:tblCellMar>
-            <w:top w:w="0" w:type="dxa"/>
-            <w:bottom w:w="0" w:type="dxa"/>
-          </w:tblCellMar>
-        </w:tblPrEx>
-        <w:trPr>
-          <w:tblHeader/>
-        </w:trPr>
-        <w:tc>
-          <w:tcPr>
-            <w:tcW w:w="1700" w:type="dxa"/>
-            <w:shd w:val="clear" w:color="auto" w:fill="DEEAF6"/>
-            <w:tcMar>
-              <w:top w:w="60" w:type="dxa"/>
-              <w:left w:w="100" w:type="dxa"/>
-              <w:bottom w:w="60" w:type="dxa"/>
-              <w:right w:w="100" w:type="dxa"/>
-            </w:tcMar>
-          </w:tcPr>
-          <w:p>
-            <w:r>
+        <w:tc>
+          <w:tcPr>
+            <w:tcW w:w="1900" w:type="dxa"/>
+            <w:tcBorders>
+              <w:top w:val="single" w:sz="4" w:space="0" w:color="000000"/>
+              <w:left w:val="single" w:sz="4" w:space="0" w:color="000000"/>
+              <w:bottom w:val="single" w:sz="4" w:space="0" w:color="000000"/>
+              <w:right w:val="single" w:sz="4" w:space="0" w:color="000000"/>
+            </w:tcBorders>
+          </w:tcPr>
+          <w:p>
+            <w:pPr>
+              <w:spacing w:after="120"/>
               <w:rPr>
                 <w:rFonts w:eastAsia="Calibri"/>
                 <w:b/>
                 <w:bCs/>
-              </w:rPr>
-              <w:t>Columna</w:t>
-            </w:r>
-          </w:p>
-        </w:tc>
-        <w:tc>
-          <w:tcPr>
-            <w:tcW w:w="7660" w:type="dxa"/>
-            <w:shd w:val="clear" w:color="auto" w:fill="DEEAF6"/>
-            <w:tcMar>
-              <w:top w:w="60" w:type="dxa"/>
-              <w:left w:w="100" w:type="dxa"/>
-              <w:bottom w:w="60" w:type="dxa"/>
-              <w:right w:w="100" w:type="dxa"/>
-            </w:tcMar>
-          </w:tcPr>
-          <w:p>
+                <w:sz w:val="20"/>
+                <w:szCs w:val="20"/>
+              </w:rPr>
+            </w:pPr>
             <w:r>
               <w:rPr>
                 <w:rFonts w:eastAsia="Calibri"/>
                 <w:b/>
                 <w:bCs/>
-              </w:rPr>
-              <w:t>Información que muestra</w:t>
+                <w:sz w:val="20"/>
+                <w:szCs w:val="20"/>
+              </w:rPr>
+              <w:t>Co</w:t>
+            </w:r>
+            <w:r>
+              <w:rPr>
+                <w:rFonts w:eastAsia="Calibri"/>
+                <w:b/>
+                <w:bCs/>
+                <w:sz w:val="20"/>
+                <w:szCs w:val="20"/>
+              </w:rPr>
+              <w:t>lumna</w:t>
+            </w:r>
+          </w:p>
+        </w:tc>
+        <w:tc>
+          <w:tcPr>
+            <w:tcW w:w="2700" w:type="dxa"/>
+            <w:tcBorders>
+              <w:top w:val="single" w:sz="4" w:space="0" w:color="000000"/>
+              <w:left w:val="single" w:sz="4" w:space="0" w:color="000000"/>
+              <w:bottom w:val="single" w:sz="4" w:space="0" w:color="000000"/>
+              <w:right w:val="single" w:sz="4" w:space="0" w:color="000000"/>
+            </w:tcBorders>
+          </w:tcPr>
+          <w:p>
+            <w:pPr>
+              <w:spacing w:after="120"/>
+              <w:rPr>
+                <w:rFonts w:eastAsia="Calibri"/>
+                <w:b/>
+                <w:bCs/>
+                <w:sz w:val="20"/>
+                <w:szCs w:val="20"/>
+              </w:rPr>
+            </w:pPr>
+            <w:r>
+              <w:rPr>
+                <w:rFonts w:eastAsia="Calibri"/>
+                <w:b/>
+                <w:bCs/>
+                <w:sz w:val="20"/>
+                <w:szCs w:val="20"/>
+              </w:rPr>
+              <w:t>Contenido</w:t>
+            </w:r>
+          </w:p>
+        </w:tc>
+        <w:tc>
+          <w:tcPr>
+            <w:tcW w:w="1400" w:type="dxa"/>
+            <w:tcBorders>
+              <w:top w:val="single" w:sz="4" w:space="0" w:color="000000"/>
+              <w:left w:val="single" w:sz="4" w:space="0" w:color="000000"/>
+              <w:bottom w:val="single" w:sz="4" w:space="0" w:color="000000"/>
+              <w:right w:val="single" w:sz="4" w:space="0" w:color="000000"/>
+            </w:tcBorders>
+          </w:tcPr>
+          <w:p>
+            <w:pPr>
+              <w:spacing w:after="120"/>
+              <w:rPr>
+                <w:rFonts w:eastAsia="Calibri"/>
+                <w:b/>
+                <w:bCs/>
+                <w:sz w:val="20"/>
+                <w:szCs w:val="20"/>
+              </w:rPr>
+            </w:pPr>
+            <w:r>
+              <w:rPr>
+                <w:rFonts w:eastAsia="Calibri"/>
+                <w:b/>
+                <w:bCs/>
+                <w:sz w:val="20"/>
+                <w:szCs w:val="20"/>
+              </w:rPr>
+              <w:t>Tipo de dato</w:t>
+            </w:r>
+          </w:p>
+        </w:tc>
+        <w:tc>
+          <w:tcPr>
+            <w:tcW w:w="3360" w:type="dxa"/>
+            <w:tcBorders>
+              <w:top w:val="single" w:sz="4" w:space="0" w:color="000000"/>
+              <w:left w:val="single" w:sz="4" w:space="0" w:color="000000"/>
+              <w:bottom w:val="single" w:sz="4" w:space="0" w:color="000000"/>
+              <w:right w:val="single" w:sz="4" w:space="0" w:color="000000"/>
+            </w:tcBorders>
+          </w:tcPr>
+          <w:p>
+            <w:pPr>
+              <w:spacing w:after="120"/>
+              <w:rPr>
+                <w:rFonts w:eastAsia="Calibri"/>
+                <w:b/>
+                <w:bCs/>
+                <w:sz w:val="20"/>
+                <w:szCs w:val="20"/>
+              </w:rPr>
+            </w:pPr>
+            <w:r>
+              <w:rPr>
+                <w:rFonts w:eastAsia="Calibri"/>
+                <w:b/>
+                <w:bCs/>
+                <w:sz w:val="20"/>
+                <w:szCs w:val="20"/>
+              </w:rPr>
+              <w:t>Formato de presentación</w:t>
             </w:r>
           </w:p>
         </w:tc>
       </w:tr>
       <w:tr>
-        <w:tblPrEx>
-          <w:tblCellMar>
-            <w:top w:w="0" w:type="dxa"/>
-            <w:bottom w:w="0" w:type="dxa"/>
-          </w:tblCellMar>
-        </w:tblPrEx>
-        <w:tc>
-          <w:tcPr>
-            <w:tcW w:w="1700" w:type="dxa"/>
-            <w:tcMar>
-              <w:top w:w="60" w:type="dxa"/>
-              <w:left w:w="100" w:type="dxa"/>
-              <w:bottom w:w="60" w:type="dxa"/>
-              <w:right w:w="100" w:type="dxa"/>
-            </w:tcMar>
-          </w:tcPr>
-          <w:p>
-            <w:r>
+        <w:tc>
+          <w:tcPr>
+            <w:tcW w:w="1900" w:type="dxa"/>
+            <w:tcBorders>
+              <w:top w:val="single" w:sz="4" w:space="0" w:color="000000"/>
+              <w:left w:val="single" w:sz="4" w:space="0" w:color="000000"/>
+              <w:bottom w:val="single" w:sz="4" w:space="0" w:color="000000"/>
+              <w:right w:val="single" w:sz="4" w:space="0" w:color="000000"/>
+            </w:tcBorders>
+          </w:tcPr>
+          <w:p>
+            <w:pPr>
+              <w:spacing w:after="120"/>
               <w:rPr>
                 <w:rFonts w:eastAsia="Calibri"/>
                 <w:b/>
                 <w:bCs/>
+                <w:sz w:val="20"/>
+                <w:szCs w:val="20"/>
+              </w:rPr>
+            </w:pPr>
+            <w:r>
+              <w:rPr>
+                <w:rFonts w:eastAsia="Calibri"/>
+                <w:b/>
+                <w:bCs/>
+                <w:sz w:val="20"/>
+                <w:szCs w:val="20"/>
               </w:rPr>
               <w:t>Boleta</w:t>
             </w:r>
@@ -2399,47 +3011,121 @@
         </w:tc>
         <w:tc>
           <w:tcPr>
-            <w:tcW w:w="7660" w:type="dxa"/>
-            <w:tcMar>
-              <w:top w:w="60" w:type="dxa"/>
-              <w:left w:w="100" w:type="dxa"/>
-              <w:bottom w:w="60" w:type="dxa"/>
-              <w:right w:w="100" w:type="dxa"/>
-            </w:tcMar>
-          </w:tcPr>
-          <w:p>
+            <w:tcW w:w="2700" w:type="dxa"/>
+            <w:tcBorders>
+              <w:top w:val="single" w:sz="4" w:space="0" w:color="000000"/>
+              <w:left w:val="single" w:sz="4" w:space="0" w:color="000000"/>
+              <w:bottom w:val="single" w:sz="4" w:space="0" w:color="000000"/>
+              <w:right w:val="single" w:sz="4" w:space="0" w:color="000000"/>
+            </w:tcBorders>
+          </w:tcPr>
+          <w:p>
+            <w:pPr>
+              <w:spacing w:after="120"/>
+              <w:rPr>
+                <w:rFonts w:eastAsia="Calibri"/>
+                <w:sz w:val="20"/>
+                <w:szCs w:val="20"/>
+              </w:rPr>
+            </w:pPr>
             <w:r>
               <w:rPr>
                 <w:rFonts w:eastAsia="Calibri"/>
+                <w:sz w:val="20"/>
+                <w:szCs w:val="20"/>
               </w:rPr>
               <w:t>Número de boleta con el que se registró la solicitud.</w:t>
             </w:r>
           </w:p>
         </w:tc>
+        <w:tc>
+          <w:tcPr>
+            <w:tcW w:w="1400" w:type="dxa"/>
+            <w:tcBorders>
+              <w:top w:val="single" w:sz="4" w:space="0" w:color="000000"/>
+              <w:left w:val="single" w:sz="4" w:space="0" w:color="000000"/>
+              <w:bottom w:val="single" w:sz="4" w:space="0" w:color="000000"/>
+              <w:right w:val="single" w:sz="4" w:space="0" w:color="000000"/>
+            </w:tcBorders>
+          </w:tcPr>
+          <w:p>
+            <w:pPr>
+              <w:spacing w:after="120"/>
+              <w:rPr>
+                <w:rFonts w:eastAsia="Calibri"/>
+                <w:sz w:val="20"/>
+                <w:szCs w:val="20"/>
+              </w:rPr>
+            </w:pPr>
+            <w:r>
+              <w:rPr>
+                <w:rFonts w:eastAsia="Calibri"/>
+                <w:sz w:val="20"/>
+                <w:szCs w:val="20"/>
+              </w:rPr>
+              <w:t>Texto</w:t>
+            </w:r>
+          </w:p>
+        </w:tc>
+        <w:tc>
+          <w:tcPr>
+            <w:tcW w:w="3360" w:type="dxa"/>
+            <w:tcBorders>
+              <w:top w:val="single" w:sz="4" w:space="0" w:color="000000"/>
+              <w:left w:val="single" w:sz="4" w:space="0" w:color="000000"/>
+              <w:bottom w:val="single" w:sz="4" w:space="0" w:color="000000"/>
+              <w:right w:val="single" w:sz="4" w:space="0" w:color="000000"/>
+            </w:tcBorders>
+          </w:tcPr>
+          <w:p>
+            <w:pPr>
+              <w:spacing w:after="120"/>
+              <w:rPr>
+                <w:rFonts w:eastAsia="Calibri"/>
+                <w:sz w:val="20"/>
+                <w:szCs w:val="20"/>
+              </w:rPr>
+            </w:pPr>
+            <w:r>
+              <w:rPr>
+                <w:rFonts w:eastAsia="Calibri"/>
+                <w:sz w:val="20"/>
+                <w:szCs w:val="20"/>
+              </w:rPr>
+              <w:t>SOL-AAAA-NNNNNN. Ejemplo: SOL-2026-000010</w:t>
+            </w:r>
+          </w:p>
+        </w:tc>
       </w:tr>
       <w:tr>
-        <w:tblPrEx>
-          <w:tblCellMar>
-            <w:top w:w="0" w:type="dxa"/>
-            <w:bottom w:w="0" w:type="dxa"/>
-          </w:tblCellMar>
-        </w:tblPrEx>
-        <w:tc>
-          <w:tcPr>
-            <w:tcW w:w="1700" w:type="dxa"/>
-            <w:tcMar>
-              <w:top w:w="60" w:type="dxa"/>
-              <w:left w:w="100" w:type="dxa"/>
-              <w:bottom w:w="60" w:type="dxa"/>
-              <w:right w:w="100" w:type="dxa"/>
-            </w:tcMar>
-          </w:tcPr>
-          <w:p>
-            <w:r>
+        <w:tc>
+          <w:tcPr>
+            <w:tcW w:w="1900" w:type="dxa"/>
+            <w:tcBorders>
+              <w:top w:val="single" w:sz="4" w:space="0" w:color="000000"/>
+              <w:left w:val="single" w:sz="4" w:space="0" w:color="000000"/>
+              <w:bottom w:val="single" w:sz="4" w:space="0" w:color="000000"/>
+              <w:right w:val="single" w:sz="4" w:space="0" w:color="000000"/>
+            </w:tcBorders>
+          </w:tcPr>
+          <w:p>
+            <w:pPr>
+              <w:spacing w:after="120"/>
               <w:rPr>
                 <w:rFonts w:eastAsia="Calibri"/>
                 <w:b/>
                 <w:bCs/>
+                <w:sz w:val="20"/>
+                <w:szCs w:val="20"/>
+              </w:rPr>
+            </w:pPr>
+            <w:r>
+              <w:rPr>
+                <w:rFonts w:eastAsia="Calibri"/>
+                <w:b/>
+                <w:bCs/>
+                <w:sz w:val="20"/>
+                <w:szCs w:val="20"/>
               </w:rPr>
               <w:t>Tipo</w:t>
             </w:r>
@@ -2447,103 +3133,251 @@
         </w:tc>
         <w:tc>
           <w:tcPr>
-            <w:tcW w:w="7660" w:type="dxa"/>
-            <w:tcMar>
-              <w:top w:w="60" w:type="dxa"/>
-              <w:left w:w="100" w:type="dxa"/>
-              <w:bottom w:w="60" w:type="dxa"/>
-              <w:right w:w="100" w:type="dxa"/>
-            </w:tcMar>
-          </w:tcPr>
-          <w:p>
+            <w:tcW w:w="2700" w:type="dxa"/>
+            <w:tcBorders>
+              <w:top w:val="single" w:sz="4" w:space="0" w:color="000000"/>
+              <w:left w:val="single" w:sz="4" w:space="0" w:color="000000"/>
+              <w:bottom w:val="single" w:sz="4" w:space="0" w:color="000000"/>
+              <w:right w:val="single" w:sz="4" w:space="0" w:color="000000"/>
+            </w:tcBorders>
+          </w:tcPr>
+          <w:p>
+            <w:pPr>
+              <w:spacing w:after="120"/>
+              <w:rPr>
+                <w:rFonts w:eastAsia="Calibri"/>
+                <w:sz w:val="20"/>
+                <w:szCs w:val="20"/>
+              </w:rPr>
+            </w:pPr>
             <w:r>
               <w:rPr>
                 <w:rFonts w:eastAsia="Calibri"/>
-              </w:rPr>
-              <w:t xml:space="preserve">Tipo de solicitud: queja o reclamo. Al técnico no se le asignan denuncias ni </w:t>
+                <w:sz w:val="20"/>
+                <w:szCs w:val="20"/>
+              </w:rPr>
+              <w:t>Tipo de solicitud. Al técnico no se le asignan denuncias ni sugerencias.</w:t>
+            </w:r>
+          </w:p>
+        </w:tc>
+        <w:tc>
+          <w:tcPr>
+            <w:tcW w:w="1400" w:type="dxa"/>
+            <w:tcBorders>
+              <w:top w:val="single" w:sz="4" w:space="0" w:color="000000"/>
+              <w:left w:val="single" w:sz="4" w:space="0" w:color="000000"/>
+              <w:bottom w:val="single" w:sz="4" w:space="0" w:color="000000"/>
+              <w:right w:val="single" w:sz="4" w:space="0" w:color="000000"/>
+            </w:tcBorders>
+          </w:tcPr>
+          <w:p>
+            <w:pPr>
+              <w:spacing w:after="120"/>
+              <w:rPr>
+                <w:rFonts w:eastAsia="Calibri"/>
+                <w:sz w:val="20"/>
+                <w:szCs w:val="20"/>
+              </w:rPr>
+            </w:pPr>
+            <w:r>
+              <w:rPr>
+                <w:rFonts w:eastAsia="Calibri"/>
+                <w:sz w:val="20"/>
+                <w:szCs w:val="20"/>
+              </w:rPr>
+              <w:t>Texto (catálog</w:t>
             </w:r>
             <w:r>
               <w:rPr>
                 <w:rFonts w:eastAsia="Calibri"/>
-              </w:rPr>
-              <w:lastRenderedPageBreak/>
-              <w:t>sugerencias.</w:t>
+                <w:sz w:val="20"/>
+                <w:szCs w:val="20"/>
+              </w:rPr>
+              <w:t>o)</w:t>
+            </w:r>
+          </w:p>
+        </w:tc>
+        <w:tc>
+          <w:tcPr>
+            <w:tcW w:w="3360" w:type="dxa"/>
+            <w:tcBorders>
+              <w:top w:val="single" w:sz="4" w:space="0" w:color="000000"/>
+              <w:left w:val="single" w:sz="4" w:space="0" w:color="000000"/>
+              <w:bottom w:val="single" w:sz="4" w:space="0" w:color="000000"/>
+              <w:right w:val="single" w:sz="4" w:space="0" w:color="000000"/>
+            </w:tcBorders>
+          </w:tcPr>
+          <w:p>
+            <w:pPr>
+              <w:spacing w:after="120"/>
+              <w:rPr>
+                <w:rFonts w:eastAsia="Calibri"/>
+                <w:sz w:val="20"/>
+                <w:szCs w:val="20"/>
+              </w:rPr>
+            </w:pPr>
+            <w:r>
+              <w:rPr>
+                <w:rFonts w:eastAsia="Calibri"/>
+                <w:sz w:val="20"/>
+                <w:szCs w:val="20"/>
+              </w:rPr>
+              <w:t>Queja o Reclamo.</w:t>
             </w:r>
           </w:p>
         </w:tc>
       </w:tr>
       <w:tr>
-        <w:tblPrEx>
-          <w:tblCellMar>
-            <w:top w:w="0" w:type="dxa"/>
-            <w:bottom w:w="0" w:type="dxa"/>
-          </w:tblCellMar>
-        </w:tblPrEx>
-        <w:tc>
-          <w:tcPr>
-            <w:tcW w:w="1700" w:type="dxa"/>
-            <w:tcMar>
-              <w:top w:w="60" w:type="dxa"/>
-              <w:left w:w="100" w:type="dxa"/>
-              <w:bottom w:w="60" w:type="dxa"/>
-              <w:right w:w="100" w:type="dxa"/>
-            </w:tcMar>
-          </w:tcPr>
-          <w:p>
-            <w:r>
+        <w:tc>
+          <w:tcPr>
+            <w:tcW w:w="1900" w:type="dxa"/>
+            <w:tcBorders>
+              <w:top w:val="single" w:sz="4" w:space="0" w:color="000000"/>
+              <w:left w:val="single" w:sz="4" w:space="0" w:color="000000"/>
+              <w:bottom w:val="single" w:sz="4" w:space="0" w:color="000000"/>
+              <w:right w:val="single" w:sz="4" w:space="0" w:color="000000"/>
+            </w:tcBorders>
+          </w:tcPr>
+          <w:p>
+            <w:pPr>
+              <w:spacing w:after="120"/>
               <w:rPr>
                 <w:rFonts w:eastAsia="Calibri"/>
                 <w:b/>
                 <w:bCs/>
-              </w:rPr>
-              <w:lastRenderedPageBreak/>
+                <w:sz w:val="20"/>
+                <w:szCs w:val="20"/>
+              </w:rPr>
+            </w:pPr>
+            <w:r>
+              <w:rPr>
+                <w:rFonts w:eastAsia="Calibri"/>
+                <w:b/>
+                <w:bCs/>
+                <w:sz w:val="20"/>
+                <w:szCs w:val="20"/>
+              </w:rPr>
               <w:t>Asunto</w:t>
             </w:r>
           </w:p>
         </w:tc>
         <w:tc>
           <w:tcPr>
-            <w:tcW w:w="7660" w:type="dxa"/>
-            <w:tcMar>
-              <w:top w:w="60" w:type="dxa"/>
-              <w:left w:w="100" w:type="dxa"/>
-              <w:bottom w:w="60" w:type="dxa"/>
-              <w:right w:w="100" w:type="dxa"/>
-            </w:tcMar>
-          </w:tcPr>
-          <w:p>
+            <w:tcW w:w="2700" w:type="dxa"/>
+            <w:tcBorders>
+              <w:top w:val="single" w:sz="4" w:space="0" w:color="000000"/>
+              <w:left w:val="single" w:sz="4" w:space="0" w:color="000000"/>
+              <w:bottom w:val="single" w:sz="4" w:space="0" w:color="000000"/>
+              <w:right w:val="single" w:sz="4" w:space="0" w:color="000000"/>
+            </w:tcBorders>
+          </w:tcPr>
+          <w:p>
+            <w:pPr>
+              <w:spacing w:after="120"/>
+              <w:rPr>
+                <w:rFonts w:eastAsia="Calibri"/>
+                <w:sz w:val="20"/>
+                <w:szCs w:val="20"/>
+              </w:rPr>
+            </w:pPr>
             <w:r>
               <w:rPr>
                 <w:rFonts w:eastAsia="Calibri"/>
+                <w:sz w:val="20"/>
+                <w:szCs w:val="20"/>
               </w:rPr>
               <w:t>Título breve con el que el cliente describió su solicitud.</w:t>
             </w:r>
           </w:p>
         </w:tc>
+        <w:tc>
+          <w:tcPr>
+            <w:tcW w:w="1400" w:type="dxa"/>
+            <w:tcBorders>
+              <w:top w:val="single" w:sz="4" w:space="0" w:color="000000"/>
+              <w:left w:val="single" w:sz="4" w:space="0" w:color="000000"/>
+              <w:bottom w:val="single" w:sz="4" w:space="0" w:color="000000"/>
+              <w:right w:val="single" w:sz="4" w:space="0" w:color="000000"/>
+            </w:tcBorders>
+          </w:tcPr>
+          <w:p>
+            <w:pPr>
+              <w:spacing w:after="120"/>
+              <w:rPr>
+                <w:rFonts w:eastAsia="Calibri"/>
+                <w:sz w:val="20"/>
+                <w:szCs w:val="20"/>
+              </w:rPr>
+            </w:pPr>
+            <w:r>
+              <w:rPr>
+                <w:rFonts w:eastAsia="Calibri"/>
+                <w:sz w:val="20"/>
+                <w:szCs w:val="20"/>
+              </w:rPr>
+              <w:t>Texto</w:t>
+            </w:r>
+          </w:p>
+        </w:tc>
+        <w:tc>
+          <w:tcPr>
+            <w:tcW w:w="3360" w:type="dxa"/>
+            <w:tcBorders>
+              <w:top w:val="single" w:sz="4" w:space="0" w:color="000000"/>
+              <w:left w:val="single" w:sz="4" w:space="0" w:color="000000"/>
+              <w:bottom w:val="single" w:sz="4" w:space="0" w:color="000000"/>
+              <w:right w:val="single" w:sz="4" w:space="0" w:color="000000"/>
+            </w:tcBorders>
+          </w:tcPr>
+          <w:p>
+            <w:pPr>
+              <w:spacing w:after="120"/>
+              <w:rPr>
+                <w:rFonts w:eastAsia="Calibri"/>
+                <w:sz w:val="20"/>
+                <w:szCs w:val="20"/>
+              </w:rPr>
+            </w:pPr>
+            <w:r>
+              <w:rPr>
+                <w:rFonts w:eastAsia="Calibri"/>
+                <w:sz w:val="20"/>
+                <w:szCs w:val="20"/>
+              </w:rPr>
+              <w:t>Texto plano, completo. Ejemplo: PRUEBA DE AUDIO</w:t>
+            </w:r>
+          </w:p>
+        </w:tc>
       </w:tr>
       <w:tr>
-        <w:tblPrEx>
-          <w:tblCellMar>
-            <w:top w:w="0" w:type="dxa"/>
-            <w:bottom w:w="0" w:type="dxa"/>
-          </w:tblCellMar>
-        </w:tblPrEx>
-        <w:tc>
-          <w:tcPr>
-            <w:tcW w:w="1700" w:type="dxa"/>
-            <w:tcMar>
-              <w:top w:w="60" w:type="dxa"/>
-              <w:left w:w="100" w:type="dxa"/>
-              <w:bottom w:w="60" w:type="dxa"/>
-              <w:right w:w="100" w:type="dxa"/>
-            </w:tcMar>
-          </w:tcPr>
-          <w:p>
-            <w:r>
+        <w:tc>
+          <w:tcPr>
+            <w:tcW w:w="1900" w:type="dxa"/>
+            <w:tcBorders>
+              <w:top w:val="single" w:sz="4" w:space="0" w:color="000000"/>
+              <w:left w:val="single" w:sz="4" w:space="0" w:color="000000"/>
+              <w:bottom w:val="single" w:sz="4" w:space="0" w:color="000000"/>
+              <w:right w:val="single" w:sz="4" w:space="0" w:color="000000"/>
+            </w:tcBorders>
+          </w:tcPr>
+          <w:p>
+            <w:pPr>
+              <w:spacing w:after="120"/>
               <w:rPr>
                 <w:rFonts w:eastAsia="Calibri"/>
                 <w:b/>
                 <w:bCs/>
+                <w:sz w:val="20"/>
+                <w:szCs w:val="20"/>
+              </w:rPr>
+            </w:pPr>
+            <w:r>
+              <w:rPr>
+                <w:rFonts w:eastAsia="Calibri"/>
+                <w:b/>
+                <w:bCs/>
+                <w:sz w:val="20"/>
+                <w:szCs w:val="20"/>
               </w:rPr>
               <w:t>Cliente</w:t>
             </w:r>
@@ -2551,47 +3385,121 @@
         </w:tc>
         <w:tc>
           <w:tcPr>
-            <w:tcW w:w="7660" w:type="dxa"/>
-            <w:tcMar>
-              <w:top w:w="60" w:type="dxa"/>
-              <w:left w:w="100" w:type="dxa"/>
-              <w:bottom w:w="60" w:type="dxa"/>
-              <w:right w:w="100" w:type="dxa"/>
-            </w:tcMar>
-          </w:tcPr>
-          <w:p>
+            <w:tcW w:w="2700" w:type="dxa"/>
+            <w:tcBorders>
+              <w:top w:val="single" w:sz="4" w:space="0" w:color="000000"/>
+              <w:left w:val="single" w:sz="4" w:space="0" w:color="000000"/>
+              <w:bottom w:val="single" w:sz="4" w:space="0" w:color="000000"/>
+              <w:right w:val="single" w:sz="4" w:space="0" w:color="000000"/>
+            </w:tcBorders>
+          </w:tcPr>
+          <w:p>
+            <w:pPr>
+              <w:spacing w:after="120"/>
+              <w:rPr>
+                <w:rFonts w:eastAsia="Calibri"/>
+                <w:sz w:val="20"/>
+                <w:szCs w:val="20"/>
+              </w:rPr>
+            </w:pPr>
             <w:r>
               <w:rPr>
                 <w:rFonts w:eastAsia="Calibri"/>
+                <w:sz w:val="20"/>
+                <w:szCs w:val="20"/>
               </w:rPr>
               <w:t>Nombre del cliente que presentó la solicitud.</w:t>
             </w:r>
           </w:p>
         </w:tc>
+        <w:tc>
+          <w:tcPr>
+            <w:tcW w:w="1400" w:type="dxa"/>
+            <w:tcBorders>
+              <w:top w:val="single" w:sz="4" w:space="0" w:color="000000"/>
+              <w:left w:val="single" w:sz="4" w:space="0" w:color="000000"/>
+              <w:bottom w:val="single" w:sz="4" w:space="0" w:color="000000"/>
+              <w:right w:val="single" w:sz="4" w:space="0" w:color="000000"/>
+            </w:tcBorders>
+          </w:tcPr>
+          <w:p>
+            <w:pPr>
+              <w:spacing w:after="120"/>
+              <w:rPr>
+                <w:rFonts w:eastAsia="Calibri"/>
+                <w:sz w:val="20"/>
+                <w:szCs w:val="20"/>
+              </w:rPr>
+            </w:pPr>
+            <w:r>
+              <w:rPr>
+                <w:rFonts w:eastAsia="Calibri"/>
+                <w:sz w:val="20"/>
+                <w:szCs w:val="20"/>
+              </w:rPr>
+              <w:t>Texto</w:t>
+            </w:r>
+          </w:p>
+        </w:tc>
+        <w:tc>
+          <w:tcPr>
+            <w:tcW w:w="3360" w:type="dxa"/>
+            <w:tcBorders>
+              <w:top w:val="single" w:sz="4" w:space="0" w:color="000000"/>
+              <w:left w:val="single" w:sz="4" w:space="0" w:color="000000"/>
+              <w:bottom w:val="single" w:sz="4" w:space="0" w:color="000000"/>
+              <w:right w:val="single" w:sz="4" w:space="0" w:color="000000"/>
+            </w:tcBorders>
+          </w:tcPr>
+          <w:p>
+            <w:pPr>
+              <w:spacing w:after="120"/>
+              <w:rPr>
+                <w:rFonts w:eastAsia="Calibri"/>
+                <w:sz w:val="20"/>
+                <w:szCs w:val="20"/>
+              </w:rPr>
+            </w:pPr>
+            <w:r>
+              <w:rPr>
+                <w:rFonts w:eastAsia="Calibri"/>
+                <w:sz w:val="20"/>
+                <w:szCs w:val="20"/>
+              </w:rPr>
+              <w:t>Nombre y apellido. Ejemplo: Sofía Hernández</w:t>
+            </w:r>
+          </w:p>
+        </w:tc>
       </w:tr>
       <w:tr>
-        <w:tblPrEx>
-          <w:tblCellMar>
-            <w:top w:w="0" w:type="dxa"/>
-            <w:bottom w:w="0" w:type="dxa"/>
-          </w:tblCellMar>
-        </w:tblPrEx>
-        <w:tc>
-          <w:tcPr>
-            <w:tcW w:w="1700" w:type="dxa"/>
-            <w:tcMar>
-              <w:top w:w="60" w:type="dxa"/>
-              <w:left w:w="100" w:type="dxa"/>
-              <w:bottom w:w="60" w:type="dxa"/>
-              <w:right w:w="100" w:type="dxa"/>
-            </w:tcMar>
-          </w:tcPr>
-          <w:p>
-            <w:r>
+        <w:tc>
+          <w:tcPr>
+            <w:tcW w:w="1900" w:type="dxa"/>
+            <w:tcBorders>
+              <w:top w:val="single" w:sz="4" w:space="0" w:color="000000"/>
+              <w:left w:val="single" w:sz="4" w:space="0" w:color="000000"/>
+              <w:bottom w:val="single" w:sz="4" w:space="0" w:color="000000"/>
+              <w:right w:val="single" w:sz="4" w:space="0" w:color="000000"/>
+            </w:tcBorders>
+          </w:tcPr>
+          <w:p>
+            <w:pPr>
+              <w:spacing w:after="120"/>
               <w:rPr>
                 <w:rFonts w:eastAsia="Calibri"/>
                 <w:b/>
                 <w:bCs/>
+                <w:sz w:val="20"/>
+                <w:szCs w:val="20"/>
+              </w:rPr>
+            </w:pPr>
+            <w:r>
+              <w:rPr>
+                <w:rFonts w:eastAsia="Calibri"/>
+                <w:b/>
+                <w:bCs/>
+                <w:sz w:val="20"/>
+                <w:szCs w:val="20"/>
               </w:rPr>
               <w:t>Prioridad</w:t>
             </w:r>
@@ -2599,47 +3507,121 @@
         </w:tc>
         <w:tc>
           <w:tcPr>
-            <w:tcW w:w="7660" w:type="dxa"/>
-            <w:tcMar>
-              <w:top w:w="60" w:type="dxa"/>
-              <w:left w:w="100" w:type="dxa"/>
-              <w:bottom w:w="60" w:type="dxa"/>
-              <w:right w:w="100" w:type="dxa"/>
-            </w:tcMar>
-          </w:tcPr>
-          <w:p>
+            <w:tcW w:w="2700" w:type="dxa"/>
+            <w:tcBorders>
+              <w:top w:val="single" w:sz="4" w:space="0" w:color="000000"/>
+              <w:left w:val="single" w:sz="4" w:space="0" w:color="000000"/>
+              <w:bottom w:val="single" w:sz="4" w:space="0" w:color="000000"/>
+              <w:right w:val="single" w:sz="4" w:space="0" w:color="000000"/>
+            </w:tcBorders>
+          </w:tcPr>
+          <w:p>
+            <w:pPr>
+              <w:spacing w:after="120"/>
+              <w:rPr>
+                <w:rFonts w:eastAsia="Calibri"/>
+                <w:sz w:val="20"/>
+                <w:szCs w:val="20"/>
+              </w:rPr>
+            </w:pPr>
             <w:r>
               <w:rPr>
                 <w:rFonts w:eastAsia="Calibri"/>
+                <w:sz w:val="20"/>
+                <w:szCs w:val="20"/>
               </w:rPr>
               <w:t>Nivel de prioridad asignado a la solicitud.</w:t>
             </w:r>
           </w:p>
         </w:tc>
+        <w:tc>
+          <w:tcPr>
+            <w:tcW w:w="1400" w:type="dxa"/>
+            <w:tcBorders>
+              <w:top w:val="single" w:sz="4" w:space="0" w:color="000000"/>
+              <w:left w:val="single" w:sz="4" w:space="0" w:color="000000"/>
+              <w:bottom w:val="single" w:sz="4" w:space="0" w:color="000000"/>
+              <w:right w:val="single" w:sz="4" w:space="0" w:color="000000"/>
+            </w:tcBorders>
+          </w:tcPr>
+          <w:p>
+            <w:pPr>
+              <w:spacing w:after="120"/>
+              <w:rPr>
+                <w:rFonts w:eastAsia="Calibri"/>
+                <w:sz w:val="20"/>
+                <w:szCs w:val="20"/>
+              </w:rPr>
+            </w:pPr>
+            <w:r>
+              <w:rPr>
+                <w:rFonts w:eastAsia="Calibri"/>
+                <w:sz w:val="20"/>
+                <w:szCs w:val="20"/>
+              </w:rPr>
+              <w:t>Texto (catálogo)</w:t>
+            </w:r>
+          </w:p>
+        </w:tc>
+        <w:tc>
+          <w:tcPr>
+            <w:tcW w:w="3360" w:type="dxa"/>
+            <w:tcBorders>
+              <w:top w:val="single" w:sz="4" w:space="0" w:color="000000"/>
+              <w:left w:val="single" w:sz="4" w:space="0" w:color="000000"/>
+              <w:bottom w:val="single" w:sz="4" w:space="0" w:color="000000"/>
+              <w:right w:val="single" w:sz="4" w:space="0" w:color="000000"/>
+            </w:tcBorders>
+          </w:tcPr>
+          <w:p>
+            <w:pPr>
+              <w:spacing w:after="120"/>
+              <w:rPr>
+                <w:rFonts w:eastAsia="Calibri"/>
+                <w:sz w:val="20"/>
+                <w:szCs w:val="20"/>
+              </w:rPr>
+            </w:pPr>
+            <w:r>
+              <w:rPr>
+                <w:rFonts w:eastAsia="Calibri"/>
+                <w:sz w:val="20"/>
+                <w:szCs w:val="20"/>
+              </w:rPr>
+              <w:t>Etiqueta: Crítica, Alta, Media o Baja.</w:t>
+            </w:r>
+          </w:p>
+        </w:tc>
       </w:tr>
       <w:tr>
-        <w:tblPrEx>
-          <w:tblCellMar>
-            <w:top w:w="0" w:type="dxa"/>
-            <w:bottom w:w="0" w:type="dxa"/>
-          </w:tblCellMar>
-        </w:tblPrEx>
-        <w:tc>
-          <w:tcPr>
-            <w:tcW w:w="1700" w:type="dxa"/>
-            <w:tcMar>
-              <w:top w:w="60" w:type="dxa"/>
-              <w:left w:w="100" w:type="dxa"/>
-              <w:bottom w:w="60" w:type="dxa"/>
-              <w:right w:w="100" w:type="dxa"/>
-            </w:tcMar>
-          </w:tcPr>
-          <w:p>
-            <w:r>
+        <w:tc>
+          <w:tcPr>
+            <w:tcW w:w="1900" w:type="dxa"/>
+            <w:tcBorders>
+              <w:top w:val="single" w:sz="4" w:space="0" w:color="000000"/>
+              <w:left w:val="single" w:sz="4" w:space="0" w:color="000000"/>
+              <w:bottom w:val="single" w:sz="4" w:space="0" w:color="000000"/>
+              <w:right w:val="single" w:sz="4" w:space="0" w:color="000000"/>
+            </w:tcBorders>
+          </w:tcPr>
+          <w:p>
+            <w:pPr>
+              <w:spacing w:after="120"/>
               <w:rPr>
                 <w:rFonts w:eastAsia="Calibri"/>
                 <w:b/>
                 <w:bCs/>
+                <w:sz w:val="20"/>
+                <w:szCs w:val="20"/>
+              </w:rPr>
+            </w:pPr>
+            <w:r>
+              <w:rPr>
+                <w:rFonts w:eastAsia="Calibri"/>
+                <w:b/>
+                <w:bCs/>
+                <w:sz w:val="20"/>
+                <w:szCs w:val="20"/>
               </w:rPr>
               <w:t>Vence</w:t>
             </w:r>
@@ -2647,47 +3629,121 @@
         </w:tc>
         <w:tc>
           <w:tcPr>
-            <w:tcW w:w="7660" w:type="dxa"/>
-            <w:tcMar>
-              <w:top w:w="60" w:type="dxa"/>
-              <w:left w:w="100" w:type="dxa"/>
-              <w:bottom w:w="60" w:type="dxa"/>
-              <w:right w:w="100" w:type="dxa"/>
-            </w:tcMar>
-          </w:tcPr>
-          <w:p>
+            <w:tcW w:w="2700" w:type="dxa"/>
+            <w:tcBorders>
+              <w:top w:val="single" w:sz="4" w:space="0" w:color="000000"/>
+              <w:left w:val="single" w:sz="4" w:space="0" w:color="000000"/>
+              <w:bottom w:val="single" w:sz="4" w:space="0" w:color="000000"/>
+              <w:right w:val="single" w:sz="4" w:space="0" w:color="000000"/>
+            </w:tcBorders>
+          </w:tcPr>
+          <w:p>
+            <w:pPr>
+              <w:spacing w:after="120"/>
+              <w:rPr>
+                <w:rFonts w:eastAsia="Calibri"/>
+                <w:sz w:val="20"/>
+                <w:szCs w:val="20"/>
+              </w:rPr>
+            </w:pPr>
             <w:r>
               <w:rPr>
                 <w:rFonts w:eastAsia="Calibri"/>
-              </w:rPr>
-              <w:t>Tiempo restante para alcanzar el tiempo máximo de atención, expresado en lenguaje corriente y diferenciado por color según su urgencia.</w:t>
+                <w:sz w:val="20"/>
+                <w:szCs w:val="20"/>
+              </w:rPr>
+              <w:t>Tiempo restante para alcanzar el tiempo máximo de atención.</w:t>
+            </w:r>
+          </w:p>
+        </w:tc>
+        <w:tc>
+          <w:tcPr>
+            <w:tcW w:w="1400" w:type="dxa"/>
+            <w:tcBorders>
+              <w:top w:val="single" w:sz="4" w:space="0" w:color="000000"/>
+              <w:left w:val="single" w:sz="4" w:space="0" w:color="000000"/>
+              <w:bottom w:val="single" w:sz="4" w:space="0" w:color="000000"/>
+              <w:right w:val="single" w:sz="4" w:space="0" w:color="000000"/>
+            </w:tcBorders>
+          </w:tcPr>
+          <w:p>
+            <w:pPr>
+              <w:spacing w:after="120"/>
+              <w:rPr>
+                <w:rFonts w:eastAsia="Calibri"/>
+                <w:sz w:val="20"/>
+                <w:szCs w:val="20"/>
+              </w:rPr>
+            </w:pPr>
+            <w:r>
+              <w:rPr>
+                <w:rFonts w:eastAsia="Calibri"/>
+                <w:sz w:val="20"/>
+                <w:szCs w:val="20"/>
+              </w:rPr>
+              <w:t>Texto</w:t>
+            </w:r>
+          </w:p>
+        </w:tc>
+        <w:tc>
+          <w:tcPr>
+            <w:tcW w:w="3360" w:type="dxa"/>
+            <w:tcBorders>
+              <w:top w:val="single" w:sz="4" w:space="0" w:color="000000"/>
+              <w:left w:val="single" w:sz="4" w:space="0" w:color="000000"/>
+              <w:bottom w:val="single" w:sz="4" w:space="0" w:color="000000"/>
+              <w:right w:val="single" w:sz="4" w:space="0" w:color="000000"/>
+            </w:tcBorders>
+          </w:tcPr>
+          <w:p>
+            <w:pPr>
+              <w:spacing w:after="120"/>
+              <w:rPr>
+                <w:rFonts w:eastAsia="Calibri"/>
+                <w:sz w:val="20"/>
+                <w:szCs w:val="20"/>
+              </w:rPr>
+            </w:pPr>
+            <w:r>
+              <w:rPr>
+                <w:rFonts w:eastAsia="Calibri"/>
+                <w:sz w:val="20"/>
+                <w:szCs w:val="20"/>
+              </w:rPr>
+              <w:t>“Vencido hace [N] días/horas” en rojo; “Vence en [N] horas” en ámbar cuando faltan menos de 6 horas; “En [N] horas/días”; o “Sin vencimiento”. Ejemplo: Vencido hace 46 días</w:t>
             </w:r>
           </w:p>
         </w:tc>
       </w:tr>
       <w:tr>
-        <w:tblPrEx>
-          <w:tblCellMar>
-            <w:top w:w="0" w:type="dxa"/>
-            <w:bottom w:w="0" w:type="dxa"/>
-          </w:tblCellMar>
-        </w:tblPrEx>
-        <w:tc>
-          <w:tcPr>
-            <w:tcW w:w="1700" w:type="dxa"/>
-            <w:tcMar>
-              <w:top w:w="60" w:type="dxa"/>
-              <w:left w:w="100" w:type="dxa"/>
-              <w:bottom w:w="60" w:type="dxa"/>
-              <w:right w:w="100" w:type="dxa"/>
-            </w:tcMar>
-          </w:tcPr>
-          <w:p>
-            <w:r>
+        <w:tc>
+          <w:tcPr>
+            <w:tcW w:w="1900" w:type="dxa"/>
+            <w:tcBorders>
+              <w:top w:val="single" w:sz="4" w:space="0" w:color="000000"/>
+              <w:left w:val="single" w:sz="4" w:space="0" w:color="000000"/>
+              <w:bottom w:val="single" w:sz="4" w:space="0" w:color="000000"/>
+              <w:right w:val="single" w:sz="4" w:space="0" w:color="000000"/>
+            </w:tcBorders>
+          </w:tcPr>
+          <w:p>
+            <w:pPr>
+              <w:spacing w:after="120"/>
               <w:rPr>
                 <w:rFonts w:eastAsia="Calibri"/>
                 <w:b/>
                 <w:bCs/>
+                <w:sz w:val="20"/>
+                <w:szCs w:val="20"/>
+              </w:rPr>
+            </w:pPr>
+            <w:r>
+              <w:rPr>
+                <w:rFonts w:eastAsia="Calibri"/>
+                <w:b/>
+                <w:bCs/>
+                <w:sz w:val="20"/>
+                <w:szCs w:val="20"/>
               </w:rPr>
               <w:t>Acción</w:t>
             </w:r>
@@ -2695,20 +3751,104 @@
         </w:tc>
         <w:tc>
           <w:tcPr>
-            <w:tcW w:w="7660" w:type="dxa"/>
-            <w:tcMar>
-              <w:top w:w="60" w:type="dxa"/>
-              <w:left w:w="100" w:type="dxa"/>
-              <w:bottom w:w="60" w:type="dxa"/>
-              <w:right w:w="100" w:type="dxa"/>
-            </w:tcMar>
-          </w:tcPr>
-          <w:p>
+            <w:tcW w:w="2700" w:type="dxa"/>
+            <w:tcBorders>
+              <w:top w:val="single" w:sz="4" w:space="0" w:color="000000"/>
+              <w:left w:val="single" w:sz="4" w:space="0" w:color="000000"/>
+              <w:bottom w:val="single" w:sz="4" w:space="0" w:color="000000"/>
+              <w:right w:val="single" w:sz="4" w:space="0" w:color="000000"/>
+            </w:tcBorders>
+          </w:tcPr>
+          <w:p>
+            <w:pPr>
+              <w:spacing w:after="120"/>
+              <w:rPr>
+                <w:rFonts w:eastAsia="Calibri"/>
+                <w:sz w:val="20"/>
+                <w:szCs w:val="20"/>
+              </w:rPr>
+            </w:pPr>
             <w:r>
               <w:rPr>
                 <w:rFonts w:eastAsia="Calibri"/>
-              </w:rPr>
-              <w:t>Ícono que permite consultar el detalle completo del caso.</w:t>
+                <w:sz w:val="20"/>
+                <w:szCs w:val="20"/>
+              </w:rPr>
+              <w:t>Ícono que permite atender el caso.</w:t>
+            </w:r>
+          </w:p>
+        </w:tc>
+        <w:tc>
+          <w:tcPr>
+            <w:tcW w:w="1400" w:type="dxa"/>
+            <w:tcBorders>
+              <w:top w:val="single" w:sz="4" w:space="0" w:color="000000"/>
+              <w:left w:val="single" w:sz="4" w:space="0" w:color="000000"/>
+              <w:bottom w:val="single" w:sz="4" w:space="0" w:color="000000"/>
+              <w:right w:val="single" w:sz="4" w:space="0" w:color="000000"/>
+            </w:tcBorders>
+          </w:tcPr>
+          <w:p>
+            <w:pPr>
+              <w:spacing w:after="120"/>
+              <w:rPr>
+                <w:rFonts w:eastAsia="Calibri"/>
+                <w:sz w:val="20"/>
+                <w:szCs w:val="20"/>
+              </w:rPr>
+            </w:pPr>
+            <w:r>
+              <w:rPr>
+                <w:rFonts w:eastAsia="Calibri"/>
+                <w:sz w:val="20"/>
+                <w:szCs w:val="20"/>
+              </w:rPr>
+              <w:t>Ícono</w:t>
+            </w:r>
+          </w:p>
+        </w:tc>
+        <w:tc>
+          <w:tcPr>
+            <w:tcW w:w="3360" w:type="dxa"/>
+            <w:tcBorders>
+              <w:top w:val="single" w:sz="4" w:space="0" w:color="000000"/>
+              <w:left w:val="single" w:sz="4" w:space="0" w:color="000000"/>
+              <w:bottom w:val="single" w:sz="4" w:space="0" w:color="000000"/>
+              <w:right w:val="single" w:sz="4" w:space="0" w:color="000000"/>
+            </w:tcBorders>
+          </w:tcPr>
+          <w:p>
+            <w:pPr>
+              <w:spacing w:after="120"/>
+              <w:rPr>
+                <w:rFonts w:eastAsia="Calibri"/>
+                <w:sz w:val="20"/>
+                <w:szCs w:val="20"/>
+              </w:rPr>
+            </w:pPr>
+            <w:r>
+              <w:rPr>
+                <w:rFonts w:eastAsia="Calibri"/>
+                <w:sz w:val="20"/>
+                <w:szCs w:val="20"/>
+              </w:rPr>
+              <w:t xml:space="preserve">Ícono </w:t>
+            </w:r>
+            <w:r>
+              <w:rPr>
+                <w:rFonts w:ascii="Segoe UI Symbol" w:eastAsia="Calibri" w:hAnsi="Segoe UI Symbol" w:cs="Segoe UI Symbol"/>
+                <w:sz w:val="20"/>
+                <w:szCs w:val="20"/>
+              </w:rPr>
+              <w:t>👁</w:t>
+            </w:r>
+            <w:r>
+              <w:rPr>
+                <w:rFonts w:eastAsia="Calibri"/>
+                <w:sz w:val="20"/>
+                <w:szCs w:val="20"/>
+              </w:rPr>
+              <w:t xml:space="preserve"> “Ver detalle” en cada fila. Ver caso de uso “Atención de la Solicitud”.</w:t>
             </w:r>
           </w:p>
         </w:tc>
@@ -2722,38 +3862,23 @@
     <w:p>
       <w:pPr>
         <w:spacing w:before="160" w:after="100"/>
-      </w:pPr>
-      <w:r>
         <w:rPr>
           <w:rFonts w:eastAsia="Calibri"/>
           <w:b/>
           <w:bCs/>
-        </w:rPr>
-        <w:t>RN05 Orden del listado</w:t>
-      </w:r>
-    </w:p>
-    <w:p>
-      <w:pPr>
-        <w:spacing w:after="120" w:line="276" w:lineRule="auto"/>
-      </w:pPr>
-      <w:r>
-        <w:rPr>
-          <w:rFonts w:eastAsia="Calibri"/>
-        </w:rPr>
-        <w:t>Los casos se presentan ordenados por la proximidad de su tiempo máximo de atención, colocando en primer lugar los casos vencidos y los que están por vencer, con el objeto de que el técnico atienda primero lo más urgente.</w:t>
-      </w:r>
-    </w:p>
-    <w:p>
-      <w:pPr>
-        <w:spacing w:before="160" w:after="100"/>
+          <w:sz w:val="22"/>
+          <w:szCs w:val="22"/>
+        </w:rPr>
       </w:pPr>
       <w:r>
         <w:rPr>
           <w:rFonts w:eastAsia="Calibri"/>
           <w:b/>
           <w:bCs/>
-        </w:rPr>
-        <w:t>RN06 Contenido del detalle del caso</w:t>
+          <w:sz w:val="22"/>
+          <w:szCs w:val="22"/>
+        </w:rPr>
+        <w:t>RN04 Orden del listado</w:t>
       </w:r>
     </w:p>
     <w:p>
@@ -2763,221 +3888,40 @@
       <w:r>
         <w:rPr>
           <w:rFonts w:eastAsia="Calibri"/>
-        </w:rPr>
-        <w:t>La ventana emergente de detalle muestra la información completa del caso seleccionado:</w:t>
+          <w:sz w:val="22"/>
+          <w:szCs w:val="22"/>
+        </w:rPr>
+        <w:t>Los casos se presentan ordenados por la proximidad de su tiempo máximo de atención, colocando en primer lugar los casos vencidos y los que están por vencer, c</w:t>
+      </w:r>
+      <w:r>
+        <w:rPr>
+          <w:rFonts w:eastAsia="Calibri"/>
+          <w:sz w:val="22"/>
+          <w:szCs w:val="22"/>
+        </w:rPr>
+        <w:t>on el objeto de que el técnico atienda primero lo más urgente.</w:t>
       </w:r>
     </w:p>
     <w:p>
       <w:pPr>
-        <w:pStyle w:val="Prrafodelista"/>
-        <w:numPr>
-          <w:ilvl w:val="0"/>
-          <w:numId w:val="30"/>
-        </w:numPr>
-        <w:suppressAutoHyphens w:val="0"/>
-        <w:spacing w:after="80" w:line="276" w:lineRule="auto"/>
-      </w:pPr>
-      <w:r>
-        <w:rPr>
-          <w:rFonts w:eastAsia="Calibri"/>
-        </w:rPr>
-        <w:t>Número de boleta, tipo de solicitud, prioridad, estado actual y fecha de registro.</w:t>
-      </w:r>
-    </w:p>
-    <w:p>
-      <w:pPr>
-        <w:pStyle w:val="Prrafodelista"/>
-        <w:numPr>
-          <w:ilvl w:val="0"/>
-          <w:numId w:val="30"/>
-        </w:numPr>
-        <w:suppressAutoHyphens w:val="0"/>
-        <w:spacing w:after="80" w:line="276" w:lineRule="auto"/>
-      </w:pPr>
-      <w:r>
-        <w:rPr>
-          <w:rFonts w:eastAsia="Calibri"/>
-        </w:rPr>
-        <w:t>Asunto y descripción completa que el cliente ingresó al registrar la solicitud.</w:t>
-      </w:r>
-    </w:p>
-    <w:p>
-      <w:pPr>
-        <w:pStyle w:val="Prrafodelista"/>
-        <w:numPr>
-          <w:ilvl w:val="0"/>
-          <w:numId w:val="30"/>
-        </w:numPr>
-        <w:suppressAutoHyphens w:val="0"/>
-        <w:spacing w:after="80" w:line="276" w:lineRule="auto"/>
-      </w:pPr>
-      <w:r>
-        <w:rPr>
-          <w:rFonts w:eastAsia="Calibri"/>
-        </w:rPr>
-        <w:t>Datos de contacto del cliente: nombre, teléfono, correo y dirección, necesarios para que el técnico pueda comunicarse con él.</w:t>
-      </w:r>
-    </w:p>
-    <w:p>
-      <w:pPr>
-        <w:pStyle w:val="Prrafodelista"/>
-        <w:numPr>
-          <w:ilvl w:val="0"/>
-          <w:numId w:val="30"/>
-        </w:numPr>
-        <w:suppressAutoHyphens w:val="0"/>
-        <w:spacing w:after="80" w:line="276" w:lineRule="auto"/>
-      </w:pPr>
-      <w:r>
-        <w:rPr>
-          <w:rFonts w:eastAsia="Calibri"/>
-        </w:rPr>
-        <w:t>Servicio recibido al que se refiere la solicitud, cuando corresponda.</w:t>
-      </w:r>
-    </w:p>
-    <w:p>
-      <w:pPr>
-        <w:pStyle w:val="Prrafodelista"/>
-        <w:numPr>
-          <w:ilvl w:val="0"/>
-          <w:numId w:val="30"/>
-        </w:numPr>
-        <w:suppressAutoHyphens w:val="0"/>
-        <w:spacing w:after="80" w:line="276" w:lineRule="auto"/>
-      </w:pPr>
-      <w:r>
-        <w:rPr>
-          <w:rFonts w:eastAsia="Calibri"/>
-        </w:rPr>
-        <w:t>Solicitud relacionada, cuando se trate de un reclamo.</w:t>
-      </w:r>
-    </w:p>
-    <w:p>
-      <w:pPr>
-        <w:pStyle w:val="Prrafodelista"/>
-        <w:numPr>
-          <w:ilvl w:val="0"/>
-          <w:numId w:val="30"/>
-        </w:numPr>
-        <w:suppressAutoHyphens w:val="0"/>
-        <w:spacing w:after="80" w:line="276" w:lineRule="auto"/>
-      </w:pPr>
-      <w:r>
-        <w:rPr>
-          <w:rFonts w:eastAsia="Calibri"/>
-        </w:rPr>
-        <w:t>Evidencia adjunta, cuando el caso cuente con ella.</w:t>
-      </w:r>
-    </w:p>
-    <w:p>
-      <w:pPr>
-        <w:pStyle w:val="Prrafodelista"/>
-        <w:numPr>
-          <w:ilvl w:val="0"/>
-          <w:numId w:val="30"/>
-        </w:numPr>
-        <w:suppressAutoHyphens w:val="0"/>
-        <w:spacing w:after="80" w:line="276" w:lineRule="auto"/>
-      </w:pPr>
-      <w:r>
-        <w:rPr>
-          <w:rFonts w:eastAsia="Calibri"/>
-        </w:rPr>
-        <w:t>Historial de los avances registrados en la atención del caso, ordenados del más reciente al más antiguo.</w:t>
-      </w:r>
-    </w:p>
-    <w:p>
-      <w:pPr>
         <w:spacing w:before="160" w:after="100"/>
-      </w:pPr>
-      <w:r>
         <w:rPr>
           <w:rFonts w:eastAsia="Calibri"/>
           <w:b/>
           <w:bCs/>
-        </w:rPr>
-        <w:t>RN07 Visibilidad de la información</w:t>
-      </w:r>
-    </w:p>
-    <w:p>
-      <w:pPr>
-        <w:pStyle w:val="Prrafodelista"/>
-        <w:numPr>
-          <w:ilvl w:val="0"/>
-          <w:numId w:val="31"/>
-        </w:numPr>
-        <w:suppressAutoHyphens w:val="0"/>
-        <w:spacing w:after="80" w:line="276" w:lineRule="auto"/>
-      </w:pPr>
-      <w:r>
-        <w:rPr>
-          <w:rFonts w:eastAsia="Calibri"/>
-        </w:rPr>
-        <w:t>El técnico únicamente puede consultar los casos que el sistema le asignó.</w:t>
-      </w:r>
-    </w:p>
-    <w:p>
-      <w:pPr>
-        <w:pStyle w:val="Prrafodelista"/>
-        <w:numPr>
-          <w:ilvl w:val="0"/>
-          <w:numId w:val="31"/>
-        </w:numPr>
-        <w:suppressAutoHyphens w:val="0"/>
-        <w:spacing w:after="80" w:line="276" w:lineRule="auto"/>
-      </w:pPr>
-      <w:r>
-        <w:rPr>
-          <w:rFonts w:eastAsia="Calibri"/>
-        </w:rPr>
-        <w:t>El sistema valida la asignación del caso en cada consulta y no se apoya únicamente en lo que muestra la pantalla.</w:t>
-      </w:r>
-    </w:p>
-    <w:p>
-      <w:pPr>
-        <w:pStyle w:val="Prrafodelista"/>
-        <w:numPr>
-          <w:ilvl w:val="0"/>
-          <w:numId w:val="31"/>
-        </w:numPr>
-        <w:suppressAutoHyphens w:val="0"/>
-        <w:spacing w:after="80" w:line="276" w:lineRule="auto"/>
-      </w:pPr>
-      <w:r>
-        <w:rPr>
-          <w:rFonts w:eastAsia="Calibri"/>
-        </w:rPr>
-        <w:t>Al técnico no se le asignan denuncias ni sugerencias, por cuanto dichas solicitudes corresponden al Supervisor de Soporte.</w:t>
-      </w:r>
-    </w:p>
-    <w:p>
-      <w:pPr>
-        <w:pStyle w:val="Prrafodelista"/>
-        <w:numPr>
-          <w:ilvl w:val="0"/>
-          <w:numId w:val="31"/>
-        </w:numPr>
-        <w:suppressAutoHyphens w:val="0"/>
-        <w:spacing w:after="80" w:line="276" w:lineRule="auto"/>
-      </w:pPr>
-      <w:r>
-        <w:rPr>
-          <w:rFonts w:eastAsia="Calibri"/>
-        </w:rPr>
-        <w:t>Ningún técnico señalado como involucrado en una solicitud puede visualizarla, con lo cual se garantiza la imparcialidad en la atención.</w:t>
-      </w:r>
-    </w:p>
-    <w:p>
-      <w:pPr>
-        <w:spacing w:before="160" w:after="100"/>
+          <w:sz w:val="22"/>
+          <w:szCs w:val="22"/>
+        </w:rPr>
       </w:pPr>
       <w:r>
         <w:rPr>
           <w:rFonts w:eastAsia="Calibri"/>
           <w:b/>
           <w:bCs/>
-        </w:rPr>
-        <w:t>RN08 Registro en bitácora</w:t>
+          <w:sz w:val="22"/>
+          <w:szCs w:val="22"/>
+        </w:rPr>
+        <w:t>RN05 Identificación del usuario</w:t>
       </w:r>
     </w:p>
     <w:p>
@@ -2987,8 +3931,18 @@
       <w:r>
         <w:rPr>
           <w:rFonts w:eastAsia="Calibri"/>
-        </w:rPr>
-        <w:t>El cierre de sesión y todo intento de consultar un caso ajeno quedan asentados en la bitácora del sistema, indicando el usuario, la fecha, la hora y la dirección IP de origen. Este registro no puede ser modificado ni eliminado.</w:t>
+          <w:sz w:val="22"/>
+          <w:szCs w:val="22"/>
+        </w:rPr>
+        <w:t>En la parte inferior del menú lateral el sistema muestra permanentemente las iniciales, el nombre del técnico y el rol con el que ingresó, de manera que pueda id</w:t>
+      </w:r>
+      <w:r>
+        <w:rPr>
+          <w:rFonts w:eastAsia="Calibri"/>
+          <w:sz w:val="22"/>
+          <w:szCs w:val="22"/>
+        </w:rPr>
+        <w:t>entificar en todo momento con qué cuenta se encuentra trabajando.</w:t>
       </w:r>
     </w:p>
     <w:p>
@@ -3006,11 +3960,7 @@
         <w:t>4. Firmas Necesarias</w:t>
       </w:r>
     </w:p>
-    <w:p>
-      <w:pPr>
-        <w:spacing w:after="120"/>
-      </w:pPr>
-    </w:p>
+    <w:p/>
     <w:tbl>
       <w:tblPr>
         <w:tblW w:w="9350" w:type="dxa"/>
@@ -3021,7 +3971,7 @@
           <w:bottom w:w="60" w:type="dxa"/>
           <w:right w:w="100" w:type="dxa"/>
         </w:tblCellMar>
-        <w:tblLook w:val="0000" w:firstRow="0" w:lastRow="0" w:firstColumn="0" w:lastColumn="0" w:noHBand="0" w:noVBand="0"/>
+        <w:tblLook w:val="04A0" w:firstRow="1" w:lastRow="0" w:firstColumn="1" w:lastColumn="0" w:noHBand="0" w:noVBand="1"/>
       </w:tblPr>
       <w:tblGrid>
         <w:gridCol w:w="3100"/>
@@ -3052,6 +4002,7 @@
                 <w:b/>
                 <w:bCs/>
               </w:rPr>
+              <w:lastRenderedPageBreak/>
               <w:t>Nombre</w:t>
             </w:r>
           </w:p>
@@ -3140,7 +4091,7 @@
           </w:tcPr>
           <w:p>
             <w:r>
-              <w:t xml:space="preserve"> </w:t>
+              <w:t xml:space="preserve"> Analista de procesos</w:t>
             </w:r>
           </w:p>
         </w:tc>
@@ -3156,6 +4107,18 @@
           </w:tcPr>
           <w:p>
             <w:r>
+              <w:rPr>
+                <w:noProof/>
+              </w:rPr>
+              <w:pict w14:anchorId="6EA25476">
+                <v:shape id="_x0000_s1027" style="position:absolute;margin-left:.7pt;margin-top:-.9pt;width:55.25pt;height:16.1pt;z-index:1;mso-position-horizontal-relative:char;mso-position-vertical-relative:line" coordsize="21600,21600" filled="f">
+                  <v:stroke endcap="round"/>
+                  <o:ink i="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" annotation="t"/>
+                  <w10:wrap anchorx="page" anchory="page"/>
+                </v:shape>
+              </w:pict>
+            </w:r>
+            <w:r>
               <w:t xml:space="preserve"> </w:t>
             </w:r>
           </w:p>
@@ -3213,11 +4176,6 @@
       </w:tr>
     </w:tbl>
     <w:p/>
-    <w:p>
-      <w:pPr>
-        <w:spacing w:after="120"/>
-      </w:pPr>
-    </w:p>
     <w:sectPr>
       <w:pgSz w:w="11906" w:h="16838"/>
       <w:pgMar w:top="1417" w:right="1701" w:bottom="1417" w:left="1701" w:header="0" w:footer="0" w:gutter="0"/>
@@ -3236,446 +4194,9 @@
 <file path=word/numbering.xml><?xml version="1.0" encoding="utf-8"?>
 <w:numbering xmlns:wpc="http://schemas.microsoft.com/office/word/2010/wordprocessingCanvas" xmlns:cx="http://schemas.microsoft.com/office/drawing/2014/chartex" xmlns:cx1="http://schemas.microsoft.com/office/drawing/2015/9/8/chartex" xmlns:cx2="http://schemas.microsoft.com/office/drawing/2015/10/21/chartex" xmlns:cx3="http://schemas.microsoft.com/office/drawing/2016/5/9/chartex" xmlns:cx4="http://schemas.microsoft.com/office/drawing/2016/5/10/chartex" xmlns:cx5="http://schemas.microsoft.com/office/drawing/2016/5/11/chartex" xmlns:cx6="http://schemas.microsoft.com/office/drawing/2016/5/12/chartex" xmlns:cx7="http://schemas.microsoft.com/office/drawing/2016/5/13/chartex" xmlns:cx8="http://schemas.microsoft.com/office/drawing/2016/5/14/chartex" xmlns:mc="http://schemas.openxmlformats.org/markup-compatibility/2006" xmlns:aink="http://schemas.microsoft.com/office/drawing/2016/ink" xmlns:am3d="http://schemas.microsoft.com/office/drawing/2017/model3d" xmlns:o="urn:schemas-microsoft-com:office:office" xmlns:r="http://schemas.openxmlformats.org/officeDocument/2006/relationships" xmlns:m="http://schemas.openxmlformats.org/officeDocument/2006/math" xmlns:v="urn:schemas-microsoft-com:vml" xmlns:wp14="http://schemas.microsoft.com/office/word/2010/wordprocessingDrawing" xmlns:wp="http://schemas.openxmlformats.org/drawingml/2006/wordprocessingDrawing" xmlns:w10="urn:schemas-microsoft-com:office:word" xmlns:w="http://schemas.openxmlformats.org/wordprocessingml/2006/main" xmlns:w14="http://schemas.microsoft.com/office/word/2010/wordml" xmlns:w15="http://schemas.microsoft.com/office/word/2012/wordml" xmlns:w16cex="http://schemas.microsoft.com/office/word/2018/wordml/cex" xmlns:w16cid="http://schemas.microsoft.com/office/word/2016/wordml/cid" xmlns:w16="http://schemas.microsoft.com/office/word/2018/wordml" xmlns:w16sdtdh="http://schemas.microsoft.com/office/word/2020/wordml/sdtdatahash" xmlns:w16se="http://schemas.microsoft.com/office/word/2015/wordml/symex" xmlns:wpg="http://schemas.microsoft.com/office/word/2010/wordprocessingGroup" xmlns:wpi="http://schemas.microsoft.com/office/word/2010/wordprocessingInk" xmlns:wne="http://schemas.microsoft.com/office/word/2006/wordml" xmlns:wps="http://schemas.microsoft.com/office/word/2010/wordprocessingShape" mc:Ignorable="w14 w15 w16se w16cid w16 w16cex w16sdtdh wp14">
   <w:abstractNum w:abstractNumId="0" w15:restartNumberingAfterBreak="0">
-    <w:nsid w:val="031455D2"/>
-    <w:multiLevelType w:val="hybridMultilevel"/>
-    <w:tmpl w:val="4ADE8168"/>
-    <w:lvl w:ilvl="0" w:tplc="DE1EA198">
-      <w:start w:val="1"/>
-      <w:numFmt w:val="decimal"/>
-      <w:lvlText w:val="%1."/>
-      <w:lvlJc w:val="left"/>
-      <w:pPr>
-        <w:ind w:left="648" w:hanging="360"/>
-      </w:pPr>
-    </w:lvl>
-    <w:lvl w:ilvl="1" w:tplc="CE24D1C4">
-      <w:numFmt w:val="decimal"/>
-      <w:lvlText w:val=""/>
-      <w:lvlJc w:val="left"/>
-    </w:lvl>
-    <w:lvl w:ilvl="2" w:tplc="0782505E">
-      <w:numFmt w:val="decimal"/>
-      <w:lvlText w:val=""/>
-      <w:lvlJc w:val="left"/>
-    </w:lvl>
-    <w:lvl w:ilvl="3" w:tplc="B7AE2470">
-      <w:numFmt w:val="decimal"/>
-      <w:lvlText w:val=""/>
-      <w:lvlJc w:val="left"/>
-    </w:lvl>
-    <w:lvl w:ilvl="4" w:tplc="6944BD5E">
-      <w:numFmt w:val="decimal"/>
-      <w:lvlText w:val=""/>
-      <w:lvlJc w:val="left"/>
-    </w:lvl>
-    <w:lvl w:ilvl="5" w:tplc="51BE77A2">
-      <w:numFmt w:val="decimal"/>
-      <w:lvlText w:val=""/>
-      <w:lvlJc w:val="left"/>
-    </w:lvl>
-    <w:lvl w:ilvl="6" w:tplc="0458FB88">
-      <w:numFmt w:val="decimal"/>
-      <w:lvlText w:val=""/>
-      <w:lvlJc w:val="left"/>
-    </w:lvl>
-    <w:lvl w:ilvl="7" w:tplc="2C60CF26">
-      <w:numFmt w:val="decimal"/>
-      <w:lvlText w:val=""/>
-      <w:lvlJc w:val="left"/>
-    </w:lvl>
-    <w:lvl w:ilvl="8" w:tplc="72720C64">
-      <w:numFmt w:val="decimal"/>
-      <w:lvlText w:val=""/>
-      <w:lvlJc w:val="left"/>
-    </w:lvl>
-  </w:abstractNum>
-  <w:abstractNum w:abstractNumId="1" w15:restartNumberingAfterBreak="0">
-    <w:nsid w:val="09867A47"/>
-    <w:multiLevelType w:val="hybridMultilevel"/>
-    <w:tmpl w:val="93FEDD8E"/>
-    <w:lvl w:ilvl="0" w:tplc="42BED7D8">
-      <w:start w:val="1"/>
-      <w:numFmt w:val="decimal"/>
-      <w:lvlText w:val="%1."/>
-      <w:lvlJc w:val="left"/>
-      <w:pPr>
-        <w:ind w:left="648" w:hanging="360"/>
-      </w:pPr>
-    </w:lvl>
-    <w:lvl w:ilvl="1" w:tplc="048E2B26">
-      <w:numFmt w:val="decimal"/>
-      <w:lvlText w:val=""/>
-      <w:lvlJc w:val="left"/>
-    </w:lvl>
-    <w:lvl w:ilvl="2" w:tplc="D8E42B3E">
-      <w:numFmt w:val="decimal"/>
-      <w:lvlText w:val=""/>
-      <w:lvlJc w:val="left"/>
-    </w:lvl>
-    <w:lvl w:ilvl="3" w:tplc="6338FB5A">
-      <w:numFmt w:val="decimal"/>
-      <w:lvlText w:val=""/>
-      <w:lvlJc w:val="left"/>
-    </w:lvl>
-    <w:lvl w:ilvl="4" w:tplc="4EA6A1D8">
-      <w:numFmt w:val="decimal"/>
-      <w:lvlText w:val=""/>
-      <w:lvlJc w:val="left"/>
-    </w:lvl>
-    <w:lvl w:ilvl="5" w:tplc="7A884514">
-      <w:numFmt w:val="decimal"/>
-      <w:lvlText w:val=""/>
-      <w:lvlJc w:val="left"/>
-    </w:lvl>
-    <w:lvl w:ilvl="6" w:tplc="A0F41B36">
-      <w:numFmt w:val="decimal"/>
-      <w:lvlText w:val=""/>
-      <w:lvlJc w:val="left"/>
-    </w:lvl>
-    <w:lvl w:ilvl="7" w:tplc="4DF40A36">
-      <w:numFmt w:val="decimal"/>
-      <w:lvlText w:val=""/>
-      <w:lvlJc w:val="left"/>
-    </w:lvl>
-    <w:lvl w:ilvl="8" w:tplc="1CFE9198">
-      <w:numFmt w:val="decimal"/>
-      <w:lvlText w:val=""/>
-      <w:lvlJc w:val="left"/>
-    </w:lvl>
-  </w:abstractNum>
-  <w:abstractNum w:abstractNumId="2" w15:restartNumberingAfterBreak="0">
-    <w:nsid w:val="0A940CA8"/>
-    <w:multiLevelType w:val="hybridMultilevel"/>
-    <w:tmpl w:val="6CF0B518"/>
-    <w:lvl w:ilvl="0" w:tplc="CB169CEC">
-      <w:start w:val="1"/>
-      <w:numFmt w:val="decimal"/>
-      <w:lvlText w:val="%1."/>
-      <w:lvlJc w:val="left"/>
-      <w:pPr>
-        <w:ind w:left="648" w:hanging="360"/>
-      </w:pPr>
-    </w:lvl>
-    <w:lvl w:ilvl="1" w:tplc="8E340A24">
-      <w:numFmt w:val="decimal"/>
-      <w:lvlText w:val=""/>
-      <w:lvlJc w:val="left"/>
-    </w:lvl>
-    <w:lvl w:ilvl="2" w:tplc="4BA43622">
-      <w:numFmt w:val="decimal"/>
-      <w:lvlText w:val=""/>
-      <w:lvlJc w:val="left"/>
-    </w:lvl>
-    <w:lvl w:ilvl="3" w:tplc="4486151A">
-      <w:numFmt w:val="decimal"/>
-      <w:lvlText w:val=""/>
-      <w:lvlJc w:val="left"/>
-    </w:lvl>
-    <w:lvl w:ilvl="4" w:tplc="C37C1826">
-      <w:numFmt w:val="decimal"/>
-      <w:lvlText w:val=""/>
-      <w:lvlJc w:val="left"/>
-    </w:lvl>
-    <w:lvl w:ilvl="5" w:tplc="AB60FEAA">
-      <w:numFmt w:val="decimal"/>
-      <w:lvlText w:val=""/>
-      <w:lvlJc w:val="left"/>
-    </w:lvl>
-    <w:lvl w:ilvl="6" w:tplc="869475B8">
-      <w:numFmt w:val="decimal"/>
-      <w:lvlText w:val=""/>
-      <w:lvlJc w:val="left"/>
-    </w:lvl>
-    <w:lvl w:ilvl="7" w:tplc="B5AE4352">
-      <w:numFmt w:val="decimal"/>
-      <w:lvlText w:val=""/>
-      <w:lvlJc w:val="left"/>
-    </w:lvl>
-    <w:lvl w:ilvl="8" w:tplc="22126F6C">
-      <w:numFmt w:val="decimal"/>
-      <w:lvlText w:val=""/>
-      <w:lvlJc w:val="left"/>
-    </w:lvl>
-  </w:abstractNum>
-  <w:abstractNum w:abstractNumId="3" w15:restartNumberingAfterBreak="0">
-    <w:nsid w:val="0B415B16"/>
-    <w:multiLevelType w:val="hybridMultilevel"/>
-    <w:tmpl w:val="33EA0992"/>
-    <w:lvl w:ilvl="0" w:tplc="9D4AAA22">
-      <w:start w:val="1"/>
-      <w:numFmt w:val="decimal"/>
-      <w:lvlText w:val="%1."/>
-      <w:lvlJc w:val="left"/>
-      <w:pPr>
-        <w:ind w:left="648" w:hanging="360"/>
-      </w:pPr>
-    </w:lvl>
-    <w:lvl w:ilvl="1" w:tplc="4B847D64">
-      <w:numFmt w:val="decimal"/>
-      <w:lvlText w:val=""/>
-      <w:lvlJc w:val="left"/>
-    </w:lvl>
-    <w:lvl w:ilvl="2" w:tplc="C302B220">
-      <w:numFmt w:val="decimal"/>
-      <w:lvlText w:val=""/>
-      <w:lvlJc w:val="left"/>
-    </w:lvl>
-    <w:lvl w:ilvl="3" w:tplc="1400B8DA">
-      <w:numFmt w:val="decimal"/>
-      <w:lvlText w:val=""/>
-      <w:lvlJc w:val="left"/>
-    </w:lvl>
-    <w:lvl w:ilvl="4" w:tplc="3CFE5BB4">
-      <w:numFmt w:val="decimal"/>
-      <w:lvlText w:val=""/>
-      <w:lvlJc w:val="left"/>
-    </w:lvl>
-    <w:lvl w:ilvl="5" w:tplc="8A12551A">
-      <w:numFmt w:val="decimal"/>
-      <w:lvlText w:val=""/>
-      <w:lvlJc w:val="left"/>
-    </w:lvl>
-    <w:lvl w:ilvl="6" w:tplc="2586CD66">
-      <w:numFmt w:val="decimal"/>
-      <w:lvlText w:val=""/>
-      <w:lvlJc w:val="left"/>
-    </w:lvl>
-    <w:lvl w:ilvl="7" w:tplc="4492F35E">
-      <w:numFmt w:val="decimal"/>
-      <w:lvlText w:val=""/>
-      <w:lvlJc w:val="left"/>
-    </w:lvl>
-    <w:lvl w:ilvl="8" w:tplc="E9608CA6">
-      <w:numFmt w:val="decimal"/>
-      <w:lvlText w:val=""/>
-      <w:lvlJc w:val="left"/>
-    </w:lvl>
-  </w:abstractNum>
-  <w:abstractNum w:abstractNumId="4" w15:restartNumberingAfterBreak="0">
-    <w:nsid w:val="10136312"/>
-    <w:multiLevelType w:val="hybridMultilevel"/>
-    <w:tmpl w:val="D6AC3E38"/>
-    <w:lvl w:ilvl="0" w:tplc="5A4C9016">
-      <w:start w:val="1"/>
-      <w:numFmt w:val="decimal"/>
-      <w:lvlText w:val="%1."/>
-      <w:lvlJc w:val="left"/>
-      <w:pPr>
-        <w:ind w:left="648" w:hanging="360"/>
-      </w:pPr>
-    </w:lvl>
-    <w:lvl w:ilvl="1" w:tplc="24E6E540">
-      <w:numFmt w:val="decimal"/>
-      <w:lvlText w:val=""/>
-      <w:lvlJc w:val="left"/>
-    </w:lvl>
-    <w:lvl w:ilvl="2" w:tplc="83A86208">
-      <w:numFmt w:val="decimal"/>
-      <w:lvlText w:val=""/>
-      <w:lvlJc w:val="left"/>
-    </w:lvl>
-    <w:lvl w:ilvl="3" w:tplc="58C27424">
-      <w:numFmt w:val="decimal"/>
-      <w:lvlText w:val=""/>
-      <w:lvlJc w:val="left"/>
-    </w:lvl>
-    <w:lvl w:ilvl="4" w:tplc="E99E1596">
-      <w:numFmt w:val="decimal"/>
-      <w:lvlText w:val=""/>
-      <w:lvlJc w:val="left"/>
-    </w:lvl>
-    <w:lvl w:ilvl="5" w:tplc="61823B7A">
-      <w:numFmt w:val="decimal"/>
-      <w:lvlText w:val=""/>
-      <w:lvlJc w:val="left"/>
-    </w:lvl>
-    <w:lvl w:ilvl="6" w:tplc="3C0CE2D0">
-      <w:numFmt w:val="decimal"/>
-      <w:lvlText w:val=""/>
-      <w:lvlJc w:val="left"/>
-    </w:lvl>
-    <w:lvl w:ilvl="7" w:tplc="EDD2239A">
-      <w:numFmt w:val="decimal"/>
-      <w:lvlText w:val=""/>
-      <w:lvlJc w:val="left"/>
-    </w:lvl>
-    <w:lvl w:ilvl="8" w:tplc="3E0EED94">
-      <w:numFmt w:val="decimal"/>
-      <w:lvlText w:val=""/>
-      <w:lvlJc w:val="left"/>
-    </w:lvl>
-  </w:abstractNum>
-  <w:abstractNum w:abstractNumId="5" w15:restartNumberingAfterBreak="0">
-    <w:nsid w:val="155F0ACD"/>
+    <w:nsid w:val="080149C6"/>
     <w:multiLevelType w:val="multilevel"/>
-    <w:tmpl w:val="14E4F198"/>
-    <w:lvl w:ilvl="0">
-      <w:start w:val="2"/>
-      <w:numFmt w:val="decimal"/>
-      <w:lvlText w:val="%1"/>
-      <w:lvlJc w:val="left"/>
-      <w:pPr>
-        <w:tabs>
-          <w:tab w:val="num" w:pos="0"/>
-        </w:tabs>
-        <w:ind w:left="450" w:hanging="450"/>
-      </w:pPr>
-    </w:lvl>
-    <w:lvl w:ilvl="1">
-      <w:start w:val="1"/>
-      <w:numFmt w:val="decimal"/>
-      <w:lvlText w:val="%1.%2"/>
-      <w:lvlJc w:val="left"/>
-      <w:pPr>
-        <w:tabs>
-          <w:tab w:val="num" w:pos="0"/>
-        </w:tabs>
-        <w:ind w:left="450" w:hanging="450"/>
-      </w:pPr>
-    </w:lvl>
-    <w:lvl w:ilvl="2">
-      <w:start w:val="1"/>
-      <w:numFmt w:val="decimal"/>
-      <w:lvlText w:val="%1.%2.%3"/>
-      <w:lvlJc w:val="left"/>
-      <w:pPr>
-        <w:tabs>
-          <w:tab w:val="num" w:pos="0"/>
-        </w:tabs>
-        <w:ind w:left="720" w:hanging="720"/>
-      </w:pPr>
-    </w:lvl>
-    <w:lvl w:ilvl="3">
-      <w:start w:val="1"/>
-      <w:numFmt w:val="decimal"/>
-      <w:lvlText w:val="%1.%2.%3.%4"/>
-      <w:lvlJc w:val="left"/>
-      <w:pPr>
-        <w:tabs>
-          <w:tab w:val="num" w:pos="0"/>
-        </w:tabs>
-        <w:ind w:left="720" w:hanging="720"/>
-      </w:pPr>
-    </w:lvl>
-    <w:lvl w:ilvl="4">
-      <w:start w:val="1"/>
-      <w:numFmt w:val="decimal"/>
-      <w:lvlText w:val="%1.%2.%3.%4.%5"/>
-      <w:lvlJc w:val="left"/>
-      <w:pPr>
-        <w:tabs>
-          <w:tab w:val="num" w:pos="0"/>
-        </w:tabs>
-        <w:ind w:left="1080" w:hanging="1080"/>
-      </w:pPr>
-    </w:lvl>
-    <w:lvl w:ilvl="5">
-      <w:start w:val="1"/>
-      <w:numFmt w:val="decimal"/>
-      <w:lvlText w:val="%1.%2.%3.%4.%5.%6"/>
-      <w:lvlJc w:val="left"/>
-      <w:pPr>
-        <w:tabs>
-          <w:tab w:val="num" w:pos="0"/>
-        </w:tabs>
-        <w:ind w:left="1080" w:hanging="1080"/>
-      </w:pPr>
-    </w:lvl>
-    <w:lvl w:ilvl="6">
-      <w:start w:val="1"/>
-      <w:numFmt w:val="decimal"/>
-      <w:lvlText w:val="%1.%2.%3.%4.%5.%6.%7"/>
-      <w:lvlJc w:val="left"/>
-      <w:pPr>
-        <w:tabs>
-          <w:tab w:val="num" w:pos="0"/>
-        </w:tabs>
-        <w:ind w:left="1440" w:hanging="1440"/>
-      </w:pPr>
-    </w:lvl>
-    <w:lvl w:ilvl="7">
-      <w:start w:val="1"/>
-      <w:numFmt w:val="decimal"/>
-      <w:lvlText w:val="%1.%2.%3.%4.%5.%6.%7.%8"/>
-      <w:lvlJc w:val="left"/>
-      <w:pPr>
-        <w:tabs>
-          <w:tab w:val="num" w:pos="0"/>
-        </w:tabs>
-        <w:ind w:left="1440" w:hanging="1440"/>
-      </w:pPr>
-    </w:lvl>
-    <w:lvl w:ilvl="8">
-      <w:start w:val="1"/>
-      <w:numFmt w:val="decimal"/>
-      <w:lvlText w:val="%1.%2.%3.%4.%5.%6.%7.%8.%9"/>
-      <w:lvlJc w:val="left"/>
-      <w:pPr>
-        <w:tabs>
-          <w:tab w:val="num" w:pos="0"/>
-        </w:tabs>
-        <w:ind w:left="1800" w:hanging="1800"/>
-      </w:pPr>
-    </w:lvl>
-  </w:abstractNum>
-  <w:abstractNum w:abstractNumId="6" w15:restartNumberingAfterBreak="0">
-    <w:nsid w:val="176C3C7D"/>
-    <w:multiLevelType w:val="hybridMultilevel"/>
-    <w:tmpl w:val="9472723A"/>
-    <w:lvl w:ilvl="0" w:tplc="767298A2">
-      <w:start w:val="1"/>
-      <w:numFmt w:val="decimal"/>
-      <w:lvlText w:val="%1."/>
-      <w:lvlJc w:val="left"/>
-      <w:pPr>
-        <w:ind w:left="648" w:hanging="360"/>
-      </w:pPr>
-    </w:lvl>
-    <w:lvl w:ilvl="1" w:tplc="0C60038A">
-      <w:numFmt w:val="decimal"/>
-      <w:lvlText w:val=""/>
-      <w:lvlJc w:val="left"/>
-    </w:lvl>
-    <w:lvl w:ilvl="2" w:tplc="4018566E">
-      <w:numFmt w:val="decimal"/>
-      <w:lvlText w:val=""/>
-      <w:lvlJc w:val="left"/>
-    </w:lvl>
-    <w:lvl w:ilvl="3" w:tplc="5608E534">
-      <w:numFmt w:val="decimal"/>
-      <w:lvlText w:val=""/>
-      <w:lvlJc w:val="left"/>
-    </w:lvl>
-    <w:lvl w:ilvl="4" w:tplc="8A0C5CB6">
-      <w:numFmt w:val="decimal"/>
-      <w:lvlText w:val=""/>
-      <w:lvlJc w:val="left"/>
-    </w:lvl>
-    <w:lvl w:ilvl="5" w:tplc="372C22E0">
-      <w:numFmt w:val="decimal"/>
-      <w:lvlText w:val=""/>
-      <w:lvlJc w:val="left"/>
-    </w:lvl>
-    <w:lvl w:ilvl="6" w:tplc="5F907B98">
-      <w:numFmt w:val="decimal"/>
-      <w:lvlText w:val=""/>
-      <w:lvlJc w:val="left"/>
-    </w:lvl>
-    <w:lvl w:ilvl="7" w:tplc="F648D848">
-      <w:numFmt w:val="decimal"/>
-      <w:lvlText w:val=""/>
-      <w:lvlJc w:val="left"/>
-    </w:lvl>
-    <w:lvl w:ilvl="8" w:tplc="EAF438E8">
-      <w:numFmt w:val="decimal"/>
-      <w:lvlText w:val=""/>
-      <w:lvlJc w:val="left"/>
-    </w:lvl>
-  </w:abstractNum>
-  <w:abstractNum w:abstractNumId="7" w15:restartNumberingAfterBreak="0">
-    <w:nsid w:val="181D406C"/>
-    <w:multiLevelType w:val="multilevel"/>
-    <w:tmpl w:val="75522584"/>
+    <w:tmpl w:val="E45C29C0"/>
     <w:lvl w:ilvl="0">
       <w:start w:val="1"/>
       <w:numFmt w:val="decimal"/>
@@ -3729,123 +4250,10 @@
       <w:lvlJc w:val="left"/>
     </w:lvl>
   </w:abstractNum>
-  <w:abstractNum w:abstractNumId="8" w15:restartNumberingAfterBreak="0">
-    <w:nsid w:val="1CFE78F9"/>
+  <w:abstractNum w:abstractNumId="1" w15:restartNumberingAfterBreak="0">
+    <w:nsid w:val="09EE2874"/>
     <w:multiLevelType w:val="multilevel"/>
-    <w:tmpl w:val="9536C072"/>
-    <w:lvl w:ilvl="0">
-      <w:start w:val="1"/>
-      <w:numFmt w:val="decimal"/>
-      <w:lvlText w:val="%1."/>
-      <w:lvlJc w:val="left"/>
-      <w:pPr>
-        <w:tabs>
-          <w:tab w:val="num" w:pos="720"/>
-        </w:tabs>
-        <w:ind w:left="720" w:hanging="360"/>
-      </w:pPr>
-    </w:lvl>
-    <w:lvl w:ilvl="1">
-      <w:start w:val="1"/>
-      <w:numFmt w:val="decimal"/>
-      <w:lvlText w:val="%2."/>
-      <w:lvlJc w:val="left"/>
-      <w:pPr>
-        <w:tabs>
-          <w:tab w:val="num" w:pos="1440"/>
-        </w:tabs>
-        <w:ind w:left="1440" w:hanging="360"/>
-      </w:pPr>
-    </w:lvl>
-    <w:lvl w:ilvl="2">
-      <w:start w:val="1"/>
-      <w:numFmt w:val="decimal"/>
-      <w:lvlText w:val="%3."/>
-      <w:lvlJc w:val="left"/>
-      <w:pPr>
-        <w:tabs>
-          <w:tab w:val="num" w:pos="2160"/>
-        </w:tabs>
-        <w:ind w:left="2160" w:hanging="360"/>
-      </w:pPr>
-    </w:lvl>
-    <w:lvl w:ilvl="3">
-      <w:start w:val="1"/>
-      <w:numFmt w:val="decimal"/>
-      <w:lvlText w:val="%4."/>
-      <w:lvlJc w:val="left"/>
-      <w:pPr>
-        <w:tabs>
-          <w:tab w:val="num" w:pos="2880"/>
-        </w:tabs>
-        <w:ind w:left="2880" w:hanging="360"/>
-      </w:pPr>
-    </w:lvl>
-    <w:lvl w:ilvl="4">
-      <w:start w:val="1"/>
-      <w:numFmt w:val="decimal"/>
-      <w:lvlText w:val="%5."/>
-      <w:lvlJc w:val="left"/>
-      <w:pPr>
-        <w:tabs>
-          <w:tab w:val="num" w:pos="3600"/>
-        </w:tabs>
-        <w:ind w:left="3600" w:hanging="360"/>
-      </w:pPr>
-    </w:lvl>
-    <w:lvl w:ilvl="5">
-      <w:start w:val="1"/>
-      <w:numFmt w:val="decimal"/>
-      <w:lvlText w:val="%6."/>
-      <w:lvlJc w:val="left"/>
-      <w:pPr>
-        <w:tabs>
-          <w:tab w:val="num" w:pos="4320"/>
-        </w:tabs>
-        <w:ind w:left="4320" w:hanging="360"/>
-      </w:pPr>
-    </w:lvl>
-    <w:lvl w:ilvl="6">
-      <w:start w:val="1"/>
-      <w:numFmt w:val="decimal"/>
-      <w:lvlText w:val="%7."/>
-      <w:lvlJc w:val="left"/>
-      <w:pPr>
-        <w:tabs>
-          <w:tab w:val="num" w:pos="5040"/>
-        </w:tabs>
-        <w:ind w:left="5040" w:hanging="360"/>
-      </w:pPr>
-    </w:lvl>
-    <w:lvl w:ilvl="7">
-      <w:start w:val="1"/>
-      <w:numFmt w:val="decimal"/>
-      <w:lvlText w:val="%8."/>
-      <w:lvlJc w:val="left"/>
-      <w:pPr>
-        <w:tabs>
-          <w:tab w:val="num" w:pos="5760"/>
-        </w:tabs>
-        <w:ind w:left="5760" w:hanging="360"/>
-      </w:pPr>
-    </w:lvl>
-    <w:lvl w:ilvl="8">
-      <w:start w:val="1"/>
-      <w:numFmt w:val="decimal"/>
-      <w:lvlText w:val="%9."/>
-      <w:lvlJc w:val="left"/>
-      <w:pPr>
-        <w:tabs>
-          <w:tab w:val="num" w:pos="6480"/>
-        </w:tabs>
-        <w:ind w:left="6480" w:hanging="360"/>
-      </w:pPr>
-    </w:lvl>
-  </w:abstractNum>
-  <w:abstractNum w:abstractNumId="9" w15:restartNumberingAfterBreak="0">
-    <w:nsid w:val="21AC73CB"/>
-    <w:multiLevelType w:val="multilevel"/>
-    <w:tmpl w:val="23EA3BD8"/>
+    <w:tmpl w:val="69AED51A"/>
     <w:lvl w:ilvl="0">
       <w:start w:val="1"/>
       <w:numFmt w:val="decimal"/>
@@ -3899,172 +4307,10 @@
       <w:lvlJc w:val="left"/>
     </w:lvl>
   </w:abstractNum>
-  <w:abstractNum w:abstractNumId="10" w15:restartNumberingAfterBreak="0">
-    <w:nsid w:val="2F86769A"/>
-    <w:multiLevelType w:val="hybridMultilevel"/>
-    <w:tmpl w:val="A1AA621A"/>
-    <w:lvl w:ilvl="0" w:tplc="DE4222F4">
-      <w:start w:val="1"/>
-      <w:numFmt w:val="decimal"/>
-      <w:lvlText w:val="%1."/>
-      <w:lvlJc w:val="left"/>
-      <w:pPr>
-        <w:ind w:left="648" w:hanging="360"/>
-      </w:pPr>
-    </w:lvl>
-    <w:lvl w:ilvl="1" w:tplc="7548A8BC">
-      <w:numFmt w:val="decimal"/>
-      <w:lvlText w:val=""/>
-      <w:lvlJc w:val="left"/>
-    </w:lvl>
-    <w:lvl w:ilvl="2" w:tplc="C8B67D5A">
-      <w:numFmt w:val="decimal"/>
-      <w:lvlText w:val=""/>
-      <w:lvlJc w:val="left"/>
-    </w:lvl>
-    <w:lvl w:ilvl="3" w:tplc="4D1207E8">
-      <w:numFmt w:val="decimal"/>
-      <w:lvlText w:val=""/>
-      <w:lvlJc w:val="left"/>
-    </w:lvl>
-    <w:lvl w:ilvl="4" w:tplc="CA62CEC2">
-      <w:numFmt w:val="decimal"/>
-      <w:lvlText w:val=""/>
-      <w:lvlJc w:val="left"/>
-    </w:lvl>
-    <w:lvl w:ilvl="5" w:tplc="84EAA6DE">
-      <w:numFmt w:val="decimal"/>
-      <w:lvlText w:val=""/>
-      <w:lvlJc w:val="left"/>
-    </w:lvl>
-    <w:lvl w:ilvl="6" w:tplc="0BF63E62">
-      <w:numFmt w:val="decimal"/>
-      <w:lvlText w:val=""/>
-      <w:lvlJc w:val="left"/>
-    </w:lvl>
-    <w:lvl w:ilvl="7" w:tplc="C2F02A26">
-      <w:numFmt w:val="decimal"/>
-      <w:lvlText w:val=""/>
-      <w:lvlJc w:val="left"/>
-    </w:lvl>
-    <w:lvl w:ilvl="8" w:tplc="39AA8848">
-      <w:numFmt w:val="decimal"/>
-      <w:lvlText w:val=""/>
-      <w:lvlJc w:val="left"/>
-    </w:lvl>
-  </w:abstractNum>
-  <w:abstractNum w:abstractNumId="11" w15:restartNumberingAfterBreak="0">
-    <w:nsid w:val="31E02907"/>
-    <w:multiLevelType w:val="hybridMultilevel"/>
-    <w:tmpl w:val="5622F220"/>
-    <w:lvl w:ilvl="0" w:tplc="4D7027AE">
-      <w:start w:val="1"/>
-      <w:numFmt w:val="decimal"/>
-      <w:lvlText w:val="%1."/>
-      <w:lvlJc w:val="left"/>
-      <w:pPr>
-        <w:ind w:left="648" w:hanging="360"/>
-      </w:pPr>
-    </w:lvl>
-    <w:lvl w:ilvl="1" w:tplc="83A25A4A">
-      <w:numFmt w:val="decimal"/>
-      <w:lvlText w:val=""/>
-      <w:lvlJc w:val="left"/>
-    </w:lvl>
-    <w:lvl w:ilvl="2" w:tplc="4A12F3E6">
-      <w:numFmt w:val="decimal"/>
-      <w:lvlText w:val=""/>
-      <w:lvlJc w:val="left"/>
-    </w:lvl>
-    <w:lvl w:ilvl="3" w:tplc="692ACD88">
-      <w:numFmt w:val="decimal"/>
-      <w:lvlText w:val=""/>
-      <w:lvlJc w:val="left"/>
-    </w:lvl>
-    <w:lvl w:ilvl="4" w:tplc="640ED0AA">
-      <w:numFmt w:val="decimal"/>
-      <w:lvlText w:val=""/>
-      <w:lvlJc w:val="left"/>
-    </w:lvl>
-    <w:lvl w:ilvl="5" w:tplc="ACDCEE74">
-      <w:numFmt w:val="decimal"/>
-      <w:lvlText w:val=""/>
-      <w:lvlJc w:val="left"/>
-    </w:lvl>
-    <w:lvl w:ilvl="6" w:tplc="76B69544">
-      <w:numFmt w:val="decimal"/>
-      <w:lvlText w:val=""/>
-      <w:lvlJc w:val="left"/>
-    </w:lvl>
-    <w:lvl w:ilvl="7" w:tplc="F342B73A">
-      <w:numFmt w:val="decimal"/>
-      <w:lvlText w:val=""/>
-      <w:lvlJc w:val="left"/>
-    </w:lvl>
-    <w:lvl w:ilvl="8" w:tplc="ABD6BF7E">
-      <w:numFmt w:val="decimal"/>
-      <w:lvlText w:val=""/>
-      <w:lvlJc w:val="left"/>
-    </w:lvl>
-  </w:abstractNum>
-  <w:abstractNum w:abstractNumId="12" w15:restartNumberingAfterBreak="0">
-    <w:nsid w:val="353742AD"/>
-    <w:multiLevelType w:val="hybridMultilevel"/>
-    <w:tmpl w:val="2BE69B3C"/>
-    <w:lvl w:ilvl="0" w:tplc="F5DA5C58">
-      <w:start w:val="1"/>
-      <w:numFmt w:val="decimal"/>
-      <w:lvlText w:val="%1."/>
-      <w:lvlJc w:val="left"/>
-      <w:pPr>
-        <w:ind w:left="648" w:hanging="360"/>
-      </w:pPr>
-    </w:lvl>
-    <w:lvl w:ilvl="1" w:tplc="3780BC36">
-      <w:numFmt w:val="decimal"/>
-      <w:lvlText w:val=""/>
-      <w:lvlJc w:val="left"/>
-    </w:lvl>
-    <w:lvl w:ilvl="2" w:tplc="079AED66">
-      <w:numFmt w:val="decimal"/>
-      <w:lvlText w:val=""/>
-      <w:lvlJc w:val="left"/>
-    </w:lvl>
-    <w:lvl w:ilvl="3" w:tplc="F3826BD0">
-      <w:numFmt w:val="decimal"/>
-      <w:lvlText w:val=""/>
-      <w:lvlJc w:val="left"/>
-    </w:lvl>
-    <w:lvl w:ilvl="4" w:tplc="89B2E5B4">
-      <w:numFmt w:val="decimal"/>
-      <w:lvlText w:val=""/>
-      <w:lvlJc w:val="left"/>
-    </w:lvl>
-    <w:lvl w:ilvl="5" w:tplc="DC66F224">
-      <w:numFmt w:val="decimal"/>
-      <w:lvlText w:val=""/>
-      <w:lvlJc w:val="left"/>
-    </w:lvl>
-    <w:lvl w:ilvl="6" w:tplc="D506E288">
-      <w:numFmt w:val="decimal"/>
-      <w:lvlText w:val=""/>
-      <w:lvlJc w:val="left"/>
-    </w:lvl>
-    <w:lvl w:ilvl="7" w:tplc="1DEE91CC">
-      <w:numFmt w:val="decimal"/>
-      <w:lvlText w:val=""/>
-      <w:lvlJc w:val="left"/>
-    </w:lvl>
-    <w:lvl w:ilvl="8" w:tplc="D2C6A93E">
-      <w:numFmt w:val="decimal"/>
-      <w:lvlText w:val=""/>
-      <w:lvlJc w:val="left"/>
-    </w:lvl>
-  </w:abstractNum>
-  <w:abstractNum w:abstractNumId="13" w15:restartNumberingAfterBreak="0">
-    <w:nsid w:val="3CC20CC2"/>
+  <w:abstractNum w:abstractNumId="2" w15:restartNumberingAfterBreak="0">
+    <w:nsid w:val="0F684A06"/>
     <w:multiLevelType w:val="multilevel"/>
-    <w:tmpl w:val="2E90B3BC"/>
+    <w:tmpl w:val="374E0930"/>
     <w:lvl w:ilvl="0">
       <w:start w:val="1"/>
       <w:numFmt w:val="decimal"/>
@@ -4118,10 +4364,10 @@
       <w:lvlJc w:val="left"/>
     </w:lvl>
   </w:abstractNum>
-  <w:abstractNum w:abstractNumId="14" w15:restartNumberingAfterBreak="0">
-    <w:nsid w:val="3EBC767C"/>
+  <w:abstractNum w:abstractNumId="3" w15:restartNumberingAfterBreak="0">
+    <w:nsid w:val="0FD63E58"/>
     <w:multiLevelType w:val="multilevel"/>
-    <w:tmpl w:val="76621A30"/>
+    <w:tmpl w:val="1408F322"/>
     <w:lvl w:ilvl="0">
       <w:start w:val="1"/>
       <w:numFmt w:val="decimal"/>
@@ -4175,280 +4421,10 @@
       <w:lvlJc w:val="left"/>
     </w:lvl>
   </w:abstractNum>
-  <w:abstractNum w:abstractNumId="15" w15:restartNumberingAfterBreak="0">
-    <w:nsid w:val="48D14EFD"/>
-    <w:multiLevelType w:val="hybridMultilevel"/>
-    <w:tmpl w:val="209C59C8"/>
-    <w:lvl w:ilvl="0" w:tplc="E4482178">
-      <w:start w:val="1"/>
-      <w:numFmt w:val="decimal"/>
-      <w:lvlText w:val="%1."/>
-      <w:lvlJc w:val="left"/>
-      <w:pPr>
-        <w:ind w:left="648" w:hanging="360"/>
-      </w:pPr>
-    </w:lvl>
-    <w:lvl w:ilvl="1" w:tplc="5B183268">
-      <w:numFmt w:val="decimal"/>
-      <w:lvlText w:val=""/>
-      <w:lvlJc w:val="left"/>
-    </w:lvl>
-    <w:lvl w:ilvl="2" w:tplc="394A1E62">
-      <w:numFmt w:val="decimal"/>
-      <w:lvlText w:val=""/>
-      <w:lvlJc w:val="left"/>
-    </w:lvl>
-    <w:lvl w:ilvl="3" w:tplc="0BDEA40C">
-      <w:numFmt w:val="decimal"/>
-      <w:lvlText w:val=""/>
-      <w:lvlJc w:val="left"/>
-    </w:lvl>
-    <w:lvl w:ilvl="4" w:tplc="0E46F030">
-      <w:numFmt w:val="decimal"/>
-      <w:lvlText w:val=""/>
-      <w:lvlJc w:val="left"/>
-    </w:lvl>
-    <w:lvl w:ilvl="5" w:tplc="EE26C2C2">
-      <w:numFmt w:val="decimal"/>
-      <w:lvlText w:val=""/>
-      <w:lvlJc w:val="left"/>
-    </w:lvl>
-    <w:lvl w:ilvl="6" w:tplc="0C405606">
-      <w:numFmt w:val="decimal"/>
-      <w:lvlText w:val=""/>
-      <w:lvlJc w:val="left"/>
-    </w:lvl>
-    <w:lvl w:ilvl="7" w:tplc="7E7E388E">
-      <w:numFmt w:val="decimal"/>
-      <w:lvlText w:val=""/>
-      <w:lvlJc w:val="left"/>
-    </w:lvl>
-    <w:lvl w:ilvl="8" w:tplc="EF5A0E92">
-      <w:numFmt w:val="decimal"/>
-      <w:lvlText w:val=""/>
-      <w:lvlJc w:val="left"/>
-    </w:lvl>
-  </w:abstractNum>
-  <w:abstractNum w:abstractNumId="16" w15:restartNumberingAfterBreak="0">
-    <w:nsid w:val="518F1B28"/>
-    <w:multiLevelType w:val="hybridMultilevel"/>
-    <w:tmpl w:val="2134091C"/>
-    <w:lvl w:ilvl="0" w:tplc="B9FC7A40">
-      <w:start w:val="1"/>
-      <w:numFmt w:val="decimal"/>
-      <w:lvlText w:val="%1."/>
-      <w:lvlJc w:val="left"/>
-      <w:pPr>
-        <w:ind w:left="648" w:hanging="360"/>
-      </w:pPr>
-    </w:lvl>
-    <w:lvl w:ilvl="1" w:tplc="732E1CEA">
-      <w:numFmt w:val="decimal"/>
-      <w:lvlText w:val=""/>
-      <w:lvlJc w:val="left"/>
-    </w:lvl>
-    <w:lvl w:ilvl="2" w:tplc="97D2CD14">
-      <w:numFmt w:val="decimal"/>
-      <w:lvlText w:val=""/>
-      <w:lvlJc w:val="left"/>
-    </w:lvl>
-    <w:lvl w:ilvl="3" w:tplc="2272F08C">
-      <w:numFmt w:val="decimal"/>
-      <w:lvlText w:val=""/>
-      <w:lvlJc w:val="left"/>
-    </w:lvl>
-    <w:lvl w:ilvl="4" w:tplc="E44236FA">
-      <w:numFmt w:val="decimal"/>
-      <w:lvlText w:val=""/>
-      <w:lvlJc w:val="left"/>
-    </w:lvl>
-    <w:lvl w:ilvl="5" w:tplc="5FB0367A">
-      <w:numFmt w:val="decimal"/>
-      <w:lvlText w:val=""/>
-      <w:lvlJc w:val="left"/>
-    </w:lvl>
-    <w:lvl w:ilvl="6" w:tplc="2FFE6C56">
-      <w:numFmt w:val="decimal"/>
-      <w:lvlText w:val=""/>
-      <w:lvlJc w:val="left"/>
-    </w:lvl>
-    <w:lvl w:ilvl="7" w:tplc="BA7261AE">
-      <w:numFmt w:val="decimal"/>
-      <w:lvlText w:val=""/>
-      <w:lvlJc w:val="left"/>
-    </w:lvl>
-    <w:lvl w:ilvl="8" w:tplc="D5A8271C">
-      <w:numFmt w:val="decimal"/>
-      <w:lvlText w:val=""/>
-      <w:lvlJc w:val="left"/>
-    </w:lvl>
-  </w:abstractNum>
-  <w:abstractNum w:abstractNumId="17" w15:restartNumberingAfterBreak="0">
-    <w:nsid w:val="5A0C442C"/>
-    <w:multiLevelType w:val="hybridMultilevel"/>
-    <w:tmpl w:val="0A1C2A3A"/>
-    <w:lvl w:ilvl="0" w:tplc="458EDD94">
-      <w:start w:val="1"/>
-      <w:numFmt w:val="decimal"/>
-      <w:lvlText w:val="%1."/>
-      <w:lvlJc w:val="left"/>
-      <w:pPr>
-        <w:ind w:left="648" w:hanging="360"/>
-      </w:pPr>
-    </w:lvl>
-    <w:lvl w:ilvl="1" w:tplc="36BC2980">
-      <w:numFmt w:val="decimal"/>
-      <w:lvlText w:val=""/>
-      <w:lvlJc w:val="left"/>
-    </w:lvl>
-    <w:lvl w:ilvl="2" w:tplc="608E7B3A">
-      <w:numFmt w:val="decimal"/>
-      <w:lvlText w:val=""/>
-      <w:lvlJc w:val="left"/>
-    </w:lvl>
-    <w:lvl w:ilvl="3" w:tplc="FDA8D5F4">
-      <w:numFmt w:val="decimal"/>
-      <w:lvlText w:val=""/>
-      <w:lvlJc w:val="left"/>
-    </w:lvl>
-    <w:lvl w:ilvl="4" w:tplc="7C66BEF6">
-      <w:numFmt w:val="decimal"/>
-      <w:lvlText w:val=""/>
-      <w:lvlJc w:val="left"/>
-    </w:lvl>
-    <w:lvl w:ilvl="5" w:tplc="7E2822BE">
-      <w:numFmt w:val="decimal"/>
-      <w:lvlText w:val=""/>
-      <w:lvlJc w:val="left"/>
-    </w:lvl>
-    <w:lvl w:ilvl="6" w:tplc="529C9674">
-      <w:numFmt w:val="decimal"/>
-      <w:lvlText w:val=""/>
-      <w:lvlJc w:val="left"/>
-    </w:lvl>
-    <w:lvl w:ilvl="7" w:tplc="7B60835A">
-      <w:numFmt w:val="decimal"/>
-      <w:lvlText w:val=""/>
-      <w:lvlJc w:val="left"/>
-    </w:lvl>
-    <w:lvl w:ilvl="8" w:tplc="7B1A38F6">
-      <w:numFmt w:val="decimal"/>
-      <w:lvlText w:val=""/>
-      <w:lvlJc w:val="left"/>
-    </w:lvl>
-  </w:abstractNum>
-  <w:abstractNum w:abstractNumId="18" w15:restartNumberingAfterBreak="0">
-    <w:nsid w:val="637008A3"/>
-    <w:multiLevelType w:val="hybridMultilevel"/>
-    <w:tmpl w:val="085039B2"/>
-    <w:lvl w:ilvl="0" w:tplc="B70CF7C6">
-      <w:start w:val="1"/>
-      <w:numFmt w:val="decimal"/>
-      <w:lvlText w:val="%1."/>
-      <w:lvlJc w:val="left"/>
-      <w:pPr>
-        <w:ind w:left="648" w:hanging="360"/>
-      </w:pPr>
-    </w:lvl>
-    <w:lvl w:ilvl="1" w:tplc="E7E84E8A">
-      <w:numFmt w:val="decimal"/>
-      <w:lvlText w:val=""/>
-      <w:lvlJc w:val="left"/>
-    </w:lvl>
-    <w:lvl w:ilvl="2" w:tplc="8B6E887C">
-      <w:numFmt w:val="decimal"/>
-      <w:lvlText w:val=""/>
-      <w:lvlJc w:val="left"/>
-    </w:lvl>
-    <w:lvl w:ilvl="3" w:tplc="89981AF8">
-      <w:numFmt w:val="decimal"/>
-      <w:lvlText w:val=""/>
-      <w:lvlJc w:val="left"/>
-    </w:lvl>
-    <w:lvl w:ilvl="4" w:tplc="1D6AAF2C">
-      <w:numFmt w:val="decimal"/>
-      <w:lvlText w:val=""/>
-      <w:lvlJc w:val="left"/>
-    </w:lvl>
-    <w:lvl w:ilvl="5" w:tplc="E190E8D2">
-      <w:numFmt w:val="decimal"/>
-      <w:lvlText w:val=""/>
-      <w:lvlJc w:val="left"/>
-    </w:lvl>
-    <w:lvl w:ilvl="6" w:tplc="63FC423A">
-      <w:numFmt w:val="decimal"/>
-      <w:lvlText w:val=""/>
-      <w:lvlJc w:val="left"/>
-    </w:lvl>
-    <w:lvl w:ilvl="7" w:tplc="2F16E31C">
-      <w:numFmt w:val="decimal"/>
-      <w:lvlText w:val=""/>
-      <w:lvlJc w:val="left"/>
-    </w:lvl>
-    <w:lvl w:ilvl="8" w:tplc="36140300">
-      <w:numFmt w:val="decimal"/>
-      <w:lvlText w:val=""/>
-      <w:lvlJc w:val="left"/>
-    </w:lvl>
-  </w:abstractNum>
-  <w:abstractNum w:abstractNumId="19" w15:restartNumberingAfterBreak="0">
-    <w:nsid w:val="6436363E"/>
-    <w:multiLevelType w:val="hybridMultilevel"/>
-    <w:tmpl w:val="567C3D68"/>
-    <w:lvl w:ilvl="0" w:tplc="0E30993A">
-      <w:start w:val="1"/>
-      <w:numFmt w:val="decimal"/>
-      <w:lvlText w:val="%1."/>
-      <w:lvlJc w:val="left"/>
-      <w:pPr>
-        <w:ind w:left="648" w:hanging="360"/>
-      </w:pPr>
-    </w:lvl>
-    <w:lvl w:ilvl="1" w:tplc="AB7060B2">
-      <w:numFmt w:val="decimal"/>
-      <w:lvlText w:val=""/>
-      <w:lvlJc w:val="left"/>
-    </w:lvl>
-    <w:lvl w:ilvl="2" w:tplc="F94EF1F2">
-      <w:numFmt w:val="decimal"/>
-      <w:lvlText w:val=""/>
-      <w:lvlJc w:val="left"/>
-    </w:lvl>
-    <w:lvl w:ilvl="3" w:tplc="87CC2CB0">
-      <w:numFmt w:val="decimal"/>
-      <w:lvlText w:val=""/>
-      <w:lvlJc w:val="left"/>
-    </w:lvl>
-    <w:lvl w:ilvl="4" w:tplc="BBBA7F76">
-      <w:numFmt w:val="decimal"/>
-      <w:lvlText w:val=""/>
-      <w:lvlJc w:val="left"/>
-    </w:lvl>
-    <w:lvl w:ilvl="5" w:tplc="6CD00738">
-      <w:numFmt w:val="decimal"/>
-      <w:lvlText w:val=""/>
-      <w:lvlJc w:val="left"/>
-    </w:lvl>
-    <w:lvl w:ilvl="6" w:tplc="3600FFA6">
-      <w:numFmt w:val="decimal"/>
-      <w:lvlText w:val=""/>
-      <w:lvlJc w:val="left"/>
-    </w:lvl>
-    <w:lvl w:ilvl="7" w:tplc="0FA4877A">
-      <w:numFmt w:val="decimal"/>
-      <w:lvlText w:val=""/>
-      <w:lvlJc w:val="left"/>
-    </w:lvl>
-    <w:lvl w:ilvl="8" w:tplc="D7A0CBAC">
-      <w:numFmt w:val="decimal"/>
-      <w:lvlText w:val=""/>
-      <w:lvlJc w:val="left"/>
-    </w:lvl>
-  </w:abstractNum>
-  <w:abstractNum w:abstractNumId="20" w15:restartNumberingAfterBreak="0">
-    <w:nsid w:val="6D4719CC"/>
+  <w:abstractNum w:abstractNumId="4" w15:restartNumberingAfterBreak="0">
+    <w:nsid w:val="11AA50BE"/>
     <w:multiLevelType w:val="multilevel"/>
-    <w:tmpl w:val="C97C4B12"/>
+    <w:tmpl w:val="79C29EC0"/>
     <w:lvl w:ilvl="0">
       <w:start w:val="1"/>
       <w:numFmt w:val="none"/>
@@ -4576,10 +4552,10 @@
       </w:pPr>
     </w:lvl>
   </w:abstractNum>
-  <w:abstractNum w:abstractNumId="21" w15:restartNumberingAfterBreak="0">
-    <w:nsid w:val="6EAC0985"/>
+  <w:abstractNum w:abstractNumId="5" w15:restartNumberingAfterBreak="0">
+    <w:nsid w:val="1A8D5B34"/>
     <w:multiLevelType w:val="multilevel"/>
-    <w:tmpl w:val="C9BE1522"/>
+    <w:tmpl w:val="65E0991C"/>
     <w:lvl w:ilvl="0">
       <w:start w:val="1"/>
       <w:numFmt w:val="decimal"/>
@@ -4633,172 +4609,1262 @@
       <w:lvlJc w:val="left"/>
     </w:lvl>
   </w:abstractNum>
+  <w:abstractNum w:abstractNumId="6" w15:restartNumberingAfterBreak="0">
+    <w:nsid w:val="22181985"/>
+    <w:multiLevelType w:val="multilevel"/>
+    <w:tmpl w:val="5ED819A0"/>
+    <w:lvl w:ilvl="0">
+      <w:start w:val="1"/>
+      <w:numFmt w:val="decimal"/>
+      <w:lvlText w:val="%1."/>
+      <w:lvlJc w:val="left"/>
+      <w:pPr>
+        <w:tabs>
+          <w:tab w:val="num" w:pos="0"/>
+        </w:tabs>
+        <w:ind w:left="648" w:hanging="360"/>
+      </w:pPr>
+    </w:lvl>
+    <w:lvl w:ilvl="1">
+      <w:numFmt w:val="decimal"/>
+      <w:lvlText w:val=""/>
+      <w:lvlJc w:val="left"/>
+    </w:lvl>
+    <w:lvl w:ilvl="2">
+      <w:numFmt w:val="decimal"/>
+      <w:lvlText w:val=""/>
+      <w:lvlJc w:val="left"/>
+    </w:lvl>
+    <w:lvl w:ilvl="3">
+      <w:numFmt w:val="decimal"/>
+      <w:lvlText w:val=""/>
+      <w:lvlJc w:val="left"/>
+    </w:lvl>
+    <w:lvl w:ilvl="4">
+      <w:numFmt w:val="decimal"/>
+      <w:lvlText w:val=""/>
+      <w:lvlJc w:val="left"/>
+    </w:lvl>
+    <w:lvl w:ilvl="5">
+      <w:numFmt w:val="decimal"/>
+      <w:lvlText w:val=""/>
+      <w:lvlJc w:val="left"/>
+    </w:lvl>
+    <w:lvl w:ilvl="6">
+      <w:numFmt w:val="decimal"/>
+      <w:lvlText w:val=""/>
+      <w:lvlJc w:val="left"/>
+    </w:lvl>
+    <w:lvl w:ilvl="7">
+      <w:numFmt w:val="decimal"/>
+      <w:lvlText w:val=""/>
+      <w:lvlJc w:val="left"/>
+    </w:lvl>
+    <w:lvl w:ilvl="8">
+      <w:numFmt w:val="decimal"/>
+      <w:lvlText w:val=""/>
+      <w:lvlJc w:val="left"/>
+    </w:lvl>
+  </w:abstractNum>
+  <w:abstractNum w:abstractNumId="7" w15:restartNumberingAfterBreak="0">
+    <w:nsid w:val="23995741"/>
+    <w:multiLevelType w:val="multilevel"/>
+    <w:tmpl w:val="55DC716C"/>
+    <w:lvl w:ilvl="0">
+      <w:start w:val="1"/>
+      <w:numFmt w:val="decimal"/>
+      <w:lvlText w:val="%1."/>
+      <w:lvlJc w:val="left"/>
+      <w:pPr>
+        <w:tabs>
+          <w:tab w:val="num" w:pos="0"/>
+        </w:tabs>
+        <w:ind w:left="648" w:hanging="360"/>
+      </w:pPr>
+    </w:lvl>
+    <w:lvl w:ilvl="1">
+      <w:numFmt w:val="decimal"/>
+      <w:lvlText w:val=""/>
+      <w:lvlJc w:val="left"/>
+    </w:lvl>
+    <w:lvl w:ilvl="2">
+      <w:numFmt w:val="decimal"/>
+      <w:lvlText w:val=""/>
+      <w:lvlJc w:val="left"/>
+    </w:lvl>
+    <w:lvl w:ilvl="3">
+      <w:numFmt w:val="decimal"/>
+      <w:lvlText w:val=""/>
+      <w:lvlJc w:val="left"/>
+    </w:lvl>
+    <w:lvl w:ilvl="4">
+      <w:numFmt w:val="decimal"/>
+      <w:lvlText w:val=""/>
+      <w:lvlJc w:val="left"/>
+    </w:lvl>
+    <w:lvl w:ilvl="5">
+      <w:numFmt w:val="decimal"/>
+      <w:lvlText w:val=""/>
+      <w:lvlJc w:val="left"/>
+    </w:lvl>
+    <w:lvl w:ilvl="6">
+      <w:numFmt w:val="decimal"/>
+      <w:lvlText w:val=""/>
+      <w:lvlJc w:val="left"/>
+    </w:lvl>
+    <w:lvl w:ilvl="7">
+      <w:numFmt w:val="decimal"/>
+      <w:lvlText w:val=""/>
+      <w:lvlJc w:val="left"/>
+    </w:lvl>
+    <w:lvl w:ilvl="8">
+      <w:numFmt w:val="decimal"/>
+      <w:lvlText w:val=""/>
+      <w:lvlJc w:val="left"/>
+    </w:lvl>
+  </w:abstractNum>
+  <w:abstractNum w:abstractNumId="8" w15:restartNumberingAfterBreak="0">
+    <w:nsid w:val="2A6B72FE"/>
+    <w:multiLevelType w:val="multilevel"/>
+    <w:tmpl w:val="8E085AD2"/>
+    <w:lvl w:ilvl="0">
+      <w:start w:val="1"/>
+      <w:numFmt w:val="decimal"/>
+      <w:lvlText w:val="%1."/>
+      <w:lvlJc w:val="left"/>
+      <w:pPr>
+        <w:tabs>
+          <w:tab w:val="num" w:pos="0"/>
+        </w:tabs>
+        <w:ind w:left="648" w:hanging="360"/>
+      </w:pPr>
+    </w:lvl>
+    <w:lvl w:ilvl="1">
+      <w:numFmt w:val="decimal"/>
+      <w:lvlText w:val=""/>
+      <w:lvlJc w:val="left"/>
+    </w:lvl>
+    <w:lvl w:ilvl="2">
+      <w:numFmt w:val="decimal"/>
+      <w:lvlText w:val=""/>
+      <w:lvlJc w:val="left"/>
+    </w:lvl>
+    <w:lvl w:ilvl="3">
+      <w:numFmt w:val="decimal"/>
+      <w:lvlText w:val=""/>
+      <w:lvlJc w:val="left"/>
+    </w:lvl>
+    <w:lvl w:ilvl="4">
+      <w:numFmt w:val="decimal"/>
+      <w:lvlText w:val=""/>
+      <w:lvlJc w:val="left"/>
+    </w:lvl>
+    <w:lvl w:ilvl="5">
+      <w:numFmt w:val="decimal"/>
+      <w:lvlText w:val=""/>
+      <w:lvlJc w:val="left"/>
+    </w:lvl>
+    <w:lvl w:ilvl="6">
+      <w:numFmt w:val="decimal"/>
+      <w:lvlText w:val=""/>
+      <w:lvlJc w:val="left"/>
+    </w:lvl>
+    <w:lvl w:ilvl="7">
+      <w:numFmt w:val="decimal"/>
+      <w:lvlText w:val=""/>
+      <w:lvlJc w:val="left"/>
+    </w:lvl>
+    <w:lvl w:ilvl="8">
+      <w:numFmt w:val="decimal"/>
+      <w:lvlText w:val=""/>
+      <w:lvlJc w:val="left"/>
+    </w:lvl>
+  </w:abstractNum>
+  <w:abstractNum w:abstractNumId="9" w15:restartNumberingAfterBreak="0">
+    <w:nsid w:val="2A955351"/>
+    <w:multiLevelType w:val="multilevel"/>
+    <w:tmpl w:val="22FC863C"/>
+    <w:lvl w:ilvl="0">
+      <w:start w:val="1"/>
+      <w:numFmt w:val="decimal"/>
+      <w:lvlText w:val="%1."/>
+      <w:lvlJc w:val="left"/>
+      <w:pPr>
+        <w:tabs>
+          <w:tab w:val="num" w:pos="0"/>
+        </w:tabs>
+        <w:ind w:left="648" w:hanging="360"/>
+      </w:pPr>
+    </w:lvl>
+    <w:lvl w:ilvl="1">
+      <w:numFmt w:val="decimal"/>
+      <w:lvlText w:val=""/>
+      <w:lvlJc w:val="left"/>
+    </w:lvl>
+    <w:lvl w:ilvl="2">
+      <w:numFmt w:val="decimal"/>
+      <w:lvlText w:val=""/>
+      <w:lvlJc w:val="left"/>
+    </w:lvl>
+    <w:lvl w:ilvl="3">
+      <w:numFmt w:val="decimal"/>
+      <w:lvlText w:val=""/>
+      <w:lvlJc w:val="left"/>
+    </w:lvl>
+    <w:lvl w:ilvl="4">
+      <w:numFmt w:val="decimal"/>
+      <w:lvlText w:val=""/>
+      <w:lvlJc w:val="left"/>
+    </w:lvl>
+    <w:lvl w:ilvl="5">
+      <w:numFmt w:val="decimal"/>
+      <w:lvlText w:val=""/>
+      <w:lvlJc w:val="left"/>
+    </w:lvl>
+    <w:lvl w:ilvl="6">
+      <w:numFmt w:val="decimal"/>
+      <w:lvlText w:val=""/>
+      <w:lvlJc w:val="left"/>
+    </w:lvl>
+    <w:lvl w:ilvl="7">
+      <w:numFmt w:val="decimal"/>
+      <w:lvlText w:val=""/>
+      <w:lvlJc w:val="left"/>
+    </w:lvl>
+    <w:lvl w:ilvl="8">
+      <w:numFmt w:val="decimal"/>
+      <w:lvlText w:val=""/>
+      <w:lvlJc w:val="left"/>
+    </w:lvl>
+  </w:abstractNum>
+  <w:abstractNum w:abstractNumId="10" w15:restartNumberingAfterBreak="0">
+    <w:nsid w:val="2DE5622B"/>
+    <w:multiLevelType w:val="multilevel"/>
+    <w:tmpl w:val="C7B4E332"/>
+    <w:lvl w:ilvl="0">
+      <w:start w:val="1"/>
+      <w:numFmt w:val="decimal"/>
+      <w:lvlText w:val="%1."/>
+      <w:lvlJc w:val="left"/>
+      <w:pPr>
+        <w:tabs>
+          <w:tab w:val="num" w:pos="0"/>
+        </w:tabs>
+        <w:ind w:left="648" w:hanging="360"/>
+      </w:pPr>
+    </w:lvl>
+    <w:lvl w:ilvl="1">
+      <w:numFmt w:val="decimal"/>
+      <w:lvlText w:val=""/>
+      <w:lvlJc w:val="left"/>
+    </w:lvl>
+    <w:lvl w:ilvl="2">
+      <w:numFmt w:val="decimal"/>
+      <w:lvlText w:val=""/>
+      <w:lvlJc w:val="left"/>
+    </w:lvl>
+    <w:lvl w:ilvl="3">
+      <w:numFmt w:val="decimal"/>
+      <w:lvlText w:val=""/>
+      <w:lvlJc w:val="left"/>
+    </w:lvl>
+    <w:lvl w:ilvl="4">
+      <w:numFmt w:val="decimal"/>
+      <w:lvlText w:val=""/>
+      <w:lvlJc w:val="left"/>
+    </w:lvl>
+    <w:lvl w:ilvl="5">
+      <w:numFmt w:val="decimal"/>
+      <w:lvlText w:val=""/>
+      <w:lvlJc w:val="left"/>
+    </w:lvl>
+    <w:lvl w:ilvl="6">
+      <w:numFmt w:val="decimal"/>
+      <w:lvlText w:val=""/>
+      <w:lvlJc w:val="left"/>
+    </w:lvl>
+    <w:lvl w:ilvl="7">
+      <w:numFmt w:val="decimal"/>
+      <w:lvlText w:val=""/>
+      <w:lvlJc w:val="left"/>
+    </w:lvl>
+    <w:lvl w:ilvl="8">
+      <w:numFmt w:val="decimal"/>
+      <w:lvlText w:val=""/>
+      <w:lvlJc w:val="left"/>
+    </w:lvl>
+  </w:abstractNum>
+  <w:abstractNum w:abstractNumId="11" w15:restartNumberingAfterBreak="0">
+    <w:nsid w:val="2EC900D3"/>
+    <w:multiLevelType w:val="multilevel"/>
+    <w:tmpl w:val="7CCE5920"/>
+    <w:lvl w:ilvl="0">
+      <w:start w:val="1"/>
+      <w:numFmt w:val="decimal"/>
+      <w:lvlText w:val="%1."/>
+      <w:lvlJc w:val="left"/>
+      <w:pPr>
+        <w:tabs>
+          <w:tab w:val="num" w:pos="720"/>
+        </w:tabs>
+        <w:ind w:left="720" w:hanging="360"/>
+      </w:pPr>
+    </w:lvl>
+    <w:lvl w:ilvl="1">
+      <w:start w:val="1"/>
+      <w:numFmt w:val="decimal"/>
+      <w:lvlText w:val="%2."/>
+      <w:lvlJc w:val="left"/>
+      <w:pPr>
+        <w:tabs>
+          <w:tab w:val="num" w:pos="1440"/>
+        </w:tabs>
+        <w:ind w:left="1440" w:hanging="360"/>
+      </w:pPr>
+    </w:lvl>
+    <w:lvl w:ilvl="2">
+      <w:start w:val="1"/>
+      <w:numFmt w:val="decimal"/>
+      <w:lvlText w:val="%3."/>
+      <w:lvlJc w:val="left"/>
+      <w:pPr>
+        <w:tabs>
+          <w:tab w:val="num" w:pos="2160"/>
+        </w:tabs>
+        <w:ind w:left="2160" w:hanging="360"/>
+      </w:pPr>
+    </w:lvl>
+    <w:lvl w:ilvl="3">
+      <w:start w:val="1"/>
+      <w:numFmt w:val="decimal"/>
+      <w:lvlText w:val="%4."/>
+      <w:lvlJc w:val="left"/>
+      <w:pPr>
+        <w:tabs>
+          <w:tab w:val="num" w:pos="2880"/>
+        </w:tabs>
+        <w:ind w:left="2880" w:hanging="360"/>
+      </w:pPr>
+    </w:lvl>
+    <w:lvl w:ilvl="4">
+      <w:start w:val="1"/>
+      <w:numFmt w:val="decimal"/>
+      <w:lvlText w:val="%5."/>
+      <w:lvlJc w:val="left"/>
+      <w:pPr>
+        <w:tabs>
+          <w:tab w:val="num" w:pos="3600"/>
+        </w:tabs>
+        <w:ind w:left="3600" w:hanging="360"/>
+      </w:pPr>
+    </w:lvl>
+    <w:lvl w:ilvl="5">
+      <w:start w:val="1"/>
+      <w:numFmt w:val="decimal"/>
+      <w:lvlText w:val="%6."/>
+      <w:lvlJc w:val="left"/>
+      <w:pPr>
+        <w:tabs>
+          <w:tab w:val="num" w:pos="4320"/>
+        </w:tabs>
+        <w:ind w:left="4320" w:hanging="360"/>
+      </w:pPr>
+    </w:lvl>
+    <w:lvl w:ilvl="6">
+      <w:start w:val="1"/>
+      <w:numFmt w:val="decimal"/>
+      <w:lvlText w:val="%7."/>
+      <w:lvlJc w:val="left"/>
+      <w:pPr>
+        <w:tabs>
+          <w:tab w:val="num" w:pos="5040"/>
+        </w:tabs>
+        <w:ind w:left="5040" w:hanging="360"/>
+      </w:pPr>
+    </w:lvl>
+    <w:lvl w:ilvl="7">
+      <w:start w:val="1"/>
+      <w:numFmt w:val="decimal"/>
+      <w:lvlText w:val="%8."/>
+      <w:lvlJc w:val="left"/>
+      <w:pPr>
+        <w:tabs>
+          <w:tab w:val="num" w:pos="5760"/>
+        </w:tabs>
+        <w:ind w:left="5760" w:hanging="360"/>
+      </w:pPr>
+    </w:lvl>
+    <w:lvl w:ilvl="8">
+      <w:start w:val="1"/>
+      <w:numFmt w:val="decimal"/>
+      <w:lvlText w:val="%9."/>
+      <w:lvlJc w:val="left"/>
+      <w:pPr>
+        <w:tabs>
+          <w:tab w:val="num" w:pos="6480"/>
+        </w:tabs>
+        <w:ind w:left="6480" w:hanging="360"/>
+      </w:pPr>
+    </w:lvl>
+  </w:abstractNum>
+  <w:abstractNum w:abstractNumId="12" w15:restartNumberingAfterBreak="0">
+    <w:nsid w:val="331858C4"/>
+    <w:multiLevelType w:val="multilevel"/>
+    <w:tmpl w:val="5B5659F4"/>
+    <w:lvl w:ilvl="0">
+      <w:start w:val="1"/>
+      <w:numFmt w:val="decimal"/>
+      <w:lvlText w:val="%1."/>
+      <w:lvlJc w:val="left"/>
+      <w:pPr>
+        <w:tabs>
+          <w:tab w:val="num" w:pos="0"/>
+        </w:tabs>
+        <w:ind w:left="648" w:hanging="360"/>
+      </w:pPr>
+    </w:lvl>
+    <w:lvl w:ilvl="1">
+      <w:numFmt w:val="decimal"/>
+      <w:lvlText w:val=""/>
+      <w:lvlJc w:val="left"/>
+    </w:lvl>
+    <w:lvl w:ilvl="2">
+      <w:numFmt w:val="decimal"/>
+      <w:lvlText w:val=""/>
+      <w:lvlJc w:val="left"/>
+    </w:lvl>
+    <w:lvl w:ilvl="3">
+      <w:numFmt w:val="decimal"/>
+      <w:lvlText w:val=""/>
+      <w:lvlJc w:val="left"/>
+    </w:lvl>
+    <w:lvl w:ilvl="4">
+      <w:numFmt w:val="decimal"/>
+      <w:lvlText w:val=""/>
+      <w:lvlJc w:val="left"/>
+    </w:lvl>
+    <w:lvl w:ilvl="5">
+      <w:numFmt w:val="decimal"/>
+      <w:lvlText w:val=""/>
+      <w:lvlJc w:val="left"/>
+    </w:lvl>
+    <w:lvl w:ilvl="6">
+      <w:numFmt w:val="decimal"/>
+      <w:lvlText w:val=""/>
+      <w:lvlJc w:val="left"/>
+    </w:lvl>
+    <w:lvl w:ilvl="7">
+      <w:numFmt w:val="decimal"/>
+      <w:lvlText w:val=""/>
+      <w:lvlJc w:val="left"/>
+    </w:lvl>
+    <w:lvl w:ilvl="8">
+      <w:numFmt w:val="decimal"/>
+      <w:lvlText w:val=""/>
+      <w:lvlJc w:val="left"/>
+    </w:lvl>
+  </w:abstractNum>
+  <w:abstractNum w:abstractNumId="13" w15:restartNumberingAfterBreak="0">
+    <w:nsid w:val="42E34FB9"/>
+    <w:multiLevelType w:val="multilevel"/>
+    <w:tmpl w:val="7340FF86"/>
+    <w:lvl w:ilvl="0">
+      <w:start w:val="1"/>
+      <w:numFmt w:val="decimal"/>
+      <w:lvlText w:val="%1."/>
+      <w:lvlJc w:val="left"/>
+      <w:pPr>
+        <w:tabs>
+          <w:tab w:val="num" w:pos="0"/>
+        </w:tabs>
+        <w:ind w:left="648" w:hanging="360"/>
+      </w:pPr>
+    </w:lvl>
+    <w:lvl w:ilvl="1">
+      <w:numFmt w:val="decimal"/>
+      <w:lvlText w:val=""/>
+      <w:lvlJc w:val="left"/>
+    </w:lvl>
+    <w:lvl w:ilvl="2">
+      <w:numFmt w:val="decimal"/>
+      <w:lvlText w:val=""/>
+      <w:lvlJc w:val="left"/>
+    </w:lvl>
+    <w:lvl w:ilvl="3">
+      <w:numFmt w:val="decimal"/>
+      <w:lvlText w:val=""/>
+      <w:lvlJc w:val="left"/>
+    </w:lvl>
+    <w:lvl w:ilvl="4">
+      <w:numFmt w:val="decimal"/>
+      <w:lvlText w:val=""/>
+      <w:lvlJc w:val="left"/>
+    </w:lvl>
+    <w:lvl w:ilvl="5">
+      <w:numFmt w:val="decimal"/>
+      <w:lvlText w:val=""/>
+      <w:lvlJc w:val="left"/>
+    </w:lvl>
+    <w:lvl w:ilvl="6">
+      <w:numFmt w:val="decimal"/>
+      <w:lvlText w:val=""/>
+      <w:lvlJc w:val="left"/>
+    </w:lvl>
+    <w:lvl w:ilvl="7">
+      <w:numFmt w:val="decimal"/>
+      <w:lvlText w:val=""/>
+      <w:lvlJc w:val="left"/>
+    </w:lvl>
+    <w:lvl w:ilvl="8">
+      <w:numFmt w:val="decimal"/>
+      <w:lvlText w:val=""/>
+      <w:lvlJc w:val="left"/>
+    </w:lvl>
+  </w:abstractNum>
+  <w:abstractNum w:abstractNumId="14" w15:restartNumberingAfterBreak="0">
+    <w:nsid w:val="44D30F75"/>
+    <w:multiLevelType w:val="multilevel"/>
+    <w:tmpl w:val="64D4ACCC"/>
+    <w:lvl w:ilvl="0">
+      <w:start w:val="1"/>
+      <w:numFmt w:val="decimal"/>
+      <w:lvlText w:val="%1."/>
+      <w:lvlJc w:val="left"/>
+      <w:pPr>
+        <w:tabs>
+          <w:tab w:val="num" w:pos="0"/>
+        </w:tabs>
+        <w:ind w:left="648" w:hanging="360"/>
+      </w:pPr>
+    </w:lvl>
+    <w:lvl w:ilvl="1">
+      <w:numFmt w:val="decimal"/>
+      <w:lvlText w:val=""/>
+      <w:lvlJc w:val="left"/>
+    </w:lvl>
+    <w:lvl w:ilvl="2">
+      <w:numFmt w:val="decimal"/>
+      <w:lvlText w:val=""/>
+      <w:lvlJc w:val="left"/>
+    </w:lvl>
+    <w:lvl w:ilvl="3">
+      <w:numFmt w:val="decimal"/>
+      <w:lvlText w:val=""/>
+      <w:lvlJc w:val="left"/>
+    </w:lvl>
+    <w:lvl w:ilvl="4">
+      <w:numFmt w:val="decimal"/>
+      <w:lvlText w:val=""/>
+      <w:lvlJc w:val="left"/>
+    </w:lvl>
+    <w:lvl w:ilvl="5">
+      <w:numFmt w:val="decimal"/>
+      <w:lvlText w:val=""/>
+      <w:lvlJc w:val="left"/>
+    </w:lvl>
+    <w:lvl w:ilvl="6">
+      <w:numFmt w:val="decimal"/>
+      <w:lvlText w:val=""/>
+      <w:lvlJc w:val="left"/>
+    </w:lvl>
+    <w:lvl w:ilvl="7">
+      <w:numFmt w:val="decimal"/>
+      <w:lvlText w:val=""/>
+      <w:lvlJc w:val="left"/>
+    </w:lvl>
+    <w:lvl w:ilvl="8">
+      <w:numFmt w:val="decimal"/>
+      <w:lvlText w:val=""/>
+      <w:lvlJc w:val="left"/>
+    </w:lvl>
+  </w:abstractNum>
+  <w:abstractNum w:abstractNumId="15" w15:restartNumberingAfterBreak="0">
+    <w:nsid w:val="479C64D6"/>
+    <w:multiLevelType w:val="multilevel"/>
+    <w:tmpl w:val="4B5EA86A"/>
+    <w:lvl w:ilvl="0">
+      <w:start w:val="2"/>
+      <w:numFmt w:val="decimal"/>
+      <w:lvlText w:val="%1"/>
+      <w:lvlJc w:val="left"/>
+      <w:pPr>
+        <w:tabs>
+          <w:tab w:val="num" w:pos="0"/>
+        </w:tabs>
+        <w:ind w:left="450" w:hanging="450"/>
+      </w:pPr>
+    </w:lvl>
+    <w:lvl w:ilvl="1">
+      <w:start w:val="1"/>
+      <w:numFmt w:val="decimal"/>
+      <w:lvlText w:val="%1.%2"/>
+      <w:lvlJc w:val="left"/>
+      <w:pPr>
+        <w:tabs>
+          <w:tab w:val="num" w:pos="0"/>
+        </w:tabs>
+        <w:ind w:left="450" w:hanging="450"/>
+      </w:pPr>
+    </w:lvl>
+    <w:lvl w:ilvl="2">
+      <w:start w:val="1"/>
+      <w:numFmt w:val="decimal"/>
+      <w:lvlText w:val="%1.%2.%3"/>
+      <w:lvlJc w:val="left"/>
+      <w:pPr>
+        <w:tabs>
+          <w:tab w:val="num" w:pos="0"/>
+        </w:tabs>
+        <w:ind w:left="720" w:hanging="720"/>
+      </w:pPr>
+    </w:lvl>
+    <w:lvl w:ilvl="3">
+      <w:start w:val="1"/>
+      <w:numFmt w:val="decimal"/>
+      <w:lvlText w:val="%1.%2.%3.%4"/>
+      <w:lvlJc w:val="left"/>
+      <w:pPr>
+        <w:tabs>
+          <w:tab w:val="num" w:pos="0"/>
+        </w:tabs>
+        <w:ind w:left="720" w:hanging="720"/>
+      </w:pPr>
+    </w:lvl>
+    <w:lvl w:ilvl="4">
+      <w:start w:val="1"/>
+      <w:numFmt w:val="decimal"/>
+      <w:lvlText w:val="%1.%2.%3.%4.%5"/>
+      <w:lvlJc w:val="left"/>
+      <w:pPr>
+        <w:tabs>
+          <w:tab w:val="num" w:pos="0"/>
+        </w:tabs>
+        <w:ind w:left="1080" w:hanging="1080"/>
+      </w:pPr>
+    </w:lvl>
+    <w:lvl w:ilvl="5">
+      <w:start w:val="1"/>
+      <w:numFmt w:val="decimal"/>
+      <w:lvlText w:val="%1.%2.%3.%4.%5.%6"/>
+      <w:lvlJc w:val="left"/>
+      <w:pPr>
+        <w:tabs>
+          <w:tab w:val="num" w:pos="0"/>
+        </w:tabs>
+        <w:ind w:left="1080" w:hanging="1080"/>
+      </w:pPr>
+    </w:lvl>
+    <w:lvl w:ilvl="6">
+      <w:start w:val="1"/>
+      <w:numFmt w:val="decimal"/>
+      <w:lvlText w:val="%1.%2.%3.%4.%5.%6.%7"/>
+      <w:lvlJc w:val="left"/>
+      <w:pPr>
+        <w:tabs>
+          <w:tab w:val="num" w:pos="0"/>
+        </w:tabs>
+        <w:ind w:left="1440" w:hanging="1440"/>
+      </w:pPr>
+    </w:lvl>
+    <w:lvl w:ilvl="7">
+      <w:start w:val="1"/>
+      <w:numFmt w:val="decimal"/>
+      <w:lvlText w:val="%1.%2.%3.%4.%5.%6.%7.%8"/>
+      <w:lvlJc w:val="left"/>
+      <w:pPr>
+        <w:tabs>
+          <w:tab w:val="num" w:pos="0"/>
+        </w:tabs>
+        <w:ind w:left="1440" w:hanging="1440"/>
+      </w:pPr>
+    </w:lvl>
+    <w:lvl w:ilvl="8">
+      <w:start w:val="1"/>
+      <w:numFmt w:val="decimal"/>
+      <w:lvlText w:val="%1.%2.%3.%4.%5.%6.%7.%8.%9"/>
+      <w:lvlJc w:val="left"/>
+      <w:pPr>
+        <w:tabs>
+          <w:tab w:val="num" w:pos="0"/>
+        </w:tabs>
+        <w:ind w:left="1800" w:hanging="1800"/>
+      </w:pPr>
+    </w:lvl>
+  </w:abstractNum>
+  <w:abstractNum w:abstractNumId="16" w15:restartNumberingAfterBreak="0">
+    <w:nsid w:val="4A8B6CF4"/>
+    <w:multiLevelType w:val="multilevel"/>
+    <w:tmpl w:val="4AD0909C"/>
+    <w:lvl w:ilvl="0">
+      <w:start w:val="1"/>
+      <w:numFmt w:val="decimal"/>
+      <w:lvlText w:val="%1."/>
+      <w:lvlJc w:val="left"/>
+      <w:pPr>
+        <w:tabs>
+          <w:tab w:val="num" w:pos="0"/>
+        </w:tabs>
+        <w:ind w:left="648" w:hanging="360"/>
+      </w:pPr>
+    </w:lvl>
+    <w:lvl w:ilvl="1">
+      <w:numFmt w:val="decimal"/>
+      <w:lvlText w:val=""/>
+      <w:lvlJc w:val="left"/>
+    </w:lvl>
+    <w:lvl w:ilvl="2">
+      <w:numFmt w:val="decimal"/>
+      <w:lvlText w:val=""/>
+      <w:lvlJc w:val="left"/>
+    </w:lvl>
+    <w:lvl w:ilvl="3">
+      <w:numFmt w:val="decimal"/>
+      <w:lvlText w:val=""/>
+      <w:lvlJc w:val="left"/>
+    </w:lvl>
+    <w:lvl w:ilvl="4">
+      <w:numFmt w:val="decimal"/>
+      <w:lvlText w:val=""/>
+      <w:lvlJc w:val="left"/>
+    </w:lvl>
+    <w:lvl w:ilvl="5">
+      <w:numFmt w:val="decimal"/>
+      <w:lvlText w:val=""/>
+      <w:lvlJc w:val="left"/>
+    </w:lvl>
+    <w:lvl w:ilvl="6">
+      <w:numFmt w:val="decimal"/>
+      <w:lvlText w:val=""/>
+      <w:lvlJc w:val="left"/>
+    </w:lvl>
+    <w:lvl w:ilvl="7">
+      <w:numFmt w:val="decimal"/>
+      <w:lvlText w:val=""/>
+      <w:lvlJc w:val="left"/>
+    </w:lvl>
+    <w:lvl w:ilvl="8">
+      <w:numFmt w:val="decimal"/>
+      <w:lvlText w:val=""/>
+      <w:lvlJc w:val="left"/>
+    </w:lvl>
+  </w:abstractNum>
+  <w:abstractNum w:abstractNumId="17" w15:restartNumberingAfterBreak="0">
+    <w:nsid w:val="4E5E2820"/>
+    <w:multiLevelType w:val="multilevel"/>
+    <w:tmpl w:val="10A6FCFC"/>
+    <w:lvl w:ilvl="0">
+      <w:start w:val="1"/>
+      <w:numFmt w:val="decimal"/>
+      <w:lvlText w:val="%1."/>
+      <w:lvlJc w:val="left"/>
+      <w:pPr>
+        <w:tabs>
+          <w:tab w:val="num" w:pos="0"/>
+        </w:tabs>
+        <w:ind w:left="648" w:hanging="360"/>
+      </w:pPr>
+    </w:lvl>
+    <w:lvl w:ilvl="1">
+      <w:numFmt w:val="decimal"/>
+      <w:lvlText w:val=""/>
+      <w:lvlJc w:val="left"/>
+    </w:lvl>
+    <w:lvl w:ilvl="2">
+      <w:numFmt w:val="decimal"/>
+      <w:lvlText w:val=""/>
+      <w:lvlJc w:val="left"/>
+    </w:lvl>
+    <w:lvl w:ilvl="3">
+      <w:numFmt w:val="decimal"/>
+      <w:lvlText w:val=""/>
+      <w:lvlJc w:val="left"/>
+    </w:lvl>
+    <w:lvl w:ilvl="4">
+      <w:numFmt w:val="decimal"/>
+      <w:lvlText w:val=""/>
+      <w:lvlJc w:val="left"/>
+    </w:lvl>
+    <w:lvl w:ilvl="5">
+      <w:numFmt w:val="decimal"/>
+      <w:lvlText w:val=""/>
+      <w:lvlJc w:val="left"/>
+    </w:lvl>
+    <w:lvl w:ilvl="6">
+      <w:numFmt w:val="decimal"/>
+      <w:lvlText w:val=""/>
+      <w:lvlJc w:val="left"/>
+    </w:lvl>
+    <w:lvl w:ilvl="7">
+      <w:numFmt w:val="decimal"/>
+      <w:lvlText w:val=""/>
+      <w:lvlJc w:val="left"/>
+    </w:lvl>
+    <w:lvl w:ilvl="8">
+      <w:numFmt w:val="decimal"/>
+      <w:lvlText w:val=""/>
+      <w:lvlJc w:val="left"/>
+    </w:lvl>
+  </w:abstractNum>
+  <w:abstractNum w:abstractNumId="18" w15:restartNumberingAfterBreak="0">
+    <w:nsid w:val="55306CF5"/>
+    <w:multiLevelType w:val="multilevel"/>
+    <w:tmpl w:val="7F30D082"/>
+    <w:lvl w:ilvl="0">
+      <w:start w:val="1"/>
+      <w:numFmt w:val="decimal"/>
+      <w:lvlText w:val="%1."/>
+      <w:lvlJc w:val="left"/>
+      <w:pPr>
+        <w:tabs>
+          <w:tab w:val="num" w:pos="0"/>
+        </w:tabs>
+        <w:ind w:left="648" w:hanging="360"/>
+      </w:pPr>
+    </w:lvl>
+    <w:lvl w:ilvl="1">
+      <w:numFmt w:val="decimal"/>
+      <w:lvlText w:val=""/>
+      <w:lvlJc w:val="left"/>
+    </w:lvl>
+    <w:lvl w:ilvl="2">
+      <w:numFmt w:val="decimal"/>
+      <w:lvlText w:val=""/>
+      <w:lvlJc w:val="left"/>
+    </w:lvl>
+    <w:lvl w:ilvl="3">
+      <w:numFmt w:val="decimal"/>
+      <w:lvlText w:val=""/>
+      <w:lvlJc w:val="left"/>
+    </w:lvl>
+    <w:lvl w:ilvl="4">
+      <w:numFmt w:val="decimal"/>
+      <w:lvlText w:val=""/>
+      <w:lvlJc w:val="left"/>
+    </w:lvl>
+    <w:lvl w:ilvl="5">
+      <w:numFmt w:val="decimal"/>
+      <w:lvlText w:val=""/>
+      <w:lvlJc w:val="left"/>
+    </w:lvl>
+    <w:lvl w:ilvl="6">
+      <w:numFmt w:val="decimal"/>
+      <w:lvlText w:val=""/>
+      <w:lvlJc w:val="left"/>
+    </w:lvl>
+    <w:lvl w:ilvl="7">
+      <w:numFmt w:val="decimal"/>
+      <w:lvlText w:val=""/>
+      <w:lvlJc w:val="left"/>
+    </w:lvl>
+    <w:lvl w:ilvl="8">
+      <w:numFmt w:val="decimal"/>
+      <w:lvlText w:val=""/>
+      <w:lvlJc w:val="left"/>
+    </w:lvl>
+  </w:abstractNum>
+  <w:abstractNum w:abstractNumId="19" w15:restartNumberingAfterBreak="0">
+    <w:nsid w:val="5A680B68"/>
+    <w:multiLevelType w:val="multilevel"/>
+    <w:tmpl w:val="86142372"/>
+    <w:lvl w:ilvl="0">
+      <w:start w:val="1"/>
+      <w:numFmt w:val="decimal"/>
+      <w:lvlText w:val="%1."/>
+      <w:lvlJc w:val="left"/>
+      <w:pPr>
+        <w:tabs>
+          <w:tab w:val="num" w:pos="0"/>
+        </w:tabs>
+        <w:ind w:left="648" w:hanging="360"/>
+      </w:pPr>
+    </w:lvl>
+    <w:lvl w:ilvl="1">
+      <w:numFmt w:val="decimal"/>
+      <w:lvlText w:val=""/>
+      <w:lvlJc w:val="left"/>
+    </w:lvl>
+    <w:lvl w:ilvl="2">
+      <w:numFmt w:val="decimal"/>
+      <w:lvlText w:val=""/>
+      <w:lvlJc w:val="left"/>
+    </w:lvl>
+    <w:lvl w:ilvl="3">
+      <w:numFmt w:val="decimal"/>
+      <w:lvlText w:val=""/>
+      <w:lvlJc w:val="left"/>
+    </w:lvl>
+    <w:lvl w:ilvl="4">
+      <w:numFmt w:val="decimal"/>
+      <w:lvlText w:val=""/>
+      <w:lvlJc w:val="left"/>
+    </w:lvl>
+    <w:lvl w:ilvl="5">
+      <w:numFmt w:val="decimal"/>
+      <w:lvlText w:val=""/>
+      <w:lvlJc w:val="left"/>
+    </w:lvl>
+    <w:lvl w:ilvl="6">
+      <w:numFmt w:val="decimal"/>
+      <w:lvlText w:val=""/>
+      <w:lvlJc w:val="left"/>
+    </w:lvl>
+    <w:lvl w:ilvl="7">
+      <w:numFmt w:val="decimal"/>
+      <w:lvlText w:val=""/>
+      <w:lvlJc w:val="left"/>
+    </w:lvl>
+    <w:lvl w:ilvl="8">
+      <w:numFmt w:val="decimal"/>
+      <w:lvlText w:val=""/>
+      <w:lvlJc w:val="left"/>
+    </w:lvl>
+  </w:abstractNum>
+  <w:abstractNum w:abstractNumId="20" w15:restartNumberingAfterBreak="0">
+    <w:nsid w:val="5B674606"/>
+    <w:multiLevelType w:val="multilevel"/>
+    <w:tmpl w:val="0D48E7D2"/>
+    <w:lvl w:ilvl="0">
+      <w:start w:val="1"/>
+      <w:numFmt w:val="decimal"/>
+      <w:lvlText w:val="%1."/>
+      <w:lvlJc w:val="left"/>
+      <w:pPr>
+        <w:tabs>
+          <w:tab w:val="num" w:pos="0"/>
+        </w:tabs>
+        <w:ind w:left="648" w:hanging="360"/>
+      </w:pPr>
+    </w:lvl>
+    <w:lvl w:ilvl="1">
+      <w:numFmt w:val="decimal"/>
+      <w:lvlText w:val=""/>
+      <w:lvlJc w:val="left"/>
+    </w:lvl>
+    <w:lvl w:ilvl="2">
+      <w:numFmt w:val="decimal"/>
+      <w:lvlText w:val=""/>
+      <w:lvlJc w:val="left"/>
+    </w:lvl>
+    <w:lvl w:ilvl="3">
+      <w:numFmt w:val="decimal"/>
+      <w:lvlText w:val=""/>
+      <w:lvlJc w:val="left"/>
+    </w:lvl>
+    <w:lvl w:ilvl="4">
+      <w:numFmt w:val="decimal"/>
+      <w:lvlText w:val=""/>
+      <w:lvlJc w:val="left"/>
+    </w:lvl>
+    <w:lvl w:ilvl="5">
+      <w:numFmt w:val="decimal"/>
+      <w:lvlText w:val=""/>
+      <w:lvlJc w:val="left"/>
+    </w:lvl>
+    <w:lvl w:ilvl="6">
+      <w:numFmt w:val="decimal"/>
+      <w:lvlText w:val=""/>
+      <w:lvlJc w:val="left"/>
+    </w:lvl>
+    <w:lvl w:ilvl="7">
+      <w:numFmt w:val="decimal"/>
+      <w:lvlText w:val=""/>
+      <w:lvlJc w:val="left"/>
+    </w:lvl>
+    <w:lvl w:ilvl="8">
+      <w:numFmt w:val="decimal"/>
+      <w:lvlText w:val=""/>
+      <w:lvlJc w:val="left"/>
+    </w:lvl>
+  </w:abstractNum>
+  <w:abstractNum w:abstractNumId="21" w15:restartNumberingAfterBreak="0">
+    <w:nsid w:val="5C5B4C50"/>
+    <w:multiLevelType w:val="multilevel"/>
+    <w:tmpl w:val="A5E2716E"/>
+    <w:lvl w:ilvl="0">
+      <w:start w:val="1"/>
+      <w:numFmt w:val="decimal"/>
+      <w:lvlText w:val="%1."/>
+      <w:lvlJc w:val="left"/>
+      <w:pPr>
+        <w:tabs>
+          <w:tab w:val="num" w:pos="0"/>
+        </w:tabs>
+        <w:ind w:left="648" w:hanging="360"/>
+      </w:pPr>
+    </w:lvl>
+    <w:lvl w:ilvl="1">
+      <w:numFmt w:val="decimal"/>
+      <w:lvlText w:val=""/>
+      <w:lvlJc w:val="left"/>
+    </w:lvl>
+    <w:lvl w:ilvl="2">
+      <w:numFmt w:val="decimal"/>
+      <w:lvlText w:val=""/>
+      <w:lvlJc w:val="left"/>
+    </w:lvl>
+    <w:lvl w:ilvl="3">
+      <w:numFmt w:val="decimal"/>
+      <w:lvlText w:val=""/>
+      <w:lvlJc w:val="left"/>
+    </w:lvl>
+    <w:lvl w:ilvl="4">
+      <w:numFmt w:val="decimal"/>
+      <w:lvlText w:val=""/>
+      <w:lvlJc w:val="left"/>
+    </w:lvl>
+    <w:lvl w:ilvl="5">
+      <w:numFmt w:val="decimal"/>
+      <w:lvlText w:val=""/>
+      <w:lvlJc w:val="left"/>
+    </w:lvl>
+    <w:lvl w:ilvl="6">
+      <w:numFmt w:val="decimal"/>
+      <w:lvlText w:val=""/>
+      <w:lvlJc w:val="left"/>
+    </w:lvl>
+    <w:lvl w:ilvl="7">
+      <w:numFmt w:val="decimal"/>
+      <w:lvlText w:val=""/>
+      <w:lvlJc w:val="left"/>
+    </w:lvl>
+    <w:lvl w:ilvl="8">
+      <w:numFmt w:val="decimal"/>
+      <w:lvlText w:val=""/>
+      <w:lvlJc w:val="left"/>
+    </w:lvl>
+  </w:abstractNum>
   <w:abstractNum w:abstractNumId="22" w15:restartNumberingAfterBreak="0">
-    <w:nsid w:val="6F055403"/>
-    <w:multiLevelType w:val="hybridMultilevel"/>
-    <w:tmpl w:val="81A88694"/>
-    <w:lvl w:ilvl="0" w:tplc="6C8CC50A">
+    <w:nsid w:val="602A0210"/>
+    <w:multiLevelType w:val="multilevel"/>
+    <w:tmpl w:val="7C7C09D0"/>
+    <w:lvl w:ilvl="0">
       <w:start w:val="1"/>
       <w:numFmt w:val="decimal"/>
       <w:lvlText w:val="%1."/>
       <w:lvlJc w:val="left"/>
       <w:pPr>
+        <w:tabs>
+          <w:tab w:val="num" w:pos="0"/>
+        </w:tabs>
         <w:ind w:left="648" w:hanging="360"/>
       </w:pPr>
     </w:lvl>
-    <w:lvl w:ilvl="1" w:tplc="93BE46C8">
-      <w:numFmt w:val="decimal"/>
-      <w:lvlText w:val=""/>
-      <w:lvlJc w:val="left"/>
-    </w:lvl>
-    <w:lvl w:ilvl="2" w:tplc="F3A0ECF8">
-      <w:numFmt w:val="decimal"/>
-      <w:lvlText w:val=""/>
-      <w:lvlJc w:val="left"/>
-    </w:lvl>
-    <w:lvl w:ilvl="3" w:tplc="7248D002">
-      <w:numFmt w:val="decimal"/>
-      <w:lvlText w:val=""/>
-      <w:lvlJc w:val="left"/>
-    </w:lvl>
-    <w:lvl w:ilvl="4" w:tplc="8C2CF856">
-      <w:numFmt w:val="decimal"/>
-      <w:lvlText w:val=""/>
-      <w:lvlJc w:val="left"/>
-    </w:lvl>
-    <w:lvl w:ilvl="5" w:tplc="BCD49FCA">
-      <w:numFmt w:val="decimal"/>
-      <w:lvlText w:val=""/>
-      <w:lvlJc w:val="left"/>
-    </w:lvl>
-    <w:lvl w:ilvl="6" w:tplc="B7220AD0">
-      <w:numFmt w:val="decimal"/>
-      <w:lvlText w:val=""/>
-      <w:lvlJc w:val="left"/>
-    </w:lvl>
-    <w:lvl w:ilvl="7" w:tplc="14B0F148">
-      <w:numFmt w:val="decimal"/>
-      <w:lvlText w:val=""/>
-      <w:lvlJc w:val="left"/>
-    </w:lvl>
-    <w:lvl w:ilvl="8" w:tplc="01F455BC">
+    <w:lvl w:ilvl="1">
+      <w:numFmt w:val="decimal"/>
+      <w:lvlText w:val=""/>
+      <w:lvlJc w:val="left"/>
+    </w:lvl>
+    <w:lvl w:ilvl="2">
+      <w:numFmt w:val="decimal"/>
+      <w:lvlText w:val=""/>
+      <w:lvlJc w:val="left"/>
+    </w:lvl>
+    <w:lvl w:ilvl="3">
+      <w:numFmt w:val="decimal"/>
+      <w:lvlText w:val=""/>
+      <w:lvlJc w:val="left"/>
+    </w:lvl>
+    <w:lvl w:ilvl="4">
+      <w:numFmt w:val="decimal"/>
+      <w:lvlText w:val=""/>
+      <w:lvlJc w:val="left"/>
+    </w:lvl>
+    <w:lvl w:ilvl="5">
+      <w:numFmt w:val="decimal"/>
+      <w:lvlText w:val=""/>
+      <w:lvlJc w:val="left"/>
+    </w:lvl>
+    <w:lvl w:ilvl="6">
+      <w:numFmt w:val="decimal"/>
+      <w:lvlText w:val=""/>
+      <w:lvlJc w:val="left"/>
+    </w:lvl>
+    <w:lvl w:ilvl="7">
+      <w:numFmt w:val="decimal"/>
+      <w:lvlText w:val=""/>
+      <w:lvlJc w:val="left"/>
+    </w:lvl>
+    <w:lvl w:ilvl="8">
       <w:numFmt w:val="decimal"/>
       <w:lvlText w:val=""/>
       <w:lvlJc w:val="left"/>
     </w:lvl>
   </w:abstractNum>
   <w:abstractNum w:abstractNumId="23" w15:restartNumberingAfterBreak="0">
-    <w:nsid w:val="7135582C"/>
-    <w:multiLevelType w:val="hybridMultilevel"/>
-    <w:tmpl w:val="A314E618"/>
-    <w:lvl w:ilvl="0" w:tplc="E23241AE">
+    <w:nsid w:val="6C070AB5"/>
+    <w:multiLevelType w:val="multilevel"/>
+    <w:tmpl w:val="01463F52"/>
+    <w:lvl w:ilvl="0">
       <w:start w:val="1"/>
       <w:numFmt w:val="decimal"/>
       <w:lvlText w:val="%1."/>
       <w:lvlJc w:val="left"/>
       <w:pPr>
+        <w:tabs>
+          <w:tab w:val="num" w:pos="0"/>
+        </w:tabs>
         <w:ind w:left="648" w:hanging="360"/>
       </w:pPr>
     </w:lvl>
-    <w:lvl w:ilvl="1" w:tplc="12688ED6">
-      <w:numFmt w:val="decimal"/>
-      <w:lvlText w:val=""/>
-      <w:lvlJc w:val="left"/>
-    </w:lvl>
-    <w:lvl w:ilvl="2" w:tplc="091E2102">
-      <w:numFmt w:val="decimal"/>
-      <w:lvlText w:val=""/>
-      <w:lvlJc w:val="left"/>
-    </w:lvl>
-    <w:lvl w:ilvl="3" w:tplc="C87E1C98">
-      <w:numFmt w:val="decimal"/>
-      <w:lvlText w:val=""/>
-      <w:lvlJc w:val="left"/>
-    </w:lvl>
-    <w:lvl w:ilvl="4" w:tplc="3FECB958">
-      <w:numFmt w:val="decimal"/>
-      <w:lvlText w:val=""/>
-      <w:lvlJc w:val="left"/>
-    </w:lvl>
-    <w:lvl w:ilvl="5" w:tplc="D960DC4C">
-      <w:numFmt w:val="decimal"/>
-      <w:lvlText w:val=""/>
-      <w:lvlJc w:val="left"/>
-    </w:lvl>
-    <w:lvl w:ilvl="6" w:tplc="D7AC803C">
-      <w:numFmt w:val="decimal"/>
-      <w:lvlText w:val=""/>
-      <w:lvlJc w:val="left"/>
-    </w:lvl>
-    <w:lvl w:ilvl="7" w:tplc="1ADCCD42">
-      <w:numFmt w:val="decimal"/>
-      <w:lvlText w:val=""/>
-      <w:lvlJc w:val="left"/>
-    </w:lvl>
-    <w:lvl w:ilvl="8" w:tplc="EF5C2AAC">
+    <w:lvl w:ilvl="1">
+      <w:numFmt w:val="decimal"/>
+      <w:lvlText w:val=""/>
+      <w:lvlJc w:val="left"/>
+    </w:lvl>
+    <w:lvl w:ilvl="2">
+      <w:numFmt w:val="decimal"/>
+      <w:lvlText w:val=""/>
+      <w:lvlJc w:val="left"/>
+    </w:lvl>
+    <w:lvl w:ilvl="3">
+      <w:numFmt w:val="decimal"/>
+      <w:lvlText w:val=""/>
+      <w:lvlJc w:val="left"/>
+    </w:lvl>
+    <w:lvl w:ilvl="4">
+      <w:numFmt w:val="decimal"/>
+      <w:lvlText w:val=""/>
+      <w:lvlJc w:val="left"/>
+    </w:lvl>
+    <w:lvl w:ilvl="5">
+      <w:numFmt w:val="decimal"/>
+      <w:lvlText w:val=""/>
+      <w:lvlJc w:val="left"/>
+    </w:lvl>
+    <w:lvl w:ilvl="6">
+      <w:numFmt w:val="decimal"/>
+      <w:lvlText w:val=""/>
+      <w:lvlJc w:val="left"/>
+    </w:lvl>
+    <w:lvl w:ilvl="7">
+      <w:numFmt w:val="decimal"/>
+      <w:lvlText w:val=""/>
+      <w:lvlJc w:val="left"/>
+    </w:lvl>
+    <w:lvl w:ilvl="8">
       <w:numFmt w:val="decimal"/>
       <w:lvlText w:val=""/>
       <w:lvlJc w:val="left"/>
     </w:lvl>
   </w:abstractNum>
   <w:abstractNum w:abstractNumId="24" w15:restartNumberingAfterBreak="0">
-    <w:nsid w:val="786C1D22"/>
-    <w:multiLevelType w:val="hybridMultilevel"/>
-    <w:tmpl w:val="92A8A97E"/>
-    <w:lvl w:ilvl="0" w:tplc="C4B62994">
+    <w:nsid w:val="6CCF1986"/>
+    <w:multiLevelType w:val="multilevel"/>
+    <w:tmpl w:val="AE964B82"/>
+    <w:lvl w:ilvl="0">
       <w:start w:val="1"/>
       <w:numFmt w:val="decimal"/>
       <w:lvlText w:val="%1."/>
       <w:lvlJc w:val="left"/>
       <w:pPr>
+        <w:tabs>
+          <w:tab w:val="num" w:pos="0"/>
+        </w:tabs>
         <w:ind w:left="648" w:hanging="360"/>
       </w:pPr>
     </w:lvl>
-    <w:lvl w:ilvl="1" w:tplc="9DB25C68">
-      <w:numFmt w:val="decimal"/>
-      <w:lvlText w:val=""/>
-      <w:lvlJc w:val="left"/>
-    </w:lvl>
-    <w:lvl w:ilvl="2" w:tplc="6F40741C">
-      <w:numFmt w:val="decimal"/>
-      <w:lvlText w:val=""/>
-      <w:lvlJc w:val="left"/>
-    </w:lvl>
-    <w:lvl w:ilvl="3" w:tplc="CD76DAAC">
-      <w:numFmt w:val="decimal"/>
-      <w:lvlText w:val=""/>
-      <w:lvlJc w:val="left"/>
-    </w:lvl>
-    <w:lvl w:ilvl="4" w:tplc="832CB1A0">
-      <w:numFmt w:val="decimal"/>
-      <w:lvlText w:val=""/>
-      <w:lvlJc w:val="left"/>
-    </w:lvl>
-    <w:lvl w:ilvl="5" w:tplc="E03018E6">
-      <w:numFmt w:val="decimal"/>
-      <w:lvlText w:val=""/>
-      <w:lvlJc w:val="left"/>
-    </w:lvl>
-    <w:lvl w:ilvl="6" w:tplc="8A16062A">
-      <w:numFmt w:val="decimal"/>
-      <w:lvlText w:val=""/>
-      <w:lvlJc w:val="left"/>
-    </w:lvl>
-    <w:lvl w:ilvl="7" w:tplc="DCA8B2D4">
-      <w:numFmt w:val="decimal"/>
-      <w:lvlText w:val=""/>
-      <w:lvlJc w:val="left"/>
-    </w:lvl>
-    <w:lvl w:ilvl="8" w:tplc="08CAA942">
+    <w:lvl w:ilvl="1">
+      <w:numFmt w:val="decimal"/>
+      <w:lvlText w:val=""/>
+      <w:lvlJc w:val="left"/>
+    </w:lvl>
+    <w:lvl w:ilvl="2">
+      <w:numFmt w:val="decimal"/>
+      <w:lvlText w:val=""/>
+      <w:lvlJc w:val="left"/>
+    </w:lvl>
+    <w:lvl w:ilvl="3">
+      <w:numFmt w:val="decimal"/>
+      <w:lvlText w:val=""/>
+      <w:lvlJc w:val="left"/>
+    </w:lvl>
+    <w:lvl w:ilvl="4">
+      <w:numFmt w:val="decimal"/>
+      <w:lvlText w:val=""/>
+      <w:lvlJc w:val="left"/>
+    </w:lvl>
+    <w:lvl w:ilvl="5">
+      <w:numFmt w:val="decimal"/>
+      <w:lvlText w:val=""/>
+      <w:lvlJc w:val="left"/>
+    </w:lvl>
+    <w:lvl w:ilvl="6">
+      <w:numFmt w:val="decimal"/>
+      <w:lvlText w:val=""/>
+      <w:lvlJc w:val="left"/>
+    </w:lvl>
+    <w:lvl w:ilvl="7">
+      <w:numFmt w:val="decimal"/>
+      <w:lvlText w:val=""/>
+      <w:lvlJc w:val="left"/>
+    </w:lvl>
+    <w:lvl w:ilvl="8">
       <w:numFmt w:val="decimal"/>
       <w:lvlText w:val=""/>
       <w:lvlJc w:val="left"/>
     </w:lvl>
   </w:abstractNum>
   <w:abstractNum w:abstractNumId="25" w15:restartNumberingAfterBreak="0">
-    <w:nsid w:val="7C397105"/>
+    <w:nsid w:val="726C764E"/>
     <w:multiLevelType w:val="multilevel"/>
-    <w:tmpl w:val="5DF882E6"/>
+    <w:tmpl w:val="A78C1826"/>
+    <w:lvl w:ilvl="0">
+      <w:start w:val="1"/>
+      <w:numFmt w:val="decimal"/>
+      <w:lvlText w:val="%1."/>
+      <w:lvlJc w:val="left"/>
+      <w:pPr>
+        <w:tabs>
+          <w:tab w:val="num" w:pos="0"/>
+        </w:tabs>
+        <w:ind w:left="648" w:hanging="360"/>
+      </w:pPr>
+    </w:lvl>
+    <w:lvl w:ilvl="1">
+      <w:numFmt w:val="decimal"/>
+      <w:lvlText w:val=""/>
+      <w:lvlJc w:val="left"/>
+    </w:lvl>
+    <w:lvl w:ilvl="2">
+      <w:numFmt w:val="decimal"/>
+      <w:lvlText w:val=""/>
+      <w:lvlJc w:val="left"/>
+    </w:lvl>
+    <w:lvl w:ilvl="3">
+      <w:numFmt w:val="decimal"/>
+      <w:lvlText w:val=""/>
+      <w:lvlJc w:val="left"/>
+    </w:lvl>
+    <w:lvl w:ilvl="4">
+      <w:numFmt w:val="decimal"/>
+      <w:lvlText w:val=""/>
+      <w:lvlJc w:val="left"/>
+    </w:lvl>
+    <w:lvl w:ilvl="5">
+      <w:numFmt w:val="decimal"/>
+      <w:lvlText w:val=""/>
+      <w:lvlJc w:val="left"/>
+    </w:lvl>
+    <w:lvl w:ilvl="6">
+      <w:numFmt w:val="decimal"/>
+      <w:lvlText w:val=""/>
+      <w:lvlJc w:val="left"/>
+    </w:lvl>
+    <w:lvl w:ilvl="7">
+      <w:numFmt w:val="decimal"/>
+      <w:lvlText w:val=""/>
+      <w:lvlJc w:val="left"/>
+    </w:lvl>
+    <w:lvl w:ilvl="8">
+      <w:numFmt w:val="decimal"/>
+      <w:lvlText w:val=""/>
+      <w:lvlJc w:val="left"/>
+    </w:lvl>
+  </w:abstractNum>
+  <w:abstractNum w:abstractNumId="26" w15:restartNumberingAfterBreak="0">
+    <w:nsid w:val="7287631E"/>
+    <w:multiLevelType w:val="multilevel"/>
+    <w:tmpl w:val="9E42BCCC"/>
     <w:lvl w:ilvl="0">
       <w:start w:val="1"/>
       <w:numFmt w:val="bullet"/>
@@ -4935,164 +6001,236 @@
       </w:rPr>
     </w:lvl>
   </w:abstractNum>
+  <w:abstractNum w:abstractNumId="27" w15:restartNumberingAfterBreak="0">
+    <w:nsid w:val="746646D5"/>
+    <w:multiLevelType w:val="multilevel"/>
+    <w:tmpl w:val="34D63EB6"/>
+    <w:lvl w:ilvl="0">
+      <w:start w:val="1"/>
+      <w:numFmt w:val="decimal"/>
+      <w:lvlText w:val="%1."/>
+      <w:lvlJc w:val="left"/>
+      <w:pPr>
+        <w:tabs>
+          <w:tab w:val="num" w:pos="0"/>
+        </w:tabs>
+        <w:ind w:left="648" w:hanging="360"/>
+      </w:pPr>
+    </w:lvl>
+    <w:lvl w:ilvl="1">
+      <w:numFmt w:val="decimal"/>
+      <w:lvlText w:val=""/>
+      <w:lvlJc w:val="left"/>
+    </w:lvl>
+    <w:lvl w:ilvl="2">
+      <w:numFmt w:val="decimal"/>
+      <w:lvlText w:val=""/>
+      <w:lvlJc w:val="left"/>
+    </w:lvl>
+    <w:lvl w:ilvl="3">
+      <w:numFmt w:val="decimal"/>
+      <w:lvlText w:val=""/>
+      <w:lvlJc w:val="left"/>
+    </w:lvl>
+    <w:lvl w:ilvl="4">
+      <w:numFmt w:val="decimal"/>
+      <w:lvlText w:val=""/>
+      <w:lvlJc w:val="left"/>
+    </w:lvl>
+    <w:lvl w:ilvl="5">
+      <w:numFmt w:val="decimal"/>
+      <w:lvlText w:val=""/>
+      <w:lvlJc w:val="left"/>
+    </w:lvl>
+    <w:lvl w:ilvl="6">
+      <w:numFmt w:val="decimal"/>
+      <w:lvlText w:val=""/>
+      <w:lvlJc w:val="left"/>
+    </w:lvl>
+    <w:lvl w:ilvl="7">
+      <w:numFmt w:val="decimal"/>
+      <w:lvlText w:val=""/>
+      <w:lvlJc w:val="left"/>
+    </w:lvl>
+    <w:lvl w:ilvl="8">
+      <w:numFmt w:val="decimal"/>
+      <w:lvlText w:val=""/>
+      <w:lvlJc w:val="left"/>
+    </w:lvl>
+  </w:abstractNum>
+  <w:abstractNum w:abstractNumId="28" w15:restartNumberingAfterBreak="0">
+    <w:nsid w:val="74FC3713"/>
+    <w:multiLevelType w:val="multilevel"/>
+    <w:tmpl w:val="0154669E"/>
+    <w:lvl w:ilvl="0">
+      <w:start w:val="1"/>
+      <w:numFmt w:val="decimal"/>
+      <w:lvlText w:val="%1."/>
+      <w:lvlJc w:val="left"/>
+      <w:pPr>
+        <w:tabs>
+          <w:tab w:val="num" w:pos="0"/>
+        </w:tabs>
+        <w:ind w:left="648" w:hanging="360"/>
+      </w:pPr>
+    </w:lvl>
+    <w:lvl w:ilvl="1">
+      <w:numFmt w:val="decimal"/>
+      <w:lvlText w:val=""/>
+      <w:lvlJc w:val="left"/>
+    </w:lvl>
+    <w:lvl w:ilvl="2">
+      <w:numFmt w:val="decimal"/>
+      <w:lvlText w:val=""/>
+      <w:lvlJc w:val="left"/>
+    </w:lvl>
+    <w:lvl w:ilvl="3">
+      <w:numFmt w:val="decimal"/>
+      <w:lvlText w:val=""/>
+      <w:lvlJc w:val="left"/>
+    </w:lvl>
+    <w:lvl w:ilvl="4">
+      <w:numFmt w:val="decimal"/>
+      <w:lvlText w:val=""/>
+      <w:lvlJc w:val="left"/>
+    </w:lvl>
+    <w:lvl w:ilvl="5">
+      <w:numFmt w:val="decimal"/>
+      <w:lvlText w:val=""/>
+      <w:lvlJc w:val="left"/>
+    </w:lvl>
+    <w:lvl w:ilvl="6">
+      <w:numFmt w:val="decimal"/>
+      <w:lvlText w:val=""/>
+      <w:lvlJc w:val="left"/>
+    </w:lvl>
+    <w:lvl w:ilvl="7">
+      <w:numFmt w:val="decimal"/>
+      <w:lvlText w:val=""/>
+      <w:lvlJc w:val="left"/>
+    </w:lvl>
+    <w:lvl w:ilvl="8">
+      <w:numFmt w:val="decimal"/>
+      <w:lvlText w:val=""/>
+      <w:lvlJc w:val="left"/>
+    </w:lvl>
+  </w:abstractNum>
   <w:num w:numId="1">
-    <w:abstractNumId w:val="20"/>
+    <w:abstractNumId w:val="4"/>
   </w:num>
   <w:num w:numId="2">
-    <w:abstractNumId w:val="9"/>
+    <w:abstractNumId w:val="22"/>
   </w:num>
   <w:num w:numId="3">
-    <w:abstractNumId w:val="7"/>
+    <w:abstractNumId w:val="27"/>
   </w:num>
   <w:num w:numId="4">
-    <w:abstractNumId w:val="14"/>
+    <w:abstractNumId w:val="3"/>
   </w:num>
   <w:num w:numId="5">
-    <w:abstractNumId w:val="25"/>
+    <w:abstractNumId w:val="26"/>
   </w:num>
   <w:num w:numId="6">
-    <w:abstractNumId w:val="5"/>
+    <w:abstractNumId w:val="15"/>
   </w:num>
   <w:num w:numId="7">
-    <w:abstractNumId w:val="21"/>
+    <w:abstractNumId w:val="12"/>
   </w:num>
   <w:num w:numId="8">
-    <w:abstractNumId w:val="8"/>
+    <w:abstractNumId w:val="11"/>
   </w:num>
   <w:num w:numId="9">
-    <w:abstractNumId w:val="13"/>
+    <w:abstractNumId w:val="19"/>
   </w:num>
   <w:num w:numId="10">
-    <w:abstractNumId w:val="14"/>
+    <w:abstractNumId w:val="3"/>
     <w:lvlOverride w:ilvl="0">
       <w:startOverride w:val="1"/>
     </w:lvlOverride>
   </w:num>
   <w:num w:numId="11">
-    <w:abstractNumId w:val="21"/>
+    <w:abstractNumId w:val="12"/>
     <w:lvlOverride w:ilvl="0">
       <w:startOverride w:val="1"/>
     </w:lvlOverride>
   </w:num>
   <w:num w:numId="12">
-    <w:abstractNumId w:val="7"/>
+    <w:abstractNumId w:val="27"/>
     <w:lvlOverride w:ilvl="0">
       <w:startOverride w:val="1"/>
     </w:lvlOverride>
   </w:num>
   <w:num w:numId="13">
-    <w:abstractNumId w:val="13"/>
+    <w:abstractNumId w:val="19"/>
     <w:lvlOverride w:ilvl="0">
       <w:startOverride w:val="1"/>
     </w:lvlOverride>
   </w:num>
   <w:num w:numId="14">
-    <w:abstractNumId w:val="9"/>
+    <w:abstractNumId w:val="22"/>
     <w:lvlOverride w:ilvl="0">
       <w:startOverride w:val="1"/>
     </w:lvlOverride>
   </w:num>
   <w:num w:numId="15">
-    <w:abstractNumId w:val="24"/>
-    <w:lvlOverride w:ilvl="0">
-      <w:startOverride w:val="1"/>
-    </w:lvlOverride>
+    <w:abstractNumId w:val="9"/>
   </w:num>
   <w:num w:numId="16">
-    <w:abstractNumId w:val="23"/>
-    <w:lvlOverride w:ilvl="0">
-      <w:startOverride w:val="1"/>
-    </w:lvlOverride>
+    <w:abstractNumId w:val="5"/>
   </w:num>
   <w:num w:numId="17">
     <w:abstractNumId w:val="10"/>
-    <w:lvlOverride w:ilvl="0">
-      <w:startOverride w:val="1"/>
-    </w:lvlOverride>
   </w:num>
   <w:num w:numId="18">
-    <w:abstractNumId w:val="18"/>
-    <w:lvlOverride w:ilvl="0">
-      <w:startOverride w:val="1"/>
-    </w:lvlOverride>
+    <w:abstractNumId w:val="21"/>
   </w:num>
   <w:num w:numId="19">
-    <w:abstractNumId w:val="12"/>
-    <w:lvlOverride w:ilvl="0">
-      <w:startOverride w:val="1"/>
-    </w:lvlOverride>
+    <w:abstractNumId w:val="2"/>
   </w:num>
   <w:num w:numId="20">
-    <w:abstractNumId w:val="16"/>
-    <w:lvlOverride w:ilvl="0">
-      <w:startOverride w:val="1"/>
-    </w:lvlOverride>
+    <w:abstractNumId w:val="23"/>
   </w:num>
   <w:num w:numId="21">
-    <w:abstractNumId w:val="17"/>
-    <w:lvlOverride w:ilvl="0">
-      <w:startOverride w:val="1"/>
-    </w:lvlOverride>
+    <w:abstractNumId w:val="14"/>
   </w:num>
   <w:num w:numId="22">
-    <w:abstractNumId w:val="15"/>
-    <w:lvlOverride w:ilvl="0">
-      <w:startOverride w:val="1"/>
-    </w:lvlOverride>
+    <w:abstractNumId w:val="18"/>
   </w:num>
   <w:num w:numId="23">
-    <w:abstractNumId w:val="1"/>
-    <w:lvlOverride w:ilvl="0">
-      <w:startOverride w:val="1"/>
-    </w:lvlOverride>
+    <w:abstractNumId w:val="16"/>
   </w:num>
   <w:num w:numId="24">
-    <w:abstractNumId w:val="2"/>
-    <w:lvlOverride w:ilvl="0">
-      <w:startOverride w:val="1"/>
-    </w:lvlOverride>
+    <w:abstractNumId w:val="7"/>
   </w:num>
   <w:num w:numId="25">
-    <w:abstractNumId w:val="3"/>
-    <w:lvlOverride w:ilvl="0">
-      <w:startOverride w:val="1"/>
-    </w:lvlOverride>
+    <w:abstractNumId w:val="20"/>
   </w:num>
   <w:num w:numId="26">
-    <w:abstractNumId w:val="4"/>
-    <w:lvlOverride w:ilvl="0">
-      <w:startOverride w:val="1"/>
-    </w:lvlOverride>
+    <w:abstractNumId w:val="28"/>
   </w:num>
   <w:num w:numId="27">
-    <w:abstractNumId w:val="22"/>
-    <w:lvlOverride w:ilvl="0">
-      <w:startOverride w:val="1"/>
-    </w:lvlOverride>
+    <w:abstractNumId w:val="6"/>
   </w:num>
   <w:num w:numId="28">
-    <w:abstractNumId w:val="11"/>
-    <w:lvlOverride w:ilvl="0">
-      <w:startOverride w:val="1"/>
-    </w:lvlOverride>
+    <w:abstractNumId w:val="13"/>
   </w:num>
   <w:num w:numId="29">
-    <w:abstractNumId w:val="6"/>
-    <w:lvlOverride w:ilvl="0">
-      <w:startOverride w:val="1"/>
-    </w:lvlOverride>
+    <w:abstractNumId w:val="8"/>
   </w:num>
   <w:num w:numId="30">
-    <w:abstractNumId w:val="0"/>
-    <w:lvlOverride w:ilvl="0">
-      <w:startOverride w:val="1"/>
-    </w:lvlOverride>
+    <w:abstractNumId w:val="17"/>
   </w:num>
   <w:num w:numId="31">
-    <w:abstractNumId w:val="19"/>
-    <w:lvlOverride w:ilvl="0">
-      <w:startOverride w:val="1"/>
-    </w:lvlOverride>
+    <w:abstractNumId w:val="24"/>
+  </w:num>
+  <w:num w:numId="32">
+    <w:abstractNumId w:val="0"/>
+  </w:num>
+  <w:num w:numId="33">
+    <w:abstractNumId w:val="1"/>
+  </w:num>
+  <w:num w:numId="34">
+    <w:abstractNumId w:val="25"/>
   </w:num>
 </w:numbering>
 </file>
@@ -5524,7 +6662,6 @@
     <w:name w:val="heading 2"/>
     <w:basedOn w:val="Normal"/>
     <w:next w:val="Textoindependiente"/>
-    <w:link w:val="Ttulo2Car"/>
     <w:uiPriority w:val="9"/>
     <w:unhideWhenUsed/>
     <w:qFormat/>
@@ -6483,20 +7620,6 @@
   <w:style w:type="numbering" w:customStyle="1" w:styleId="WW8Num42">
     <w:name w:val="WW8Num42"/>
     <w:qFormat/>
-  </w:style>
-  <w:style w:type="character" w:customStyle="1" w:styleId="Ttulo2Car">
-    <w:name w:val="Título 2 Car"/>
-    <w:link w:val="Ttulo2"/>
-    <w:uiPriority w:val="9"/>
-    <w:rsid w:val="00212D1F"/>
-    <w:rPr>
-      <w:rFonts w:ascii="Times New Roman" w:eastAsia="Times New Roman" w:hAnsi="Times New Roman" w:cs="Times New Roman"/>
-      <w:b/>
-      <w:bCs/>
-      <w:sz w:val="36"/>
-      <w:szCs w:val="36"/>
-      <w:lang w:val="es-ES" w:eastAsia="zh-CN"/>
-    </w:rPr>
   </w:style>
 </w:styles>
 </file>
